--- a/docs/operations/dr-bcp.docx
+++ b/docs/operations/dr-bcp.docx
@@ -68,6 +68,212 @@
         <w:jc w:val="start"/>
       </w:tblPr>
       <w:tblGrid>
+        <w:gridCol w:w="1584"/>
+        <w:gridCol w:w="1584"/>
+        <w:gridCol w:w="1584"/>
+        <w:gridCol w:w="1584"/>
+        <w:gridCol w:w="1584"/>
+      </w:tblGrid>
+      <w:tr>
+        <w:trPr>
+          <w:tblHeader w:val="true"/>
+          <w:tblHeader w:val="true"/>
+        </w:trPr>
+        <w:tc>
+          <w:tcPr>
+            <w:shd w:val="clear" w:color="auto" w:fill="213368"/>
+          </w:tcPr>
+          <w:p>
+            <w:pPr>
+              <w:pStyle w:val="Compact"/>
+              <w:spacing w:before="20" w:after="20"/>
+              <w:jc w:val="left"/>
+            </w:pPr>
+            <w:r>
+              <w:rPr>
+                <w:b/>
+                <w:color w:val="FFFFFF"/>
+                <w:sz w:val="17"/>
+              </w:rPr>
+              <w:t xml:space="preserve">Document</w:t>
+            </w:r>
+          </w:p>
+        </w:tc>
+        <w:tc>
+          <w:tcPr>
+            <w:shd w:val="clear" w:color="auto" w:fill="213368"/>
+          </w:tcPr>
+          <w:p>
+            <w:pPr>
+              <w:pStyle w:val="Compact"/>
+              <w:spacing w:before="20" w:after="20"/>
+              <w:jc w:val="left"/>
+            </w:pPr>
+            <w:r>
+              <w:rPr>
+                <w:b/>
+                <w:color w:val="FFFFFF"/>
+                <w:sz w:val="17"/>
+              </w:rPr>
+              <w:t xml:space="preserve">Version</w:t>
+            </w:r>
+          </w:p>
+        </w:tc>
+        <w:tc>
+          <w:tcPr>
+            <w:shd w:val="clear" w:color="auto" w:fill="213368"/>
+          </w:tcPr>
+          <w:p>
+            <w:pPr>
+              <w:pStyle w:val="Compact"/>
+              <w:spacing w:before="20" w:after="20"/>
+              <w:jc w:val="left"/>
+            </w:pPr>
+            <w:r>
+              <w:rPr>
+                <w:b/>
+                <w:color w:val="FFFFFF"/>
+                <w:sz w:val="17"/>
+              </w:rPr>
+              <w:t xml:space="preserve">Date</w:t>
+            </w:r>
+          </w:p>
+        </w:tc>
+        <w:tc>
+          <w:tcPr>
+            <w:shd w:val="clear" w:color="auto" w:fill="213368"/>
+          </w:tcPr>
+          <w:p>
+            <w:pPr>
+              <w:pStyle w:val="Compact"/>
+              <w:spacing w:before="20" w:after="20"/>
+              <w:jc w:val="left"/>
+            </w:pPr>
+            <w:r>
+              <w:rPr>
+                <w:b/>
+                <w:color w:val="FFFFFF"/>
+                <w:sz w:val="17"/>
+              </w:rPr>
+              <w:t xml:space="preserve">Owner</w:t>
+            </w:r>
+          </w:p>
+        </w:tc>
+        <w:tc>
+          <w:tcPr>
+            <w:shd w:val="clear" w:color="auto" w:fill="213368"/>
+          </w:tcPr>
+          <w:p>
+            <w:pPr>
+              <w:pStyle w:val="Compact"/>
+              <w:spacing w:before="20" w:after="20"/>
+              <w:jc w:val="left"/>
+            </w:pPr>
+            <w:r>
+              <w:rPr>
+                <w:b/>
+                <w:color w:val="FFFFFF"/>
+                <w:sz w:val="17"/>
+              </w:rPr>
+              <w:t xml:space="preserve">Status</w:t>
+            </w:r>
+          </w:p>
+        </w:tc>
+      </w:tr>
+      <w:tr>
+        <w:tc>
+          <w:tcPr/>
+          <w:p>
+            <w:pPr>
+              <w:pStyle w:val="Compact"/>
+              <w:spacing w:before="20" w:after="20"/>
+              <w:jc w:val="left"/>
+            </w:pPr>
+            <w:r>
+              <w:rPr>
+                <w:sz w:val="17"/>
+              </w:rPr>
+              <w:t xml:space="preserve">DR and BCP</w:t>
+            </w:r>
+          </w:p>
+        </w:tc>
+        <w:tc>
+          <w:tcPr>
+            <w:noWrap/>
+          </w:tcPr>
+          <w:p>
+            <w:pPr>
+              <w:pStyle w:val="Compact"/>
+              <w:spacing w:before="20" w:after="20"/>
+              <w:jc w:val="left"/>
+            </w:pPr>
+            <w:r>
+              <w:rPr>
+                <w:sz w:val="17"/>
+              </w:rPr>
+              <w:t xml:space="preserve">1.0</w:t>
+            </w:r>
+          </w:p>
+        </w:tc>
+        <w:tc>
+          <w:tcPr/>
+          <w:p>
+            <w:pPr>
+              <w:pStyle w:val="Compact"/>
+              <w:spacing w:before="20" w:after="20"/>
+              <w:jc w:val="left"/>
+            </w:pPr>
+            <w:r>
+              <w:rPr>
+                <w:sz w:val="17"/>
+              </w:rPr>
+              <w:t xml:space="preserve">07 October 2026</w:t>
+            </w:r>
+          </w:p>
+        </w:tc>
+        <w:tc>
+          <w:tcPr/>
+          <w:p>
+            <w:pPr>
+              <w:pStyle w:val="Compact"/>
+              <w:spacing w:before="20" w:after="20"/>
+              <w:jc w:val="left"/>
+            </w:pPr>
+            <w:r>
+              <w:rPr>
+                <w:sz w:val="17"/>
+              </w:rPr>
+              <w:t xml:space="preserve">TASCO IT Head (accountable); SRE + DBA (responsible)</w:t>
+            </w:r>
+          </w:p>
+        </w:tc>
+        <w:tc>
+          <w:tcPr/>
+          <w:p>
+            <w:pPr>
+              <w:pStyle w:val="Compact"/>
+              <w:spacing w:before="20" w:after="20"/>
+              <w:jc w:val="left"/>
+            </w:pPr>
+            <w:r>
+              <w:rPr>
+                <w:sz w:val="17"/>
+              </w:rPr>
+              <w:t xml:space="preserve">Issued for submission</w:t>
+            </w:r>
+          </w:p>
+        </w:tc>
+      </w:tr>
+    </w:tbl>
+    <w:p/>
+    <w:tbl>
+      <w:tblPr>
+        <w:tblStyle w:val="Table"/>
+        <w:tblW w:type="pct" w:w="5000"/>
+        <w:tblLook w:firstRow="1" w:lastRow="0" w:firstColumn="0" w:lastColumn="0" w:noHBand="0" w:noVBand="0" w:val="0020"/>
+        <w:jc w:val="start"/>
+      </w:tblPr>
+      <w:tblGrid>
         <w:gridCol w:w="3960"/>
         <w:gridCol w:w="3960"/>
       </w:tblGrid>
@@ -83,12 +289,14 @@
           <w:p>
             <w:pPr>
               <w:pStyle w:val="Compact"/>
+              <w:spacing w:before="20" w:after="20"/>
               <w:jc w:val="left"/>
             </w:pPr>
             <w:r>
               <w:rPr>
                 <w:b/>
                 <w:color w:val="FFFFFF"/>
+                <w:sz w:val="18"/>
               </w:rPr>
               <w:t xml:space="preserve">Item</w:t>
             </w:r>
@@ -101,12 +309,14 @@
           <w:p>
             <w:pPr>
               <w:pStyle w:val="Compact"/>
+              <w:spacing w:before="20" w:after="20"/>
               <w:jc w:val="left"/>
             </w:pPr>
             <w:r>
               <w:rPr>
                 <w:b/>
                 <w:color w:val="FFFFFF"/>
+                <w:sz w:val="18"/>
               </w:rPr>
               <w:t xml:space="preserve">Value</w:t>
             </w:r>
@@ -115,65 +325,55 @@
       </w:tr>
       <w:tr>
         <w:tc>
-          <w:tcPr/>
-          <w:p>
-            <w:pPr>
-              <w:pStyle w:val="Compact"/>
-              <w:jc w:val="left"/>
-            </w:pPr>
-            <w:r>
-              <w:t xml:space="preserve">Owner</w:t>
-            </w:r>
-          </w:p>
-        </w:tc>
-        <w:tc>
-          <w:tcPr/>
-          <w:p>
-            <w:pPr>
-              <w:pStyle w:val="Compact"/>
-              <w:jc w:val="left"/>
-            </w:pPr>
-            <w:r>
-              <w:t xml:space="preserve">TASCO IT Head (accountable); SRE + DBA (responsible)</w:t>
+          <w:tcPr>
+            <w:noWrap/>
+          </w:tcPr>
+          <w:p>
+            <w:pPr>
+              <w:pStyle w:val="Compact"/>
+              <w:spacing w:before="20" w:after="20"/>
+              <w:jc w:val="left"/>
+            </w:pPr>
+            <w:r>
+              <w:rPr>
+                <w:sz w:val="18"/>
+              </w:rPr>
+              <w:t xml:space="preserve">Approvers</w:t>
+            </w:r>
+          </w:p>
+        </w:tc>
+        <w:tc>
+          <w:tcPr/>
+          <w:p>
+            <w:pPr>
+              <w:pStyle w:val="Compact"/>
+              <w:spacing w:before="20" w:after="20"/>
+              <w:jc w:val="left"/>
+            </w:pPr>
+            <w:r>
+              <w:rPr>
+                <w:sz w:val="18"/>
+              </w:rPr>
+              <w:t xml:space="preserve">TASCO IT Head, TASCO Business Owner, VETC IT Lead, TASCO CISO</w:t>
             </w:r>
           </w:p>
         </w:tc>
       </w:tr>
       <w:tr>
         <w:tc>
-          <w:tcPr/>
-          <w:p>
-            <w:pPr>
-              <w:pStyle w:val="Compact"/>
-              <w:jc w:val="left"/>
-            </w:pPr>
-            <w:r>
-              <w:t xml:space="preserve">Approvers</w:t>
-            </w:r>
-          </w:p>
-        </w:tc>
-        <w:tc>
-          <w:tcPr/>
-          <w:p>
-            <w:pPr>
-              <w:pStyle w:val="Compact"/>
-              <w:jc w:val="left"/>
-            </w:pPr>
-            <w:r>
-              <w:t xml:space="preserve">TASCO IT Head, TASCO Business Owner, VETC IT Lead, TASCO CISO</w:t>
-            </w:r>
-          </w:p>
-        </w:tc>
-      </w:tr>
-      <w:tr>
-        <w:tc>
-          <w:tcPr/>
-          <w:p>
-            <w:pPr>
-              <w:pStyle w:val="Compact"/>
-              <w:jc w:val="left"/>
-            </w:pPr>
-            <w:r>
+          <w:tcPr>
+            <w:noWrap/>
+          </w:tcPr>
+          <w:p>
+            <w:pPr>
+              <w:pStyle w:val="Compact"/>
+              <w:spacing w:before="20" w:after="20"/>
+              <w:jc w:val="left"/>
+            </w:pPr>
+            <w:r>
+              <w:rPr>
+                <w:sz w:val="18"/>
+              </w:rPr>
               <w:t xml:space="preserve">Related</w:t>
             </w:r>
           </w:p>
@@ -183,6 +383,7 @@
           <w:p>
             <w:pPr>
               <w:pStyle w:val="Compact"/>
+              <w:spacing w:before="20" w:after="20"/>
               <w:jc w:val="left"/>
             </w:pPr>
             <w:hyperlink r:id="rId20">
@@ -190,16 +391,25 @@
                 <w:rPr>
                   <w:rStyle w:val="Hyperlink"/>
                 </w:rPr>
-                <w:t xml:space="preserve">Runbook</w:t>
+                <w:t xml:space="preserve">Runbook and Support Guide</w:t>
               </w:r>
             </w:hyperlink>
             <w:r>
-              <w:t xml:space="preserve"> </w:t>
-            </w:r>
-            <w:r>
+              <w:rPr>
+                <w:sz w:val="18"/>
+              </w:rPr>
+              <w:t xml:space="preserve"> </w:t>
+            </w:r>
+            <w:r>
+              <w:rPr>
+                <w:sz w:val="18"/>
+              </w:rPr>
               <w:t xml:space="preserve">·</w:t>
             </w:r>
             <w:r>
+              <w:rPr>
+                <w:sz w:val="18"/>
+              </w:rPr>
               <w:t xml:space="preserve"> </w:t>
             </w:r>
             <w:hyperlink r:id="rId21">
@@ -207,16 +417,25 @@
                 <w:rPr>
                   <w:rStyle w:val="Hyperlink"/>
                 </w:rPr>
-                <w:t xml:space="preserve">Monitoring</w:t>
+                <w:t xml:space="preserve">Monitoring and Alerting</w:t>
               </w:r>
             </w:hyperlink>
             <w:r>
-              <w:t xml:space="preserve"> </w:t>
-            </w:r>
-            <w:r>
+              <w:rPr>
+                <w:sz w:val="18"/>
+              </w:rPr>
+              <w:t xml:space="preserve"> </w:t>
+            </w:r>
+            <w:r>
+              <w:rPr>
+                <w:sz w:val="18"/>
+              </w:rPr>
               <w:t xml:space="preserve">·</w:t>
             </w:r>
             <w:r>
+              <w:rPr>
+                <w:sz w:val="18"/>
+              </w:rPr>
               <w:t xml:space="preserve"> </w:t>
             </w:r>
             <w:hyperlink r:id="rId22">
@@ -224,7 +443,7 @@
                 <w:rPr>
                   <w:rStyle w:val="Hyperlink"/>
                 </w:rPr>
-                <w:t xml:space="preserve">Readiness checklist</w:t>
+                <w:t xml:space="preserve">Production Readiness Checklist</w:t>
               </w:r>
             </w:hyperlink>
           </w:p>
@@ -236,53 +455,69 @@
           <w:p>
             <w:pPr>
               <w:pStyle w:val="Compact"/>
-              <w:jc w:val="left"/>
-            </w:pPr>
-            <w:r>
-              <w:t xml:space="preserve">Status</w:t>
-            </w:r>
-          </w:p>
-        </w:tc>
-        <w:tc>
-          <w:tcPr/>
-          <w:p>
-            <w:pPr>
-              <w:pStyle w:val="Compact"/>
-              <w:jc w:val="left"/>
-            </w:pPr>
-            <w:r>
-              <w:t xml:space="preserve">v1.0.</w:t>
-            </w:r>
-            <w:r>
-              <w:t xml:space="preserve"> </w:t>
-            </w:r>
+              <w:spacing w:before="20" w:after="20"/>
+              <w:jc w:val="left"/>
+            </w:pPr>
+            <w:r>
+              <w:rPr>
+                <w:sz w:val="18"/>
+              </w:rPr>
+              <w:t xml:space="preserve">Hosting assumption</w:t>
+            </w:r>
+          </w:p>
+        </w:tc>
+        <w:tc>
+          <w:tcPr/>
+          <w:p>
+            <w:pPr>
+              <w:pStyle w:val="Compact"/>
+              <w:spacing w:before="20" w:after="20"/>
+              <w:jc w:val="left"/>
+            </w:pPr>
             <w:r>
               <w:rPr>
                 <w:bCs/>
                 <w:b/>
-              </w:rPr>
-              <w:t xml:space="preserve">Hosting provider and regions are to be confirmed at G1.</w:t>
-            </w:r>
-            <w:r>
-              <w:t xml:space="preserve"> </w:t>
-            </w:r>
-            <w:r>
+                <w:sz w:val="18"/>
+              </w:rPr>
+              <w:t xml:space="preserve">Hosting provider and regions are confirmed at G1.</w:t>
+            </w:r>
+            <w:r>
+              <w:rPr>
+                <w:sz w:val="18"/>
+              </w:rPr>
+              <w:t xml:space="preserve"> </w:t>
+            </w:r>
+            <w:r>
+              <w:rPr>
+                <w:sz w:val="18"/>
+              </w:rPr>
               <w:t xml:space="preserve">This plan assumes two data centres / regions</w:t>
             </w:r>
             <w:r>
+              <w:rPr>
+                <w:sz w:val="18"/>
+              </w:rPr>
               <w:t xml:space="preserve"> </w:t>
             </w:r>
             <w:r>
               <w:rPr>
                 <w:bCs/>
                 <w:b/>
+                <w:sz w:val="18"/>
               </w:rPr>
               <w:t xml:space="preserve">in Vietnam</w:t>
             </w:r>
             <w:r>
-              <w:t xml:space="preserve"> </w:t>
-            </w:r>
-            <w:r>
+              <w:rPr>
+                <w:sz w:val="18"/>
+              </w:rPr>
+              <w:t xml:space="preserve"> </w:t>
+            </w:r>
+            <w:r>
+              <w:rPr>
+                <w:sz w:val="18"/>
+              </w:rPr>
               <w:t xml:space="preserve">(primary Hà Nội, secondary TP. Hồ Chí Minh) to meet data-localisation expectations for Vietnamese personal data (Decree 53/2022/ND-CP, PDP Law 2025; Legal confirms)</w:t>
             </w:r>
           </w:p>
@@ -328,12 +563,14 @@
           <w:p>
             <w:pPr>
               <w:pStyle w:val="Compact"/>
+              <w:spacing w:before="20" w:after="20"/>
               <w:jc w:val="left"/>
             </w:pPr>
             <w:r>
               <w:rPr>
                 <w:b/>
                 <w:color w:val="FFFFFF"/>
+                <w:sz w:val="18"/>
               </w:rPr>
               <w:t xml:space="preserve">In scope</w:t>
             </w:r>
@@ -346,12 +583,14 @@
           <w:p>
             <w:pPr>
               <w:pStyle w:val="Compact"/>
+              <w:spacing w:before="20" w:after="20"/>
               <w:jc w:val="left"/>
             </w:pPr>
             <w:r>
               <w:rPr>
                 <w:b/>
                 <w:color w:val="FFFFFF"/>
+                <w:sz w:val="18"/>
               </w:rPr>
               <w:t xml:space="preserve">Out of scope (own DR plans)</w:t>
             </w:r>
@@ -364,55 +603,84 @@
           <w:p>
             <w:pPr>
               <w:pStyle w:val="Compact"/>
-              <w:jc w:val="left"/>
-            </w:pPr>
-            <w:r>
+              <w:spacing w:before="20" w:after="20"/>
+              <w:jc w:val="left"/>
+            </w:pPr>
+            <w:r>
+              <w:rPr>
+                <w:sz w:val="18"/>
+              </w:rPr>
               <w:t xml:space="preserve">Application tier (stateless Node.js pods), PostgreSQL database, secrets (</w:t>
             </w:r>
             <w:r>
               <w:rPr>
                 <w:rStyle w:val="VerbatimChar"/>
+                <w:sz w:val="18"/>
               </w:rPr>
               <w:t xml:space="preserve">JWT_SECRET</w:t>
             </w:r>
             <w:r>
+              <w:rPr>
+                <w:sz w:val="18"/>
+              </w:rPr>
               <w:t xml:space="preserve">,</w:t>
             </w:r>
             <w:r>
+              <w:rPr>
+                <w:sz w:val="18"/>
+              </w:rPr>
               <w:t xml:space="preserve"> </w:t>
             </w:r>
             <w:r>
               <w:rPr>
                 <w:rStyle w:val="VerbatimChar"/>
+                <w:sz w:val="18"/>
               </w:rPr>
               <w:t xml:space="preserve">DATA_KEYS</w:t>
             </w:r>
             <w:r>
+              <w:rPr>
+                <w:sz w:val="18"/>
+              </w:rPr>
               <w:t xml:space="preserve">,</w:t>
             </w:r>
             <w:r>
+              <w:rPr>
+                <w:sz w:val="18"/>
+              </w:rPr>
               <w:t xml:space="preserve"> </w:t>
             </w:r>
             <w:r>
               <w:rPr>
                 <w:rStyle w:val="VerbatimChar"/>
+                <w:sz w:val="18"/>
               </w:rPr>
               <w:t xml:space="preserve">BLIND_INDEX_KEY</w:t>
             </w:r>
             <w:r>
+              <w:rPr>
+                <w:sz w:val="18"/>
+              </w:rPr>
               <w:t xml:space="preserve">, DB credentials), configuration (rule sets live</w:t>
             </w:r>
             <w:r>
+              <w:rPr>
+                <w:sz w:val="18"/>
+              </w:rPr>
               <w:t xml:space="preserve"> </w:t>
             </w:r>
             <w:r>
               <w:rPr>
                 <w:bCs/>
                 <w:b/>
+                <w:sz w:val="18"/>
               </w:rPr>
               <w:t xml:space="preserve">in the database</w:t>
             </w:r>
             <w:r>
+              <w:rPr>
+                <w:sz w:val="18"/>
+              </w:rPr>
               <w:t xml:space="preserve">, versioned), CronJobs, ingress/DNS, observability stack</w:t>
             </w:r>
           </w:p>
@@ -422,26 +690,40 @@
           <w:p>
             <w:pPr>
               <w:pStyle w:val="Compact"/>
-              <w:jc w:val="left"/>
-            </w:pPr>
-            <w:r>
+              <w:spacing w:before="20" w:after="20"/>
+              <w:jc w:val="left"/>
+            </w:pPr>
+            <w:r>
+              <w:rPr>
+                <w:sz w:val="18"/>
+              </w:rPr>
               <w:t xml:space="preserve">VETC wallet, VETC SSO, VETC app, TASCO core policy admin, Zalo, SMS provider, voice-AI vendor. We plan for</w:t>
             </w:r>
             <w:r>
+              <w:rPr>
+                <w:sz w:val="18"/>
+              </w:rPr>
               <w:t xml:space="preserve"> </w:t>
             </w:r>
             <w:r>
               <w:rPr>
                 <w:bCs/>
                 <w:b/>
+                <w:sz w:val="18"/>
               </w:rPr>
               <w:t xml:space="preserve">their unavailability</w:t>
             </w:r>
             <w:r>
-              <w:t xml:space="preserve"> </w:t>
-            </w:r>
-            <w:r>
-              <w:t xml:space="preserve">(§8)</w:t>
+              <w:rPr>
+                <w:sz w:val="18"/>
+              </w:rPr>
+              <w:t xml:space="preserve"> </w:t>
+            </w:r>
+            <w:r>
+              <w:rPr>
+                <w:sz w:val="18"/>
+              </w:rPr>
+              <w:t xml:space="preserve">(§8). The hosted UAT on Railway is a non-production environment and is not covered by this plan</w:t>
             </w:r>
           </w:p>
         </w:tc>
@@ -620,12 +902,14 @@
           <w:p>
             <w:pPr>
               <w:pStyle w:val="Compact"/>
+              <w:spacing w:before="20" w:after="20"/>
               <w:jc w:val="left"/>
             </w:pPr>
             <w:r>
               <w:rPr>
                 <w:b/>
                 <w:color w:val="FFFFFF"/>
+                <w:sz w:val="17"/>
               </w:rPr>
               <w:t xml:space="preserve">Business service</w:t>
             </w:r>
@@ -638,12 +922,14 @@
           <w:p>
             <w:pPr>
               <w:pStyle w:val="Compact"/>
+              <w:spacing w:before="20" w:after="20"/>
               <w:jc w:val="left"/>
             </w:pPr>
             <w:r>
               <w:rPr>
                 <w:b/>
                 <w:color w:val="FFFFFF"/>
+                <w:sz w:val="17"/>
               </w:rPr>
               <w:t xml:space="preserve">Components</w:t>
             </w:r>
@@ -656,12 +942,14 @@
           <w:p>
             <w:pPr>
               <w:pStyle w:val="Compact"/>
+              <w:spacing w:before="20" w:after="20"/>
               <w:jc w:val="left"/>
             </w:pPr>
             <w:r>
               <w:rPr>
                 <w:b/>
                 <w:color w:val="FFFFFF"/>
+                <w:sz w:val="17"/>
               </w:rPr>
               <w:t xml:space="preserve">Impact of outage</w:t>
             </w:r>
@@ -674,12 +962,14 @@
           <w:p>
             <w:pPr>
               <w:pStyle w:val="Compact"/>
+              <w:spacing w:before="20" w:after="20"/>
               <w:jc w:val="left"/>
             </w:pPr>
             <w:r>
               <w:rPr>
                 <w:b/>
                 <w:color w:val="FFFFFF"/>
+                <w:sz w:val="17"/>
               </w:rPr>
               <w:t xml:space="preserve">Tolerable downtime (MTPD)</w:t>
             </w:r>
@@ -692,12 +982,14 @@
           <w:p>
             <w:pPr>
               <w:pStyle w:val="Compact"/>
+              <w:spacing w:before="20" w:after="20"/>
               <w:jc w:val="left"/>
             </w:pPr>
             <w:r>
               <w:rPr>
                 <w:b/>
                 <w:color w:val="FFFFFF"/>
+                <w:sz w:val="17"/>
               </w:rPr>
               <w:t xml:space="preserve">Tier</w:t>
             </w:r>
@@ -710,9 +1002,13 @@
           <w:p>
             <w:pPr>
               <w:pStyle w:val="Compact"/>
-              <w:jc w:val="left"/>
-            </w:pPr>
-            <w:r>
+              <w:spacing w:before="20" w:after="20"/>
+              <w:jc w:val="left"/>
+            </w:pPr>
+            <w:r>
+              <w:rPr>
+                <w:sz w:val="17"/>
+              </w:rPr>
               <w:t xml:space="preserve">Customer renewal / purchase (quote → pay → issue → e-certificate)</w:t>
             </w:r>
           </w:p>
@@ -722,27 +1018,39 @@
           <w:p>
             <w:pPr>
               <w:pStyle w:val="Compact"/>
+              <w:spacing w:before="20" w:after="20"/>
               <w:jc w:val="left"/>
             </w:pPr>
             <w:r>
               <w:rPr>
                 <w:rStyle w:val="VerbatimChar"/>
+                <w:sz w:val="17"/>
               </w:rPr>
               <w:t xml:space="preserve">/api/customer/*</w:t>
             </w:r>
             <w:r>
+              <w:rPr>
+                <w:sz w:val="17"/>
+              </w:rPr>
               <w:t xml:space="preserve">,</w:t>
             </w:r>
             <w:r>
+              <w:rPr>
+                <w:sz w:val="17"/>
+              </w:rPr>
               <w:t xml:space="preserve"> </w:t>
             </w:r>
             <w:r>
               <w:rPr>
                 <w:rStyle w:val="VerbatimChar"/>
+                <w:sz w:val="17"/>
               </w:rPr>
               <w:t xml:space="preserve">/api/partner/v1/orders</w:t>
             </w:r>
             <w:r>
+              <w:rPr>
+                <w:sz w:val="17"/>
+              </w:rPr>
               <w:t xml:space="preserve">, wallet, TASCO core</w:t>
             </w:r>
           </w:p>
@@ -752,9 +1060,13 @@
           <w:p>
             <w:pPr>
               <w:pStyle w:val="Compact"/>
-              <w:jc w:val="left"/>
-            </w:pPr>
-            <w:r>
+              <w:spacing w:before="20" w:after="20"/>
+              <w:jc w:val="left"/>
+            </w:pPr>
+            <w:r>
+              <w:rPr>
+                <w:sz w:val="17"/>
+              </w:rPr>
               <w:t xml:space="preserve">Lost premium (renewals on expiry day go to competitors); customer trust; driving uninsured is an offence for the customer</w:t>
             </w:r>
           </w:p>
@@ -764,9 +1076,13 @@
           <w:p>
             <w:pPr>
               <w:pStyle w:val="Compact"/>
-              <w:jc w:val="left"/>
-            </w:pPr>
-            <w:r>
+              <w:spacing w:before="20" w:after="20"/>
+              <w:jc w:val="left"/>
+            </w:pPr>
+            <w:r>
+              <w:rPr>
+                <w:sz w:val="17"/>
+              </w:rPr>
               <w:t xml:space="preserve">4 h</w:t>
             </w:r>
           </w:p>
@@ -776,12 +1092,14 @@
           <w:p>
             <w:pPr>
               <w:pStyle w:val="Compact"/>
+              <w:spacing w:before="20" w:after="20"/>
               <w:jc w:val="left"/>
             </w:pPr>
             <w:r>
               <w:rPr>
                 <w:bCs/>
                 <w:b/>
+                <w:sz w:val="17"/>
               </w:rPr>
               <w:t xml:space="preserve">Tier 1</w:t>
             </w:r>
@@ -794,9 +1112,13 @@
           <w:p>
             <w:pPr>
               <w:pStyle w:val="Compact"/>
-              <w:jc w:val="left"/>
-            </w:pPr>
-            <w:r>
+              <w:spacing w:before="20" w:after="20"/>
+              <w:jc w:val="left"/>
+            </w:pPr>
+            <w:r>
+              <w:rPr>
+                <w:sz w:val="17"/>
+              </w:rPr>
               <w:t xml:space="preserve">Certificate verification (QR)</w:t>
             </w:r>
           </w:p>
@@ -806,23 +1128,32 @@
           <w:p>
             <w:pPr>
               <w:pStyle w:val="Compact"/>
+              <w:spacing w:before="20" w:after="20"/>
               <w:jc w:val="left"/>
             </w:pPr>
             <w:r>
               <w:rPr>
                 <w:rStyle w:val="VerbatimChar"/>
+                <w:sz w:val="17"/>
               </w:rPr>
               <w:t xml:space="preserve">GET /api/public/certificates/:certNo</w:t>
             </w:r>
             <w:r>
+              <w:rPr>
+                <w:sz w:val="17"/>
+              </w:rPr>
               <w:t xml:space="preserve">,</w:t>
             </w:r>
             <w:r>
+              <w:rPr>
+                <w:sz w:val="17"/>
+              </w:rPr>
               <w:t xml:space="preserve"> </w:t>
             </w:r>
             <w:r>
               <w:rPr>
                 <w:rStyle w:val="VerbatimChar"/>
+                <w:sz w:val="17"/>
               </w:rPr>
               <w:t xml:space="preserve">/verify/*</w:t>
             </w:r>
@@ -833,9 +1164,13 @@
           <w:p>
             <w:pPr>
               <w:pStyle w:val="Compact"/>
-              <w:jc w:val="left"/>
-            </w:pPr>
-            <w:r>
+              <w:spacing w:before="20" w:after="20"/>
+              <w:jc w:val="left"/>
+            </w:pPr>
+            <w:r>
+              <w:rPr>
+                <w:sz w:val="17"/>
+              </w:rPr>
               <w:t xml:space="preserve">Customers cannot prove cover at roadside or inspection checks</w:t>
             </w:r>
           </w:p>
@@ -845,9 +1180,13 @@
           <w:p>
             <w:pPr>
               <w:pStyle w:val="Compact"/>
-              <w:jc w:val="left"/>
-            </w:pPr>
-            <w:r>
+              <w:spacing w:before="20" w:after="20"/>
+              <w:jc w:val="left"/>
+            </w:pPr>
+            <w:r>
+              <w:rPr>
+                <w:sz w:val="17"/>
+              </w:rPr>
               <w:t xml:space="preserve">4 h</w:t>
             </w:r>
           </w:p>
@@ -857,12 +1196,14 @@
           <w:p>
             <w:pPr>
               <w:pStyle w:val="Compact"/>
+              <w:spacing w:before="20" w:after="20"/>
               <w:jc w:val="left"/>
             </w:pPr>
             <w:r>
               <w:rPr>
                 <w:bCs/>
                 <w:b/>
+                <w:sz w:val="17"/>
               </w:rPr>
               <w:t xml:space="preserve">Tier 1</w:t>
             </w:r>
@@ -875,9 +1216,13 @@
           <w:p>
             <w:pPr>
               <w:pStyle w:val="Compact"/>
-              <w:jc w:val="left"/>
-            </w:pPr>
-            <w:r>
+              <w:spacing w:before="20" w:after="20"/>
+              <w:jc w:val="left"/>
+            </w:pPr>
+            <w:r>
+              <w:rPr>
+                <w:sz w:val="17"/>
+              </w:rPr>
               <w:t xml:space="preserve">Partner API</w:t>
             </w:r>
           </w:p>
@@ -887,11 +1232,13 @@
           <w:p>
             <w:pPr>
               <w:pStyle w:val="Compact"/>
+              <w:spacing w:before="20" w:after="20"/>
               <w:jc w:val="left"/>
             </w:pPr>
             <w:r>
               <w:rPr>
                 <w:rStyle w:val="VerbatimChar"/>
+                <w:sz w:val="17"/>
               </w:rPr>
               <w:t xml:space="preserve">/api/partner/v1/*</w:t>
             </w:r>
@@ -902,9 +1249,13 @@
           <w:p>
             <w:pPr>
               <w:pStyle w:val="Compact"/>
-              <w:jc w:val="left"/>
-            </w:pPr>
-            <w:r>
+              <w:spacing w:before="20" w:after="20"/>
+              <w:jc w:val="left"/>
+            </w:pPr>
+            <w:r>
+              <w:rPr>
+                <w:sz w:val="17"/>
+              </w:rPr>
               <w:t xml:space="preserve">Partner sales stop; SLA penalties (contractual)</w:t>
             </w:r>
           </w:p>
@@ -914,9 +1265,13 @@
           <w:p>
             <w:pPr>
               <w:pStyle w:val="Compact"/>
-              <w:jc w:val="left"/>
-            </w:pPr>
-            <w:r>
+              <w:spacing w:before="20" w:after="20"/>
+              <w:jc w:val="left"/>
+            </w:pPr>
+            <w:r>
+              <w:rPr>
+                <w:sz w:val="17"/>
+              </w:rPr>
               <w:t xml:space="preserve">4 h</w:t>
             </w:r>
           </w:p>
@@ -926,12 +1281,14 @@
           <w:p>
             <w:pPr>
               <w:pStyle w:val="Compact"/>
+              <w:spacing w:before="20" w:after="20"/>
               <w:jc w:val="left"/>
             </w:pPr>
             <w:r>
               <w:rPr>
                 <w:bCs/>
                 <w:b/>
+                <w:sz w:val="17"/>
               </w:rPr>
               <w:t xml:space="preserve">Tier 1</w:t>
             </w:r>
@@ -944,9 +1301,13 @@
           <w:p>
             <w:pPr>
               <w:pStyle w:val="Compact"/>
-              <w:jc w:val="left"/>
-            </w:pPr>
-            <w:r>
+              <w:spacing w:before="20" w:after="20"/>
+              <w:jc w:val="left"/>
+            </w:pPr>
+            <w:r>
+              <w:rPr>
+                <w:sz w:val="17"/>
+              </w:rPr>
               <w:t xml:space="preserve">Telesales console and handoffs</w:t>
             </w:r>
           </w:p>
@@ -956,47 +1317,70 @@
           <w:p>
             <w:pPr>
               <w:pStyle w:val="Compact"/>
+              <w:spacing w:before="20" w:after="20"/>
               <w:jc w:val="left"/>
             </w:pPr>
             <w:r>
               <w:rPr>
                 <w:rStyle w:val="VerbatimChar"/>
+                <w:sz w:val="17"/>
               </w:rPr>
               <w:t xml:space="preserve">/api/handoffs</w:t>
             </w:r>
             <w:r>
+              <w:rPr>
+                <w:sz w:val="17"/>
+              </w:rPr>
               <w:t xml:space="preserve">,</w:t>
             </w:r>
             <w:r>
+              <w:rPr>
+                <w:sz w:val="17"/>
+              </w:rPr>
               <w:t xml:space="preserve"> </w:t>
             </w:r>
             <w:r>
               <w:rPr>
                 <w:rStyle w:val="VerbatimChar"/>
+                <w:sz w:val="17"/>
               </w:rPr>
               <w:t xml:space="preserve">/api/leads</w:t>
             </w:r>
             <w:r>
+              <w:rPr>
+                <w:sz w:val="17"/>
+              </w:rPr>
               <w:t xml:space="preserve">,</w:t>
             </w:r>
             <w:r>
+              <w:rPr>
+                <w:sz w:val="17"/>
+              </w:rPr>
               <w:t xml:space="preserve"> </w:t>
             </w:r>
             <w:r>
               <w:rPr>
                 <w:rStyle w:val="VerbatimChar"/>
+                <w:sz w:val="17"/>
               </w:rPr>
               <w:t xml:space="preserve">/api/customers/:id</w:t>
             </w:r>
             <w:r>
+              <w:rPr>
+                <w:sz w:val="17"/>
+              </w:rPr>
               <w:t xml:space="preserve">,</w:t>
             </w:r>
             <w:r>
+              <w:rPr>
+                <w:sz w:val="17"/>
+              </w:rPr>
               <w:t xml:space="preserve"> </w:t>
             </w:r>
             <w:r>
               <w:rPr>
                 <w:rStyle w:val="VerbatimChar"/>
+                <w:sz w:val="17"/>
               </w:rPr>
               <w:t xml:space="preserve">/api/quotes</w:t>
             </w:r>
@@ -1007,9 +1391,13 @@
           <w:p>
             <w:pPr>
               <w:pStyle w:val="Compact"/>
-              <w:jc w:val="left"/>
-            </w:pPr>
-            <w:r>
+              <w:spacing w:before="20" w:after="20"/>
+              <w:jc w:val="left"/>
+            </w:pPr>
+            <w:r>
+              <w:rPr>
+                <w:sz w:val="17"/>
+              </w:rPr>
               <w:t xml:space="preserve">Hot leads go cold; agents idle</w:t>
             </w:r>
           </w:p>
@@ -1019,9 +1407,13 @@
           <w:p>
             <w:pPr>
               <w:pStyle w:val="Compact"/>
-              <w:jc w:val="left"/>
-            </w:pPr>
-            <w:r>
+              <w:spacing w:before="20" w:after="20"/>
+              <w:jc w:val="left"/>
+            </w:pPr>
+            <w:r>
+              <w:rPr>
+                <w:sz w:val="17"/>
+              </w:rPr>
               <w:t xml:space="preserve">8 h</w:t>
             </w:r>
           </w:p>
@@ -1031,9 +1423,13 @@
           <w:p>
             <w:pPr>
               <w:pStyle w:val="Compact"/>
-              <w:jc w:val="left"/>
-            </w:pPr>
-            <w:r>
+              <w:spacing w:before="20" w:after="20"/>
+              <w:jc w:val="left"/>
+            </w:pPr>
+            <w:r>
+              <w:rPr>
+                <w:sz w:val="17"/>
+              </w:rPr>
               <w:t xml:space="preserve">Tier 2</w:t>
             </w:r>
           </w:p>
@@ -1045,9 +1441,13 @@
           <w:p>
             <w:pPr>
               <w:pStyle w:val="Compact"/>
-              <w:jc w:val="left"/>
-            </w:pPr>
-            <w:r>
+              <w:spacing w:before="20" w:after="20"/>
+              <w:jc w:val="left"/>
+            </w:pPr>
+            <w:r>
+              <w:rPr>
+                <w:sz w:val="17"/>
+              </w:rPr>
               <w:t xml:space="preserve">Journey engine and messaging</w:t>
             </w:r>
           </w:p>
@@ -1057,18 +1457,26 @@
           <w:p>
             <w:pPr>
               <w:pStyle w:val="Compact"/>
+              <w:spacing w:before="20" w:after="20"/>
               <w:jc w:val="left"/>
             </w:pPr>
             <w:r>
               <w:rPr>
                 <w:rStyle w:val="VerbatimChar"/>
+                <w:sz w:val="17"/>
               </w:rPr>
               <w:t xml:space="preserve">journeys</w:t>
             </w:r>
             <w:r>
-              <w:t xml:space="preserve"> </w:t>
-            </w:r>
-            <w:r>
+              <w:rPr>
+                <w:sz w:val="17"/>
+              </w:rPr>
+              <w:t xml:space="preserve"> </w:t>
+            </w:r>
+            <w:r>
+              <w:rPr>
+                <w:sz w:val="17"/>
+              </w:rPr>
               <w:t xml:space="preserve">CronJob, notify gateways, voice bot</w:t>
             </w:r>
           </w:p>
@@ -1078,21 +1486,32 @@
           <w:p>
             <w:pPr>
               <w:pStyle w:val="Compact"/>
-              <w:jc w:val="left"/>
-            </w:pPr>
-            <w:r>
+              <w:spacing w:before="20" w:after="20"/>
+              <w:jc w:val="left"/>
+            </w:pPr>
+            <w:r>
+              <w:rPr>
+                <w:sz w:val="17"/>
+              </w:rPr>
               <w:t xml:space="preserve">Reminders delayed by a day; recoverable (catch-up of 2 days in planning,</w:t>
             </w:r>
             <w:r>
+              <w:rPr>
+                <w:sz w:val="17"/>
+              </w:rPr>
               <w:t xml:space="preserve"> </w:t>
             </w:r>
             <w:r>
               <w:rPr>
                 <w:rStyle w:val="VerbatimChar"/>
+                <w:sz w:val="17"/>
               </w:rPr>
               <w:t xml:space="preserve">catchUpDays</w:t>
             </w:r>
             <w:r>
+              <w:rPr>
+                <w:sz w:val="17"/>
+              </w:rPr>
               <w:t xml:space="preserve">)</w:t>
             </w:r>
           </w:p>
@@ -1102,9 +1521,13 @@
           <w:p>
             <w:pPr>
               <w:pStyle w:val="Compact"/>
-              <w:jc w:val="left"/>
-            </w:pPr>
-            <w:r>
+              <w:spacing w:before="20" w:after="20"/>
+              <w:jc w:val="left"/>
+            </w:pPr>
+            <w:r>
+              <w:rPr>
+                <w:sz w:val="17"/>
+              </w:rPr>
               <w:t xml:space="preserve">24 h</w:t>
             </w:r>
           </w:p>
@@ -1114,9 +1537,13 @@
           <w:p>
             <w:pPr>
               <w:pStyle w:val="Compact"/>
-              <w:jc w:val="left"/>
-            </w:pPr>
-            <w:r>
+              <w:spacing w:before="20" w:after="20"/>
+              <w:jc w:val="left"/>
+            </w:pPr>
+            <w:r>
+              <w:rPr>
+                <w:sz w:val="17"/>
+              </w:rPr>
               <w:t xml:space="preserve">Tier 2</w:t>
             </w:r>
           </w:p>
@@ -1128,9 +1555,13 @@
           <w:p>
             <w:pPr>
               <w:pStyle w:val="Compact"/>
-              <w:jc w:val="left"/>
-            </w:pPr>
-            <w:r>
+              <w:spacing w:before="20" w:after="20"/>
+              <w:jc w:val="left"/>
+            </w:pPr>
+            <w:r>
+              <w:rPr>
+                <w:sz w:val="17"/>
+              </w:rPr>
               <w:t xml:space="preserve">Claims FNOL</w:t>
             </w:r>
           </w:p>
@@ -1140,23 +1571,32 @@
           <w:p>
             <w:pPr>
               <w:pStyle w:val="Compact"/>
+              <w:spacing w:before="20" w:after="20"/>
               <w:jc w:val="left"/>
             </w:pPr>
             <w:r>
               <w:rPr>
                 <w:rStyle w:val="VerbatimChar"/>
+                <w:sz w:val="17"/>
               </w:rPr>
               <w:t xml:space="preserve">/api/customer/claims</w:t>
             </w:r>
             <w:r>
+              <w:rPr>
+                <w:sz w:val="17"/>
+              </w:rPr>
               <w:t xml:space="preserve">,</w:t>
             </w:r>
             <w:r>
+              <w:rPr>
+                <w:sz w:val="17"/>
+              </w:rPr>
               <w:t xml:space="preserve"> </w:t>
             </w:r>
             <w:r>
               <w:rPr>
                 <w:rStyle w:val="VerbatimChar"/>
+                <w:sz w:val="17"/>
               </w:rPr>
               <w:t xml:space="preserve">/api/claims</w:t>
             </w:r>
@@ -1167,9 +1607,13 @@
           <w:p>
             <w:pPr>
               <w:pStyle w:val="Compact"/>
-              <w:jc w:val="left"/>
-            </w:pPr>
-            <w:r>
+              <w:spacing w:before="20" w:after="20"/>
+              <w:jc w:val="left"/>
+            </w:pPr>
+            <w:r>
+              <w:rPr>
+                <w:sz w:val="17"/>
+              </w:rPr>
               <w:t xml:space="preserve">Customers use the TASCO hotline instead</w:t>
             </w:r>
           </w:p>
@@ -1179,9 +1623,13 @@
           <w:p>
             <w:pPr>
               <w:pStyle w:val="Compact"/>
-              <w:jc w:val="left"/>
-            </w:pPr>
-            <w:r>
+              <w:spacing w:before="20" w:after="20"/>
+              <w:jc w:val="left"/>
+            </w:pPr>
+            <w:r>
+              <w:rPr>
+                <w:sz w:val="17"/>
+              </w:rPr>
               <w:t xml:space="preserve">24 h</w:t>
             </w:r>
           </w:p>
@@ -1191,9 +1639,13 @@
           <w:p>
             <w:pPr>
               <w:pStyle w:val="Compact"/>
-              <w:jc w:val="left"/>
-            </w:pPr>
-            <w:r>
+              <w:spacing w:before="20" w:after="20"/>
+              <w:jc w:val="left"/>
+            </w:pPr>
+            <w:r>
+              <w:rPr>
+                <w:sz w:val="17"/>
+              </w:rPr>
               <w:t xml:space="preserve">Tier 2</w:t>
             </w:r>
           </w:p>
@@ -1205,9 +1657,13 @@
           <w:p>
             <w:pPr>
               <w:pStyle w:val="Compact"/>
-              <w:jc w:val="left"/>
-            </w:pPr>
-            <w:r>
+              <w:spacing w:before="20" w:after="20"/>
+              <w:jc w:val="left"/>
+            </w:pPr>
+            <w:r>
+              <w:rPr>
+                <w:sz w:val="17"/>
+              </w:rPr>
               <w:t xml:space="preserve">Rules studio, data steward, DQ, ingestion</w:t>
             </w:r>
           </w:p>
@@ -1217,35 +1673,51 @@
           <w:p>
             <w:pPr>
               <w:pStyle w:val="Compact"/>
+              <w:spacing w:before="20" w:after="20"/>
               <w:jc w:val="left"/>
             </w:pPr>
             <w:r>
               <w:rPr>
                 <w:rStyle w:val="VerbatimChar"/>
+                <w:sz w:val="17"/>
               </w:rPr>
               <w:t xml:space="preserve">/api/rules</w:t>
             </w:r>
             <w:r>
+              <w:rPr>
+                <w:sz w:val="17"/>
+              </w:rPr>
               <w:t xml:space="preserve">,</w:t>
             </w:r>
             <w:r>
+              <w:rPr>
+                <w:sz w:val="17"/>
+              </w:rPr>
               <w:t xml:space="preserve"> </w:t>
             </w:r>
             <w:r>
               <w:rPr>
                 <w:rStyle w:val="VerbatimChar"/>
+                <w:sz w:val="17"/>
               </w:rPr>
               <w:t xml:space="preserve">/api/dq</w:t>
             </w:r>
             <w:r>
+              <w:rPr>
+                <w:sz w:val="17"/>
+              </w:rPr>
               <w:t xml:space="preserve">,</w:t>
             </w:r>
             <w:r>
+              <w:rPr>
+                <w:sz w:val="17"/>
+              </w:rPr>
               <w:t xml:space="preserve"> </w:t>
             </w:r>
             <w:r>
               <w:rPr>
                 <w:rStyle w:val="VerbatimChar"/>
+                <w:sz w:val="17"/>
               </w:rPr>
               <w:t xml:space="preserve">/api/data/ingest</w:t>
             </w:r>
@@ -1256,9 +1728,13 @@
           <w:p>
             <w:pPr>
               <w:pStyle w:val="Compact"/>
-              <w:jc w:val="left"/>
-            </w:pPr>
-            <w:r>
+              <w:spacing w:before="20" w:after="20"/>
+              <w:jc w:val="left"/>
+            </w:pPr>
+            <w:r>
+              <w:rPr>
+                <w:sz w:val="17"/>
+              </w:rPr>
               <w:t xml:space="preserve">Changes deferred; ingestion re-runnable from source extracts</w:t>
             </w:r>
           </w:p>
@@ -1268,9 +1744,13 @@
           <w:p>
             <w:pPr>
               <w:pStyle w:val="Compact"/>
-              <w:jc w:val="left"/>
-            </w:pPr>
-            <w:r>
+              <w:spacing w:before="20" w:after="20"/>
+              <w:jc w:val="left"/>
+            </w:pPr>
+            <w:r>
+              <w:rPr>
+                <w:sz w:val="17"/>
+              </w:rPr>
               <w:t xml:space="preserve">72 h</w:t>
             </w:r>
           </w:p>
@@ -1280,9 +1760,13 @@
           <w:p>
             <w:pPr>
               <w:pStyle w:val="Compact"/>
-              <w:jc w:val="left"/>
-            </w:pPr>
-            <w:r>
+              <w:spacing w:before="20" w:after="20"/>
+              <w:jc w:val="left"/>
+            </w:pPr>
+            <w:r>
+              <w:rPr>
+                <w:sz w:val="17"/>
+              </w:rPr>
               <w:t xml:space="preserve">Tier 3</w:t>
             </w:r>
           </w:p>
@@ -1294,9 +1778,13 @@
           <w:p>
             <w:pPr>
               <w:pStyle w:val="Compact"/>
-              <w:jc w:val="left"/>
-            </w:pPr>
-            <w:r>
+              <w:spacing w:before="20" w:after="20"/>
+              <w:jc w:val="left"/>
+            </w:pPr>
+            <w:r>
+              <w:rPr>
+                <w:sz w:val="17"/>
+              </w:rPr>
               <w:t xml:space="preserve">Dashboards, insights</w:t>
             </w:r>
           </w:p>
@@ -1306,11 +1794,13 @@
           <w:p>
             <w:pPr>
               <w:pStyle w:val="Compact"/>
+              <w:spacing w:before="20" w:after="20"/>
               <w:jc w:val="left"/>
             </w:pPr>
             <w:r>
               <w:rPr>
                 <w:rStyle w:val="VerbatimChar"/>
+                <w:sz w:val="17"/>
               </w:rPr>
               <w:t xml:space="preserve">/api/dashboard/*</w:t>
             </w:r>
@@ -1321,9 +1811,13 @@
           <w:p>
             <w:pPr>
               <w:pStyle w:val="Compact"/>
-              <w:jc w:val="left"/>
-            </w:pPr>
-            <w:r>
+              <w:spacing w:before="20" w:after="20"/>
+              <w:jc w:val="left"/>
+            </w:pPr>
+            <w:r>
+              <w:rPr>
+                <w:sz w:val="17"/>
+              </w:rPr>
               <w:t xml:space="preserve">Management reporting delayed</w:t>
             </w:r>
           </w:p>
@@ -1333,9 +1827,13 @@
           <w:p>
             <w:pPr>
               <w:pStyle w:val="Compact"/>
-              <w:jc w:val="left"/>
-            </w:pPr>
-            <w:r>
+              <w:spacing w:before="20" w:after="20"/>
+              <w:jc w:val="left"/>
+            </w:pPr>
+            <w:r>
+              <w:rPr>
+                <w:sz w:val="17"/>
+              </w:rPr>
               <w:t xml:space="preserve">72 h</w:t>
             </w:r>
           </w:p>
@@ -1345,9 +1843,13 @@
           <w:p>
             <w:pPr>
               <w:pStyle w:val="Compact"/>
-              <w:jc w:val="left"/>
-            </w:pPr>
-            <w:r>
+              <w:spacing w:before="20" w:after="20"/>
+              <w:jc w:val="left"/>
+            </w:pPr>
+            <w:r>
+              <w:rPr>
+                <w:sz w:val="17"/>
+              </w:rPr>
               <w:t xml:space="preserve">Tier 3</w:t>
             </w:r>
           </w:p>
@@ -1359,9 +1861,13 @@
           <w:p>
             <w:pPr>
               <w:pStyle w:val="Compact"/>
-              <w:jc w:val="left"/>
-            </w:pPr>
-            <w:r>
+              <w:spacing w:before="20" w:after="20"/>
+              <w:jc w:val="left"/>
+            </w:pPr>
+            <w:r>
+              <w:rPr>
+                <w:sz w:val="17"/>
+              </w:rPr>
               <w:t xml:space="preserve">Audit trail (integrity)</w:t>
             </w:r>
           </w:p>
@@ -1371,11 +1877,13 @@
           <w:p>
             <w:pPr>
               <w:pStyle w:val="Compact"/>
+              <w:spacing w:before="20" w:after="20"/>
               <w:jc w:val="left"/>
             </w:pPr>
             <w:r>
               <w:rPr>
                 <w:rStyle w:val="VerbatimChar"/>
+                <w:sz w:val="17"/>
               </w:rPr>
               <w:t xml:space="preserve">audit_log</w:t>
             </w:r>
@@ -1386,9 +1894,13 @@
           <w:p>
             <w:pPr>
               <w:pStyle w:val="Compact"/>
-              <w:jc w:val="left"/>
-            </w:pPr>
-            <w:r>
+              <w:spacing w:before="20" w:after="20"/>
+              <w:jc w:val="left"/>
+            </w:pPr>
+            <w:r>
+              <w:rPr>
+                <w:sz w:val="17"/>
+              </w:rPr>
               <w:t xml:space="preserve">Regulatory evidence; must never be lost</w:t>
             </w:r>
           </w:p>
@@ -1398,25 +1910,39 @@
           <w:p>
             <w:pPr>
               <w:pStyle w:val="Compact"/>
-              <w:jc w:val="left"/>
-            </w:pPr>
-            <w:r>
+              <w:spacing w:before="20" w:after="20"/>
+              <w:jc w:val="left"/>
+            </w:pPr>
+            <w:r>
+              <w:rPr>
+                <w:sz w:val="17"/>
+              </w:rPr>
               <w:t xml:space="preserve">n/a:</w:t>
             </w:r>
             <w:r>
+              <w:rPr>
+                <w:sz w:val="17"/>
+              </w:rPr>
               <w:t xml:space="preserve"> </w:t>
             </w:r>
             <w:r>
               <w:rPr>
                 <w:bCs/>
                 <w:b/>
+                <w:sz w:val="17"/>
               </w:rPr>
               <w:t xml:space="preserve">zero tolerated loss of committed entries</w:t>
             </w:r>
             <w:r>
-              <w:t xml:space="preserve"> </w:t>
-            </w:r>
-            <w:r>
+              <w:rPr>
+                <w:sz w:val="17"/>
+              </w:rPr>
+              <w:t xml:space="preserve"> </w:t>
+            </w:r>
+            <w:r>
+              <w:rPr>
+                <w:sz w:val="17"/>
+              </w:rPr>
               <w:t xml:space="preserve">within the RPO</w:t>
             </w:r>
           </w:p>
@@ -1426,9 +1952,13 @@
           <w:p>
             <w:pPr>
               <w:pStyle w:val="Compact"/>
-              <w:jc w:val="left"/>
-            </w:pPr>
-            <w:r>
+              <w:spacing w:before="20" w:after="20"/>
+              <w:jc w:val="left"/>
+            </w:pPr>
+            <w:r>
+              <w:rPr>
+                <w:sz w:val="17"/>
+              </w:rPr>
               <w:t xml:space="preserve">Tier 1 (data)</w:t>
             </w:r>
           </w:p>
@@ -1470,12 +2000,14 @@
           <w:p>
             <w:pPr>
               <w:pStyle w:val="Compact"/>
+              <w:spacing w:before="20" w:after="20"/>
               <w:jc w:val="left"/>
             </w:pPr>
             <w:r>
               <w:rPr>
                 <w:b/>
                 <w:color w:val="FFFFFF"/>
+                <w:sz w:val="18"/>
               </w:rPr>
               <w:t xml:space="preserve">Tier</w:t>
             </w:r>
@@ -1488,12 +2020,14 @@
           <w:p>
             <w:pPr>
               <w:pStyle w:val="Compact"/>
+              <w:spacing w:before="20" w:after="20"/>
               <w:jc w:val="left"/>
             </w:pPr>
             <w:r>
               <w:rPr>
                 <w:b/>
                 <w:color w:val="FFFFFF"/>
+                <w:sz w:val="18"/>
               </w:rPr>
               <w:t xml:space="preserve">RTO (service restored)</w:t>
             </w:r>
@@ -1506,12 +2040,14 @@
           <w:p>
             <w:pPr>
               <w:pStyle w:val="Compact"/>
+              <w:spacing w:before="20" w:after="20"/>
               <w:jc w:val="left"/>
             </w:pPr>
             <w:r>
               <w:rPr>
                 <w:b/>
                 <w:color w:val="FFFFFF"/>
+                <w:sz w:val="18"/>
               </w:rPr>
               <w:t xml:space="preserve">RPO (max data loss)</w:t>
             </w:r>
@@ -1524,12 +2060,14 @@
           <w:p>
             <w:pPr>
               <w:pStyle w:val="Compact"/>
+              <w:spacing w:before="20" w:after="20"/>
               <w:jc w:val="left"/>
             </w:pPr>
             <w:r>
               <w:rPr>
                 <w:b/>
                 <w:color w:val="FFFFFF"/>
+                <w:sz w:val="18"/>
               </w:rPr>
               <w:t xml:space="preserve">Mechanism</w:t>
             </w:r>
@@ -1542,9 +2080,13 @@
           <w:p>
             <w:pPr>
               <w:pStyle w:val="Compact"/>
-              <w:jc w:val="left"/>
-            </w:pPr>
-            <w:r>
+              <w:spacing w:before="20" w:after="20"/>
+              <w:jc w:val="left"/>
+            </w:pPr>
+            <w:r>
+              <w:rPr>
+                <w:sz w:val="18"/>
+              </w:rPr>
               <w:t xml:space="preserve">Tier 1</w:t>
             </w:r>
           </w:p>
@@ -1554,35 +2096,53 @@
           <w:p>
             <w:pPr>
               <w:pStyle w:val="Compact"/>
+              <w:spacing w:before="20" w:after="20"/>
               <w:jc w:val="left"/>
             </w:pPr>
             <w:r>
               <w:rPr>
                 <w:bCs/>
                 <w:b/>
+                <w:sz w:val="18"/>
               </w:rPr>
               <w:t xml:space="preserve">1 h</w:t>
             </w:r>
             <w:r>
-              <w:t xml:space="preserve"> </w:t>
-            </w:r>
-            <w:r>
+              <w:rPr>
+                <w:sz w:val="18"/>
+              </w:rPr>
+              <w:t xml:space="preserve"> </w:t>
+            </w:r>
+            <w:r>
+              <w:rPr>
+                <w:sz w:val="18"/>
+              </w:rPr>
               <w:t xml:space="preserve">for an AZ failure (automatic);</w:t>
             </w:r>
             <w:r>
+              <w:rPr>
+                <w:sz w:val="18"/>
+              </w:rPr>
               <w:t xml:space="preserve"> </w:t>
             </w:r>
             <w:r>
               <w:rPr>
                 <w:bCs/>
                 <w:b/>
+                <w:sz w:val="18"/>
               </w:rPr>
               <w:t xml:space="preserve">4 h</w:t>
             </w:r>
             <w:r>
-              <w:t xml:space="preserve"> </w:t>
-            </w:r>
-            <w:r>
+              <w:rPr>
+                <w:sz w:val="18"/>
+              </w:rPr>
+              <w:t xml:space="preserve"> </w:t>
+            </w:r>
+            <w:r>
+              <w:rPr>
+                <w:sz w:val="18"/>
+              </w:rPr>
               <w:t xml:space="preserve">for a region loss (declared DR)</w:t>
             </w:r>
           </w:p>
@@ -1592,35 +2152,53 @@
           <w:p>
             <w:pPr>
               <w:pStyle w:val="Compact"/>
+              <w:spacing w:before="20" w:after="20"/>
               <w:jc w:val="left"/>
             </w:pPr>
             <w:r>
               <w:rPr>
                 <w:bCs/>
                 <w:b/>
+                <w:sz w:val="18"/>
               </w:rPr>
               <w:t xml:space="preserve">≤ 5 min</w:t>
             </w:r>
             <w:r>
-              <w:t xml:space="preserve"> </w:t>
-            </w:r>
-            <w:r>
+              <w:rPr>
+                <w:sz w:val="18"/>
+              </w:rPr>
+              <w:t xml:space="preserve"> </w:t>
+            </w:r>
+            <w:r>
+              <w:rPr>
+                <w:sz w:val="18"/>
+              </w:rPr>
               <w:t xml:space="preserve">for a region loss;</w:t>
             </w:r>
             <w:r>
+              <w:rPr>
+                <w:sz w:val="18"/>
+              </w:rPr>
               <w:t xml:space="preserve"> </w:t>
             </w:r>
             <w:r>
               <w:rPr>
                 <w:bCs/>
                 <w:b/>
+                <w:sz w:val="18"/>
               </w:rPr>
               <w:t xml:space="preserve">0</w:t>
             </w:r>
             <w:r>
-              <w:t xml:space="preserve"> </w:t>
-            </w:r>
-            <w:r>
+              <w:rPr>
+                <w:sz w:val="18"/>
+              </w:rPr>
+              <w:t xml:space="preserve"> </w:t>
+            </w:r>
+            <w:r>
+              <w:rPr>
+                <w:sz w:val="18"/>
+              </w:rPr>
               <w:t xml:space="preserve">for an AZ failure</w:t>
             </w:r>
           </w:p>
@@ -1630,9 +2208,13 @@
           <w:p>
             <w:pPr>
               <w:pStyle w:val="Compact"/>
-              <w:jc w:val="left"/>
-            </w:pPr>
-            <w:r>
+              <w:spacing w:before="20" w:after="20"/>
+              <w:jc w:val="left"/>
+            </w:pPr>
+            <w:r>
+              <w:rPr>
+                <w:sz w:val="18"/>
+              </w:rPr>
               <w:t xml:space="preserve">Multi-AZ Postgres with a synchronous standby; async cross-region replica; continuous WAL archiving (PITR)</w:t>
             </w:r>
           </w:p>
@@ -1644,9 +2226,13 @@
           <w:p>
             <w:pPr>
               <w:pStyle w:val="Compact"/>
-              <w:jc w:val="left"/>
-            </w:pPr>
-            <w:r>
+              <w:spacing w:before="20" w:after="20"/>
+              <w:jc w:val="left"/>
+            </w:pPr>
+            <w:r>
+              <w:rPr>
+                <w:sz w:val="18"/>
+              </w:rPr>
               <w:t xml:space="preserve">Tier 2</w:t>
             </w:r>
           </w:p>
@@ -1656,9 +2242,13 @@
           <w:p>
             <w:pPr>
               <w:pStyle w:val="Compact"/>
-              <w:jc w:val="left"/>
-            </w:pPr>
-            <w:r>
+              <w:spacing w:before="20" w:after="20"/>
+              <w:jc w:val="left"/>
+            </w:pPr>
+            <w:r>
+              <w:rPr>
+                <w:sz w:val="18"/>
+              </w:rPr>
               <w:t xml:space="preserve">8 h</w:t>
             </w:r>
           </w:p>
@@ -1668,9 +2258,13 @@
           <w:p>
             <w:pPr>
               <w:pStyle w:val="Compact"/>
-              <w:jc w:val="left"/>
-            </w:pPr>
-            <w:r>
+              <w:spacing w:before="20" w:after="20"/>
+              <w:jc w:val="left"/>
+            </w:pPr>
+            <w:r>
+              <w:rPr>
+                <w:sz w:val="18"/>
+              </w:rPr>
               <w:t xml:space="preserve">≤ 15 min</w:t>
             </w:r>
           </w:p>
@@ -1680,9 +2274,13 @@
           <w:p>
             <w:pPr>
               <w:pStyle w:val="Compact"/>
-              <w:jc w:val="left"/>
-            </w:pPr>
-            <w:r>
+              <w:spacing w:before="20" w:after="20"/>
+              <w:jc w:val="left"/>
+            </w:pPr>
+            <w:r>
+              <w:rPr>
+                <w:sz w:val="18"/>
+              </w:rPr>
               <w:t xml:space="preserve">Same database. Journeys catch up the next run (catch-up window 2 days)</w:t>
             </w:r>
           </w:p>
@@ -1694,9 +2292,13 @@
           <w:p>
             <w:pPr>
               <w:pStyle w:val="Compact"/>
-              <w:jc w:val="left"/>
-            </w:pPr>
-            <w:r>
+              <w:spacing w:before="20" w:after="20"/>
+              <w:jc w:val="left"/>
+            </w:pPr>
+            <w:r>
+              <w:rPr>
+                <w:sz w:val="18"/>
+              </w:rPr>
               <w:t xml:space="preserve">Tier 3</w:t>
             </w:r>
           </w:p>
@@ -1706,9 +2308,13 @@
           <w:p>
             <w:pPr>
               <w:pStyle w:val="Compact"/>
-              <w:jc w:val="left"/>
-            </w:pPr>
-            <w:r>
+              <w:spacing w:before="20" w:after="20"/>
+              <w:jc w:val="left"/>
+            </w:pPr>
+            <w:r>
+              <w:rPr>
+                <w:sz w:val="18"/>
+              </w:rPr>
               <w:t xml:space="preserve">72 h</w:t>
             </w:r>
           </w:p>
@@ -1718,9 +2324,13 @@
           <w:p>
             <w:pPr>
               <w:pStyle w:val="Compact"/>
-              <w:jc w:val="left"/>
-            </w:pPr>
-            <w:r>
+              <w:spacing w:before="20" w:after="20"/>
+              <w:jc w:val="left"/>
+            </w:pPr>
+            <w:r>
+              <w:rPr>
+                <w:sz w:val="18"/>
+              </w:rPr>
               <w:t xml:space="preserve">≤ 24 h</w:t>
             </w:r>
           </w:p>
@@ -1730,9 +2340,13 @@
           <w:p>
             <w:pPr>
               <w:pStyle w:val="Compact"/>
-              <w:jc w:val="left"/>
-            </w:pPr>
-            <w:r>
+              <w:spacing w:before="20" w:after="20"/>
+              <w:jc w:val="left"/>
+            </w:pPr>
+            <w:r>
+              <w:rPr>
+                <w:sz w:val="18"/>
+              </w:rPr>
               <w:t xml:space="preserve">Same database; ingestion re-runnable from source extracts</w:t>
             </w:r>
           </w:p>
@@ -1784,12 +2398,14 @@
           <w:p>
             <w:pPr>
               <w:pStyle w:val="Compact"/>
+              <w:spacing w:before="20" w:after="20"/>
               <w:jc w:val="left"/>
             </w:pPr>
             <w:r>
               <w:rPr>
                 <w:b/>
                 <w:color w:val="FFFFFF"/>
+                <w:sz w:val="17"/>
               </w:rPr>
               <w:t xml:space="preserve">Asset</w:t>
             </w:r>
@@ -1802,12 +2418,14 @@
           <w:p>
             <w:pPr>
               <w:pStyle w:val="Compact"/>
+              <w:spacing w:before="20" w:after="20"/>
               <w:jc w:val="left"/>
             </w:pPr>
             <w:r>
               <w:rPr>
                 <w:b/>
                 <w:color w:val="FFFFFF"/>
+                <w:sz w:val="17"/>
               </w:rPr>
               <w:t xml:space="preserve">Method</w:t>
             </w:r>
@@ -1820,12 +2438,14 @@
           <w:p>
             <w:pPr>
               <w:pStyle w:val="Compact"/>
+              <w:spacing w:before="20" w:after="20"/>
               <w:jc w:val="left"/>
             </w:pPr>
             <w:r>
               <w:rPr>
                 <w:b/>
                 <w:color w:val="FFFFFF"/>
+                <w:sz w:val="17"/>
               </w:rPr>
               <w:t xml:space="preserve">Frequency</w:t>
             </w:r>
@@ -1838,12 +2458,14 @@
           <w:p>
             <w:pPr>
               <w:pStyle w:val="Compact"/>
+              <w:spacing w:before="20" w:after="20"/>
               <w:jc w:val="left"/>
             </w:pPr>
             <w:r>
               <w:rPr>
                 <w:b/>
                 <w:color w:val="FFFFFF"/>
+                <w:sz w:val="17"/>
               </w:rPr>
               <w:t xml:space="preserve">Retention</w:t>
             </w:r>
@@ -1856,12 +2478,14 @@
           <w:p>
             <w:pPr>
               <w:pStyle w:val="Compact"/>
+              <w:spacing w:before="20" w:after="20"/>
               <w:jc w:val="left"/>
             </w:pPr>
             <w:r>
               <w:rPr>
                 <w:b/>
                 <w:color w:val="FFFFFF"/>
+                <w:sz w:val="17"/>
               </w:rPr>
               <w:t xml:space="preserve">Location</w:t>
             </w:r>
@@ -1874,12 +2498,14 @@
           <w:p>
             <w:pPr>
               <w:pStyle w:val="Compact"/>
+              <w:spacing w:before="20" w:after="20"/>
               <w:jc w:val="left"/>
             </w:pPr>
             <w:r>
               <w:rPr>
                 <w:b/>
                 <w:color w:val="FFFFFF"/>
+                <w:sz w:val="17"/>
               </w:rPr>
               <w:t xml:space="preserve">Verified by</w:t>
             </w:r>
@@ -1888,13 +2514,19 @@
       </w:tr>
       <w:tr>
         <w:tc>
-          <w:tcPr/>
-          <w:p>
-            <w:pPr>
-              <w:pStyle w:val="Compact"/>
-              <w:jc w:val="left"/>
-            </w:pPr>
-            <w:r>
+          <w:tcPr>
+            <w:noWrap/>
+          </w:tcPr>
+          <w:p>
+            <w:pPr>
+              <w:pStyle w:val="Compact"/>
+              <w:spacing w:before="20" w:after="20"/>
+              <w:jc w:val="left"/>
+            </w:pPr>
+            <w:r>
+              <w:rPr>
+                <w:sz w:val="17"/>
+              </w:rPr>
               <w:t xml:space="preserve">PostgreSQL</w:t>
             </w:r>
           </w:p>
@@ -1904,22 +2536,33 @@
           <w:p>
             <w:pPr>
               <w:pStyle w:val="Compact"/>
-              <w:jc w:val="left"/>
-            </w:pPr>
-            <w:r>
+              <w:spacing w:before="20" w:after="20"/>
+              <w:jc w:val="left"/>
+            </w:pPr>
+            <w:r>
+              <w:rPr>
+                <w:sz w:val="17"/>
+              </w:rPr>
               <w:t xml:space="preserve">Managed</w:t>
             </w:r>
             <w:r>
+              <w:rPr>
+                <w:sz w:val="17"/>
+              </w:rPr>
               <w:t xml:space="preserve"> </w:t>
             </w:r>
             <w:r>
               <w:rPr>
                 <w:bCs/>
                 <w:b/>
+                <w:sz w:val="17"/>
               </w:rPr>
               <w:t xml:space="preserve">PITR</w:t>
             </w:r>
             <w:r>
+              <w:rPr>
+                <w:sz w:val="17"/>
+              </w:rPr>
               <w:t xml:space="preserve">: continuous WAL archiving + daily base backup</w:t>
             </w:r>
           </w:p>
@@ -1929,9 +2572,13 @@
           <w:p>
             <w:pPr>
               <w:pStyle w:val="Compact"/>
-              <w:jc w:val="left"/>
-            </w:pPr>
-            <w:r>
+              <w:spacing w:before="20" w:after="20"/>
+              <w:jc w:val="left"/>
+            </w:pPr>
+            <w:r>
+              <w:rPr>
+                <w:sz w:val="17"/>
+              </w:rPr>
               <w:t xml:space="preserve">Continuous / daily 01:00 ICT</w:t>
             </w:r>
           </w:p>
@@ -1941,36 +2588,57 @@
           <w:p>
             <w:pPr>
               <w:pStyle w:val="Compact"/>
-              <w:jc w:val="left"/>
-            </w:pPr>
-            <w:r>
+              <w:spacing w:before="20" w:after="20"/>
+              <w:jc w:val="left"/>
+            </w:pPr>
+            <w:r>
+              <w:rPr>
+                <w:sz w:val="17"/>
+              </w:rPr>
               <w:t xml:space="preserve">35 days PITR; monthly snapshot kept 12 months; yearly kept 10 years (financial and audit retention per</w:t>
             </w:r>
             <w:r>
+              <w:rPr>
+                <w:sz w:val="17"/>
+              </w:rPr>
               <w:t xml:space="preserve"> </w:t>
             </w:r>
             <w:r>
               <w:rPr>
                 <w:rStyle w:val="VerbatimChar"/>
+                <w:sz w:val="17"/>
               </w:rPr>
               <w:t xml:space="preserve">retention.json</w:t>
             </w:r>
             <w:r>
+              <w:rPr>
+                <w:sz w:val="17"/>
+              </w:rPr>
               <w:t xml:space="preserve">: orders, certificates and</w:t>
             </w:r>
             <w:r>
+              <w:rPr>
+                <w:sz w:val="17"/>
+              </w:rPr>
               <w:t xml:space="preserve"> </w:t>
             </w:r>
             <w:r>
               <w:rPr>
                 <w:rStyle w:val="VerbatimChar"/>
+                <w:sz w:val="17"/>
               </w:rPr>
               <w:t xml:space="preserve">audit_log</w:t>
             </w:r>
             <w:r>
-              <w:t xml:space="preserve"> </w:t>
-            </w:r>
-            <w:r>
+              <w:rPr>
+                <w:sz w:val="17"/>
+              </w:rPr>
+              <w:t xml:space="preserve"> </w:t>
+            </w:r>
+            <w:r>
+              <w:rPr>
+                <w:sz w:val="17"/>
+              </w:rPr>
               <w:t xml:space="preserve">3,650 days)</w:t>
             </w:r>
           </w:p>
@@ -1980,25 +2648,39 @@
           <w:p>
             <w:pPr>
               <w:pStyle w:val="Compact"/>
-              <w:jc w:val="left"/>
-            </w:pPr>
-            <w:r>
+              <w:spacing w:before="20" w:after="20"/>
+              <w:jc w:val="left"/>
+            </w:pPr>
+            <w:r>
+              <w:rPr>
+                <w:sz w:val="17"/>
+              </w:rPr>
               <w:t xml:space="preserve">Primary region object storage +</w:t>
             </w:r>
             <w:r>
+              <w:rPr>
+                <w:sz w:val="17"/>
+              </w:rPr>
               <w:t xml:space="preserve"> </w:t>
             </w:r>
             <w:r>
               <w:rPr>
                 <w:bCs/>
                 <w:b/>
+                <w:sz w:val="17"/>
               </w:rPr>
               <w:t xml:space="preserve">cross-region copy</w:t>
             </w:r>
             <w:r>
-              <w:t xml:space="preserve"> </w:t>
-            </w:r>
-            <w:r>
+              <w:rPr>
+                <w:sz w:val="17"/>
+              </w:rPr>
+              <w:t xml:space="preserve"> </w:t>
+            </w:r>
+            <w:r>
+              <w:rPr>
+                <w:sz w:val="17"/>
+              </w:rPr>
               <w:t xml:space="preserve">(TP.HCM)</w:t>
             </w:r>
           </w:p>
@@ -2008,9 +2690,13 @@
           <w:p>
             <w:pPr>
               <w:pStyle w:val="Compact"/>
-              <w:jc w:val="left"/>
-            </w:pPr>
-            <w:r>
+              <w:spacing w:before="20" w:after="20"/>
+              <w:jc w:val="left"/>
+            </w:pPr>
+            <w:r>
+              <w:rPr>
+                <w:sz w:val="17"/>
+              </w:rPr>
               <w:t xml:space="preserve">Weekly automated restore test (DR-T1 light)</w:t>
             </w:r>
           </w:p>
@@ -2022,18 +2708,26 @@
           <w:p>
             <w:pPr>
               <w:pStyle w:val="Compact"/>
+              <w:spacing w:before="20" w:after="20"/>
               <w:jc w:val="left"/>
             </w:pPr>
             <w:r>
               <w:rPr>
                 <w:rStyle w:val="VerbatimChar"/>
+                <w:sz w:val="17"/>
               </w:rPr>
               <w:t xml:space="preserve">audit_log</w:t>
             </w:r>
             <w:r>
-              <w:t xml:space="preserve"> </w:t>
-            </w:r>
-            <w:r>
+              <w:rPr>
+                <w:sz w:val="17"/>
+              </w:rPr>
+              <w:t xml:space="preserve"> </w:t>
+            </w:r>
+            <w:r>
+              <w:rPr>
+                <w:sz w:val="17"/>
+              </w:rPr>
               <w:t xml:space="preserve">chain head</w:t>
             </w:r>
           </w:p>
@@ -2043,24 +2737,38 @@
           <w:p>
             <w:pPr>
               <w:pStyle w:val="Compact"/>
-              <w:jc w:val="left"/>
-            </w:pPr>
-            <w:r>
+              <w:spacing w:before="20" w:after="20"/>
+              <w:jc w:val="left"/>
+            </w:pPr>
+            <w:r>
+              <w:rPr>
+                <w:sz w:val="17"/>
+              </w:rPr>
               <w:t xml:space="preserve">Export</w:t>
             </w:r>
             <w:r>
+              <w:rPr>
+                <w:sz w:val="17"/>
+              </w:rPr>
               <w:t xml:space="preserve"> </w:t>
             </w:r>
             <w:r>
               <w:rPr>
                 <w:rStyle w:val="VerbatimChar"/>
+                <w:sz w:val="17"/>
               </w:rPr>
               <w:t xml:space="preserve">(seq, hash)</w:t>
             </w:r>
             <w:r>
-              <w:t xml:space="preserve"> </w:t>
-            </w:r>
-            <w:r>
+              <w:rPr>
+                <w:sz w:val="17"/>
+              </w:rPr>
+              <w:t xml:space="preserve"> </w:t>
+            </w:r>
+            <w:r>
+              <w:rPr>
+                <w:sz w:val="17"/>
+              </w:rPr>
               <w:t xml:space="preserve">of the latest entry</w:t>
             </w:r>
           </w:p>
@@ -2070,9 +2778,13 @@
           <w:p>
             <w:pPr>
               <w:pStyle w:val="Compact"/>
-              <w:jc w:val="left"/>
-            </w:pPr>
-            <w:r>
+              <w:spacing w:before="20" w:after="20"/>
+              <w:jc w:val="left"/>
+            </w:pPr>
+            <w:r>
+              <w:rPr>
+                <w:sz w:val="17"/>
+              </w:rPr>
               <w:t xml:space="preserve">Nightly</w:t>
             </w:r>
           </w:p>
@@ -2082,9 +2794,13 @@
           <w:p>
             <w:pPr>
               <w:pStyle w:val="Compact"/>
-              <w:jc w:val="left"/>
-            </w:pPr>
-            <w:r>
+              <w:spacing w:before="20" w:after="20"/>
+              <w:jc w:val="left"/>
+            </w:pPr>
+            <w:r>
+              <w:rPr>
+                <w:sz w:val="17"/>
+              </w:rPr>
               <w:t xml:space="preserve">10 years</w:t>
             </w:r>
           </w:p>
@@ -2094,9 +2810,13 @@
           <w:p>
             <w:pPr>
               <w:pStyle w:val="Compact"/>
-              <w:jc w:val="left"/>
-            </w:pPr>
-            <w:r>
+              <w:spacing w:before="20" w:after="20"/>
+              <w:jc w:val="left"/>
+            </w:pPr>
+            <w:r>
+              <w:rPr>
+                <w:sz w:val="17"/>
+              </w:rPr>
               <w:t xml:space="preserve">WORM bucket (object lock)</w:t>
             </w:r>
           </w:p>
@@ -2106,26 +2826,38 @@
           <w:p>
             <w:pPr>
               <w:pStyle w:val="Compact"/>
-              <w:jc w:val="left"/>
-            </w:pPr>
-            <w:r>
+              <w:spacing w:before="20" w:after="20"/>
+              <w:jc w:val="left"/>
+            </w:pPr>
+            <w:r>
+              <w:rPr>
+                <w:sz w:val="17"/>
+              </w:rPr>
               <w:t xml:space="preserve">Compare with</w:t>
             </w:r>
             <w:r>
+              <w:rPr>
+                <w:sz w:val="17"/>
+              </w:rPr>
               <w:t xml:space="preserve"> </w:t>
             </w:r>
             <w:r>
               <w:rPr>
                 <w:rStyle w:val="VerbatimChar"/>
+                <w:sz w:val="17"/>
               </w:rPr>
               <w:t xml:space="preserve">GET /api/audit/verify</w:t>
             </w:r>
             <w:r>
+              <w:rPr>
+                <w:sz w:val="17"/>
+              </w:rPr>
               <w:t xml:space="preserve"> </w:t>
             </w:r>
             <w:r>
               <w:rPr>
                 <w:rStyle w:val="VerbatimChar"/>
+                <w:sz w:val="17"/>
               </w:rPr>
               <w:t xml:space="preserve">head</w:t>
             </w:r>
@@ -2138,45 +2870,70 @@
           <w:p>
             <w:pPr>
               <w:pStyle w:val="Compact"/>
-              <w:jc w:val="left"/>
-            </w:pPr>
-            <w:r>
+              <w:spacing w:before="20" w:after="20"/>
+              <w:jc w:val="left"/>
+            </w:pPr>
+            <w:r>
+              <w:rPr>
+                <w:sz w:val="17"/>
+              </w:rPr>
               <w:t xml:space="preserve">Secrets (</w:t>
             </w:r>
             <w:r>
               <w:rPr>
                 <w:rStyle w:val="VerbatimChar"/>
+                <w:sz w:val="17"/>
               </w:rPr>
               <w:t xml:space="preserve">JWT_SECRET</w:t>
             </w:r>
             <w:r>
+              <w:rPr>
+                <w:sz w:val="17"/>
+              </w:rPr>
               <w:t xml:space="preserve">,</w:t>
             </w:r>
             <w:r>
+              <w:rPr>
+                <w:sz w:val="17"/>
+              </w:rPr>
               <w:t xml:space="preserve"> </w:t>
             </w:r>
             <w:r>
               <w:rPr>
                 <w:rStyle w:val="VerbatimChar"/>
+                <w:sz w:val="17"/>
               </w:rPr>
               <w:t xml:space="preserve">DATA_KEYS</w:t>
             </w:r>
             <w:r>
-              <w:t xml:space="preserve"> </w:t>
-            </w:r>
-            <w:r>
+              <w:rPr>
+                <w:sz w:val="17"/>
+              </w:rPr>
+              <w:t xml:space="preserve"> </w:t>
+            </w:r>
+            <w:r>
+              <w:rPr>
+                <w:sz w:val="17"/>
+              </w:rPr>
               <w:t xml:space="preserve">all key IDs,</w:t>
             </w:r>
             <w:r>
+              <w:rPr>
+                <w:sz w:val="17"/>
+              </w:rPr>
               <w:t xml:space="preserve"> </w:t>
             </w:r>
             <w:r>
               <w:rPr>
                 <w:rStyle w:val="VerbatimChar"/>
+                <w:sz w:val="17"/>
               </w:rPr>
               <w:t xml:space="preserve">BLIND_INDEX_KEY</w:t>
             </w:r>
             <w:r>
+              <w:rPr>
+                <w:sz w:val="17"/>
+              </w:rPr>
               <w:t xml:space="preserve">, DB, partner-integration credentials)</w:t>
             </w:r>
           </w:p>
@@ -2186,9 +2943,13 @@
           <w:p>
             <w:pPr>
               <w:pStyle w:val="Compact"/>
-              <w:jc w:val="left"/>
-            </w:pPr>
-            <w:r>
+              <w:spacing w:before="20" w:after="20"/>
+              <w:jc w:val="left"/>
+            </w:pPr>
+            <w:r>
+              <w:rPr>
+                <w:sz w:val="17"/>
+              </w:rPr>
               <w:t xml:space="preserve">Vault/KMS with replication + sealed offline escrow (two-person)</w:t>
             </w:r>
           </w:p>
@@ -2198,9 +2959,13 @@
           <w:p>
             <w:pPr>
               <w:pStyle w:val="Compact"/>
-              <w:jc w:val="left"/>
-            </w:pPr>
-            <w:r>
+              <w:spacing w:before="20" w:after="20"/>
+              <w:jc w:val="left"/>
+            </w:pPr>
+            <w:r>
+              <w:rPr>
+                <w:sz w:val="17"/>
+              </w:rPr>
               <w:t xml:space="preserve">On change</w:t>
             </w:r>
           </w:p>
@@ -2210,18 +2975,26 @@
           <w:p>
             <w:pPr>
               <w:pStyle w:val="Compact"/>
-              <w:jc w:val="left"/>
-            </w:pPr>
-            <w:r>
+              <w:spacing w:before="20" w:after="20"/>
+              <w:jc w:val="left"/>
+            </w:pPr>
+            <w:r>
+              <w:rPr>
+                <w:sz w:val="17"/>
+              </w:rPr>
               <w:t xml:space="preserve">All versions</w:t>
             </w:r>
             <w:r>
+              <w:rPr>
+                <w:sz w:val="17"/>
+              </w:rPr>
               <w:t xml:space="preserve"> </w:t>
             </w:r>
             <w:r>
               <w:rPr>
                 <w:bCs/>
                 <w:b/>
+                <w:sz w:val="17"/>
               </w:rPr>
               <w:t xml:space="preserve">forever for</w:t>
             </w:r>
@@ -2229,6 +3002,7 @@
               <w:rPr>
                 <w:bCs/>
                 <w:b/>
+                <w:sz w:val="17"/>
               </w:rPr>
               <w:t xml:space="preserve"> </w:t>
             </w:r>
@@ -2237,13 +3011,20 @@
                 <w:rStyle w:val="VerbatimChar"/>
                 <w:bCs/>
                 <w:b/>
+                <w:sz w:val="17"/>
               </w:rPr>
               <w:t xml:space="preserve">DATA_KEYS</w:t>
             </w:r>
             <w:r>
-              <w:t xml:space="preserve"> </w:t>
-            </w:r>
-            <w:r>
+              <w:rPr>
+                <w:sz w:val="17"/>
+              </w:rPr>
+              <w:t xml:space="preserve"> </w:t>
+            </w:r>
+            <w:r>
+              <w:rPr>
+                <w:sz w:val="17"/>
+              </w:rPr>
               <w:t xml:space="preserve">(old ciphertext)</w:t>
             </w:r>
           </w:p>
@@ -2253,9 +3034,13 @@
           <w:p>
             <w:pPr>
               <w:pStyle w:val="Compact"/>
-              <w:jc w:val="left"/>
-            </w:pPr>
-            <w:r>
+              <w:spacing w:before="20" w:after="20"/>
+              <w:jc w:val="left"/>
+            </w:pPr>
+            <w:r>
+              <w:rPr>
+                <w:sz w:val="17"/>
+              </w:rPr>
               <w:t xml:space="preserve">KMS in both regions + escrow</w:t>
             </w:r>
           </w:p>
@@ -2265,9 +3050,13 @@
           <w:p>
             <w:pPr>
               <w:pStyle w:val="Compact"/>
-              <w:jc w:val="left"/>
-            </w:pPr>
-            <w:r>
+              <w:spacing w:before="20" w:after="20"/>
+              <w:jc w:val="left"/>
+            </w:pPr>
+            <w:r>
+              <w:rPr>
+                <w:sz w:val="17"/>
+              </w:rPr>
               <w:t xml:space="preserve">Quarterly key-recovery drill</w:t>
             </w:r>
           </w:p>
@@ -2279,9 +3068,13 @@
           <w:p>
             <w:pPr>
               <w:pStyle w:val="Compact"/>
-              <w:jc w:val="left"/>
-            </w:pPr>
-            <w:r>
+              <w:spacing w:before="20" w:after="20"/>
+              <w:jc w:val="left"/>
+            </w:pPr>
+            <w:r>
+              <w:rPr>
+                <w:sz w:val="17"/>
+              </w:rPr>
               <w:t xml:space="preserve">Configuration / IaC</w:t>
             </w:r>
           </w:p>
@@ -2291,30 +3084,45 @@
           <w:p>
             <w:pPr>
               <w:pStyle w:val="Compact"/>
-              <w:jc w:val="left"/>
-            </w:pPr>
-            <w:r>
+              <w:spacing w:before="20" w:after="20"/>
+              <w:jc w:val="left"/>
+            </w:pPr>
+            <w:r>
+              <w:rPr>
+                <w:sz w:val="17"/>
+              </w:rPr>
               <w:t xml:space="preserve">Git (</w:t>
             </w:r>
             <w:r>
               <w:rPr>
                 <w:rStyle w:val="VerbatimChar"/>
+                <w:sz w:val="17"/>
               </w:rPr>
               <w:t xml:space="preserve">deploy/k8s/*</w:t>
             </w:r>
             <w:r>
+              <w:rPr>
+                <w:sz w:val="17"/>
+              </w:rPr>
               <w:t xml:space="preserve">,</w:t>
             </w:r>
             <w:r>
+              <w:rPr>
+                <w:sz w:val="17"/>
+              </w:rPr>
               <w:t xml:space="preserve"> </w:t>
             </w:r>
             <w:r>
               <w:rPr>
                 <w:rStyle w:val="VerbatimChar"/>
+                <w:sz w:val="17"/>
               </w:rPr>
               <w:t xml:space="preserve">Dockerfile</w:t>
             </w:r>
             <w:r>
+              <w:rPr>
+                <w:sz w:val="17"/>
+              </w:rPr>
               <w:t xml:space="preserve">, CI)</w:t>
             </w:r>
           </w:p>
@@ -2324,9 +3132,13 @@
           <w:p>
             <w:pPr>
               <w:pStyle w:val="Compact"/>
-              <w:jc w:val="left"/>
-            </w:pPr>
-            <w:r>
+              <w:spacing w:before="20" w:after="20"/>
+              <w:jc w:val="left"/>
+            </w:pPr>
+            <w:r>
+              <w:rPr>
+                <w:sz w:val="17"/>
+              </w:rPr>
               <w:t xml:space="preserve">On commit</w:t>
             </w:r>
           </w:p>
@@ -2336,9 +3148,13 @@
           <w:p>
             <w:pPr>
               <w:pStyle w:val="Compact"/>
-              <w:jc w:val="left"/>
-            </w:pPr>
-            <w:r>
+              <w:spacing w:before="20" w:after="20"/>
+              <w:jc w:val="left"/>
+            </w:pPr>
+            <w:r>
+              <w:rPr>
+                <w:sz w:val="17"/>
+              </w:rPr>
               <w:t xml:space="preserve">Forever</w:t>
             </w:r>
           </w:p>
@@ -2348,9 +3164,13 @@
           <w:p>
             <w:pPr>
               <w:pStyle w:val="Compact"/>
-              <w:jc w:val="left"/>
-            </w:pPr>
-            <w:r>
+              <w:spacing w:before="20" w:after="20"/>
+              <w:jc w:val="left"/>
+            </w:pPr>
+            <w:r>
+              <w:rPr>
+                <w:sz w:val="17"/>
+              </w:rPr>
               <w:t xml:space="preserve">Git hosting + mirror</w:t>
             </w:r>
           </w:p>
@@ -2360,9 +3180,13 @@
           <w:p>
             <w:pPr>
               <w:pStyle w:val="Compact"/>
-              <w:jc w:val="left"/>
-            </w:pPr>
-            <w:r>
+              <w:spacing w:before="20" w:after="20"/>
+              <w:jc w:val="left"/>
+            </w:pPr>
+            <w:r>
+              <w:rPr>
+                <w:sz w:val="17"/>
+              </w:rPr>
               <w:t xml:space="preserve">Rebuild drill (DR-T4)</w:t>
             </w:r>
           </w:p>
@@ -2374,9 +3198,13 @@
           <w:p>
             <w:pPr>
               <w:pStyle w:val="Compact"/>
-              <w:jc w:val="left"/>
-            </w:pPr>
-            <w:r>
+              <w:spacing w:before="20" w:after="20"/>
+              <w:jc w:val="left"/>
+            </w:pPr>
+            <w:r>
+              <w:rPr>
+                <w:sz w:val="17"/>
+              </w:rPr>
               <w:t xml:space="preserve">Container images</w:t>
             </w:r>
           </w:p>
@@ -2386,9 +3214,13 @@
           <w:p>
             <w:pPr>
               <w:pStyle w:val="Compact"/>
-              <w:jc w:val="left"/>
-            </w:pPr>
-            <w:r>
+              <w:spacing w:before="20" w:after="20"/>
+              <w:jc w:val="left"/>
+            </w:pPr>
+            <w:r>
+              <w:rPr>
+                <w:sz w:val="17"/>
+              </w:rPr>
               <w:t xml:space="preserve">Registry with immutable tags (semver + git SHA)</w:t>
             </w:r>
           </w:p>
@@ -2398,9 +3230,13 @@
           <w:p>
             <w:pPr>
               <w:pStyle w:val="Compact"/>
-              <w:jc w:val="left"/>
-            </w:pPr>
-            <w:r>
+              <w:spacing w:before="20" w:after="20"/>
+              <w:jc w:val="left"/>
+            </w:pPr>
+            <w:r>
+              <w:rPr>
+                <w:sz w:val="17"/>
+              </w:rPr>
               <w:t xml:space="preserve">On release</w:t>
             </w:r>
           </w:p>
@@ -2410,9 +3246,13 @@
           <w:p>
             <w:pPr>
               <w:pStyle w:val="Compact"/>
-              <w:jc w:val="left"/>
-            </w:pPr>
-            <w:r>
+              <w:spacing w:before="20" w:after="20"/>
+              <w:jc w:val="left"/>
+            </w:pPr>
+            <w:r>
+              <w:rPr>
+                <w:sz w:val="17"/>
+              </w:rPr>
               <w:t xml:space="preserve">Last 20 releases</w:t>
             </w:r>
           </w:p>
@@ -2422,9 +3262,13 @@
           <w:p>
             <w:pPr>
               <w:pStyle w:val="Compact"/>
-              <w:jc w:val="left"/>
-            </w:pPr>
-            <w:r>
+              <w:spacing w:before="20" w:after="20"/>
+              <w:jc w:val="left"/>
+            </w:pPr>
+            <w:r>
+              <w:rPr>
+                <w:sz w:val="17"/>
+              </w:rPr>
               <w:t xml:space="preserve">Registry replicated to the DR region</w:t>
             </w:r>
           </w:p>
@@ -2434,9 +3278,13 @@
           <w:p>
             <w:pPr>
               <w:pStyle w:val="Compact"/>
-              <w:jc w:val="left"/>
-            </w:pPr>
-            <w:r>
+              <w:spacing w:before="20" w:after="20"/>
+              <w:jc w:val="left"/>
+            </w:pPr>
+            <w:r>
+              <w:rPr>
+                <w:sz w:val="17"/>
+              </w:rPr>
               <w:t xml:space="preserve">Pull test in DR</w:t>
             </w:r>
           </w:p>
@@ -2448,9 +3296,13 @@
           <w:p>
             <w:pPr>
               <w:pStyle w:val="Compact"/>
-              <w:jc w:val="left"/>
-            </w:pPr>
-            <w:r>
+              <w:spacing w:before="20" w:after="20"/>
+              <w:jc w:val="left"/>
+            </w:pPr>
+            <w:r>
+              <w:rPr>
+                <w:sz w:val="17"/>
+              </w:rPr>
               <w:t xml:space="preserve">Rule sets</w:t>
             </w:r>
           </w:p>
@@ -2460,17 +3312,25 @@
           <w:p>
             <w:pPr>
               <w:pStyle w:val="Compact"/>
-              <w:jc w:val="left"/>
-            </w:pPr>
-            <w:r>
+              <w:spacing w:before="20" w:after="20"/>
+              <w:jc w:val="left"/>
+            </w:pPr>
+            <w:r>
+              <w:rPr>
+                <w:sz w:val="17"/>
+              </w:rPr>
               <w:t xml:space="preserve">Inside PostgreSQL (all versions) + defaults in</w:t>
             </w:r>
             <w:r>
+              <w:rPr>
+                <w:sz w:val="17"/>
+              </w:rPr>
               <w:t xml:space="preserve"> </w:t>
             </w:r>
             <w:r>
               <w:rPr>
                 <w:rStyle w:val="VerbatimChar"/>
+                <w:sz w:val="17"/>
               </w:rPr>
               <w:t xml:space="preserve">config/rules/*.json</w:t>
             </w:r>
@@ -2481,9 +3341,13 @@
           <w:p>
             <w:pPr>
               <w:pStyle w:val="Compact"/>
-              <w:jc w:val="left"/>
-            </w:pPr>
-            <w:r>
+              <w:spacing w:before="20" w:after="20"/>
+              <w:jc w:val="left"/>
+            </w:pPr>
+            <w:r>
+              <w:rPr>
+                <w:sz w:val="17"/>
+              </w:rPr>
               <w:t xml:space="preserve">—</w:t>
             </w:r>
           </w:p>
@@ -2493,9 +3357,13 @@
           <w:p>
             <w:pPr>
               <w:pStyle w:val="Compact"/>
-              <w:jc w:val="left"/>
-            </w:pPr>
-            <w:r>
+              <w:spacing w:before="20" w:after="20"/>
+              <w:jc w:val="left"/>
+            </w:pPr>
+            <w:r>
+              <w:rPr>
+                <w:sz w:val="17"/>
+              </w:rPr>
               <w:t xml:space="preserve">—</w:t>
             </w:r>
           </w:p>
@@ -2505,9 +3373,13 @@
           <w:p>
             <w:pPr>
               <w:pStyle w:val="Compact"/>
-              <w:jc w:val="left"/>
-            </w:pPr>
-            <w:r>
+              <w:spacing w:before="20" w:after="20"/>
+              <w:jc w:val="left"/>
+            </w:pPr>
+            <w:r>
+              <w:rPr>
+                <w:sz w:val="17"/>
+              </w:rPr>
               <w:t xml:space="preserve">Covered by DB backup</w:t>
             </w:r>
           </w:p>
@@ -2517,18 +3389,26 @@
           <w:p>
             <w:pPr>
               <w:pStyle w:val="Compact"/>
+              <w:spacing w:before="20" w:after="20"/>
               <w:jc w:val="left"/>
             </w:pPr>
             <w:r>
               <w:rPr>
                 <w:rStyle w:val="VerbatimChar"/>
+                <w:sz w:val="17"/>
               </w:rPr>
               <w:t xml:space="preserve">GET /api/ops/status</w:t>
             </w:r>
             <w:r>
-              <w:t xml:space="preserve"> </w:t>
-            </w:r>
-            <w:r>
+              <w:rPr>
+                <w:sz w:val="17"/>
+              </w:rPr>
+              <w:t xml:space="preserve"> </w:t>
+            </w:r>
+            <w:r>
+              <w:rPr>
+                <w:sz w:val="17"/>
+              </w:rPr>
               <w:t xml:space="preserve">checksums vs change log</w:t>
             </w:r>
           </w:p>
@@ -2540,9 +3420,13 @@
           <w:p>
             <w:pPr>
               <w:pStyle w:val="Compact"/>
-              <w:jc w:val="left"/>
-            </w:pPr>
-            <w:r>
+              <w:spacing w:before="20" w:after="20"/>
+              <w:jc w:val="left"/>
+            </w:pPr>
+            <w:r>
+              <w:rPr>
+                <w:sz w:val="17"/>
+              </w:rPr>
               <w:t xml:space="preserve">Source extracts (VETC/TASCO)</w:t>
             </w:r>
           </w:p>
@@ -2552,9 +3436,13 @@
           <w:p>
             <w:pPr>
               <w:pStyle w:val="Compact"/>
-              <w:jc w:val="left"/>
-            </w:pPr>
-            <w:r>
+              <w:spacing w:before="20" w:after="20"/>
+              <w:jc w:val="left"/>
+            </w:pPr>
+            <w:r>
+              <w:rPr>
+                <w:sz w:val="17"/>
+              </w:rPr>
               <w:t xml:space="preserve">Landing bucket</w:t>
             </w:r>
           </w:p>
@@ -2564,9 +3452,13 @@
           <w:p>
             <w:pPr>
               <w:pStyle w:val="Compact"/>
-              <w:jc w:val="left"/>
-            </w:pPr>
-            <w:r>
+              <w:spacing w:before="20" w:after="20"/>
+              <w:jc w:val="left"/>
+            </w:pPr>
+            <w:r>
+              <w:rPr>
+                <w:sz w:val="17"/>
+              </w:rPr>
               <w:t xml:space="preserve">Per delivery</w:t>
             </w:r>
           </w:p>
@@ -2576,21 +3468,32 @@
           <w:p>
             <w:pPr>
               <w:pStyle w:val="Compact"/>
-              <w:jc w:val="left"/>
-            </w:pPr>
-            <w:r>
+              <w:spacing w:before="20" w:after="20"/>
+              <w:jc w:val="left"/>
+            </w:pPr>
+            <w:r>
+              <w:rPr>
+                <w:sz w:val="17"/>
+              </w:rPr>
               <w:t xml:space="preserve">365 days (</w:t>
             </w:r>
             <w:r>
               <w:rPr>
                 <w:rStyle w:val="VerbatimChar"/>
+                <w:sz w:val="17"/>
               </w:rPr>
               <w:t xml:space="preserve">source_records</w:t>
             </w:r>
             <w:r>
-              <w:t xml:space="preserve"> </w:t>
-            </w:r>
-            <w:r>
+              <w:rPr>
+                <w:sz w:val="17"/>
+              </w:rPr>
+              <w:t xml:space="preserve"> </w:t>
+            </w:r>
+            <w:r>
+              <w:rPr>
+                <w:sz w:val="17"/>
+              </w:rPr>
               <w:t xml:space="preserve">retention)</w:t>
             </w:r>
           </w:p>
@@ -2600,9 +3503,13 @@
           <w:p>
             <w:pPr>
               <w:pStyle w:val="Compact"/>
-              <w:jc w:val="left"/>
-            </w:pPr>
-            <w:r>
+              <w:spacing w:before="20" w:after="20"/>
+              <w:jc w:val="left"/>
+            </w:pPr>
+            <w:r>
+              <w:rPr>
+                <w:sz w:val="17"/>
+              </w:rPr>
               <w:t xml:space="preserve">Primary + DR</w:t>
             </w:r>
           </w:p>
@@ -2612,9 +3519,13 @@
           <w:p>
             <w:pPr>
               <w:pStyle w:val="Compact"/>
-              <w:jc w:val="left"/>
-            </w:pPr>
-            <w:r>
+              <w:spacing w:before="20" w:after="20"/>
+              <w:jc w:val="left"/>
+            </w:pPr>
+            <w:r>
+              <w:rPr>
+                <w:sz w:val="17"/>
+              </w:rPr>
               <w:t xml:space="preserve">Re-ingest test</w:t>
             </w:r>
           </w:p>
@@ -2662,7 +3573,7 @@
       <w:r>
         <w:drawing>
           <wp:inline>
-            <wp:extent cx="6119999" cy="3389163"/>
+            <wp:extent cx="6119999" cy="3369331"/>
             <wp:effectExtent b="0" l="0" r="0" t="0"/>
             <wp:docPr descr="" title="" id="28" name="Picture"/>
             <a:graphic>
@@ -2683,7 +3594,7 @@
                   <pic:spPr bwMode="auto">
                     <a:xfrm>
                       <a:off x="0" y="0"/>
-                      <a:ext cx="6119999" cy="3389163"/>
+                      <a:ext cx="6119999" cy="3369331"/>
                     </a:xfrm>
                     <a:prstGeom prst="rect">
                       <a:avLst/>
@@ -2726,12 +3637,14 @@
           <w:p>
             <w:pPr>
               <w:pStyle w:val="Compact"/>
+              <w:spacing w:before="20" w:after="20"/>
               <w:jc w:val="left"/>
             </w:pPr>
             <w:r>
               <w:rPr>
                 <w:b/>
                 <w:color w:val="FFFFFF"/>
+                <w:sz w:val="18"/>
               </w:rPr>
               <w:t xml:space="preserve">Element</w:t>
             </w:r>
@@ -2744,12 +3657,14 @@
           <w:p>
             <w:pPr>
               <w:pStyle w:val="Compact"/>
+              <w:spacing w:before="20" w:after="20"/>
               <w:jc w:val="left"/>
             </w:pPr>
             <w:r>
               <w:rPr>
                 <w:b/>
                 <w:color w:val="FFFFFF"/>
+                <w:sz w:val="18"/>
               </w:rPr>
               <w:t xml:space="preserve">Primary</w:t>
             </w:r>
@@ -2762,12 +3677,14 @@
           <w:p>
             <w:pPr>
               <w:pStyle w:val="Compact"/>
+              <w:spacing w:before="20" w:after="20"/>
               <w:jc w:val="left"/>
             </w:pPr>
             <w:r>
               <w:rPr>
                 <w:b/>
                 <w:color w:val="FFFFFF"/>
+                <w:sz w:val="18"/>
               </w:rPr>
               <w:t xml:space="preserve">DR (warm standby)</w:t>
             </w:r>
@@ -2776,13 +3693,19 @@
       </w:tr>
       <w:tr>
         <w:tc>
-          <w:tcPr/>
-          <w:p>
-            <w:pPr>
-              <w:pStyle w:val="Compact"/>
-              <w:jc w:val="left"/>
-            </w:pPr>
-            <w:r>
+          <w:tcPr>
+            <w:noWrap/>
+          </w:tcPr>
+          <w:p>
+            <w:pPr>
+              <w:pStyle w:val="Compact"/>
+              <w:spacing w:before="20" w:after="20"/>
+              <w:jc w:val="left"/>
+            </w:pPr>
+            <w:r>
+              <w:rPr>
+                <w:sz w:val="18"/>
+              </w:rPr>
               <w:t xml:space="preserve">App</w:t>
             </w:r>
           </w:p>
@@ -2792,36 +3715,57 @@
           <w:p>
             <w:pPr>
               <w:pStyle w:val="Compact"/>
-              <w:jc w:val="left"/>
-            </w:pPr>
-            <w:r>
+              <w:spacing w:before="20" w:after="20"/>
+              <w:jc w:val="left"/>
+            </w:pPr>
+            <w:r>
+              <w:rPr>
+                <w:sz w:val="18"/>
+              </w:rPr>
               <w:t xml:space="preserve">≥ 3 replicas across 2 AZs; PDB</w:t>
             </w:r>
             <w:r>
+              <w:rPr>
+                <w:sz w:val="18"/>
+              </w:rPr>
               <w:t xml:space="preserve"> </w:t>
             </w:r>
             <w:r>
               <w:rPr>
                 <w:rStyle w:val="VerbatimChar"/>
+                <w:sz w:val="18"/>
               </w:rPr>
               <w:t xml:space="preserve">minAvailable: 2</w:t>
             </w:r>
             <w:r>
+              <w:rPr>
+                <w:sz w:val="18"/>
+              </w:rPr>
               <w:t xml:space="preserve">;</w:t>
             </w:r>
             <w:r>
+              <w:rPr>
+                <w:sz w:val="18"/>
+              </w:rPr>
               <w:t xml:space="preserve"> </w:t>
             </w:r>
             <w:r>
               <w:rPr>
                 <w:rStyle w:val="VerbatimChar"/>
+                <w:sz w:val="18"/>
               </w:rPr>
               <w:t xml:space="preserve">terminationGracePeriodSeconds</w:t>
             </w:r>
             <w:r>
-              <w:t xml:space="preserve"> </w:t>
-            </w:r>
-            <w:r>
+              <w:rPr>
+                <w:sz w:val="18"/>
+              </w:rPr>
+              <w:t xml:space="preserve"> </w:t>
+            </w:r>
+            <w:r>
+              <w:rPr>
+                <w:sz w:val="18"/>
+              </w:rPr>
               <w:t xml:space="preserve">≥ 30</w:t>
             </w:r>
           </w:p>
@@ -2831,9 +3775,13 @@
           <w:p>
             <w:pPr>
               <w:pStyle w:val="Compact"/>
-              <w:jc w:val="left"/>
-            </w:pPr>
-            <w:r>
+              <w:spacing w:before="20" w:after="20"/>
+              <w:jc w:val="left"/>
+            </w:pPr>
+            <w:r>
+              <w:rPr>
+                <w:sz w:val="18"/>
+              </w:rPr>
               <w:t xml:space="preserve">Deployment at 0–2 replicas, same image; scaled up on declaration</w:t>
             </w:r>
           </w:p>
@@ -2841,13 +3789,19 @@
       </w:tr>
       <w:tr>
         <w:tc>
-          <w:tcPr/>
-          <w:p>
-            <w:pPr>
-              <w:pStyle w:val="Compact"/>
-              <w:jc w:val="left"/>
-            </w:pPr>
-            <w:r>
+          <w:tcPr>
+            <w:noWrap/>
+          </w:tcPr>
+          <w:p>
+            <w:pPr>
+              <w:pStyle w:val="Compact"/>
+              <w:spacing w:before="20" w:after="20"/>
+              <w:jc w:val="left"/>
+            </w:pPr>
+            <w:r>
+              <w:rPr>
+                <w:sz w:val="18"/>
+              </w:rPr>
               <w:t xml:space="preserve">Database</w:t>
             </w:r>
           </w:p>
@@ -2857,9 +3811,13 @@
           <w:p>
             <w:pPr>
               <w:pStyle w:val="Compact"/>
-              <w:jc w:val="left"/>
-            </w:pPr>
-            <w:r>
+              <w:spacing w:before="20" w:after="20"/>
+              <w:jc w:val="left"/>
+            </w:pPr>
+            <w:r>
+              <w:rPr>
+                <w:sz w:val="18"/>
+              </w:rPr>
               <w:t xml:space="preserve">HA primary + synchronous standby (automatic AZ failover)</w:t>
             </w:r>
           </w:p>
@@ -2869,9 +3827,13 @@
           <w:p>
             <w:pPr>
               <w:pStyle w:val="Compact"/>
-              <w:jc w:val="left"/>
-            </w:pPr>
-            <w:r>
+              <w:spacing w:before="20" w:after="20"/>
+              <w:jc w:val="left"/>
+            </w:pPr>
+            <w:r>
+              <w:rPr>
+                <w:sz w:val="18"/>
+              </w:rPr>
               <w:t xml:space="preserve">Async read replica (lag &lt; 30 s, alert ALR-91), promotable</w:t>
             </w:r>
           </w:p>
@@ -2879,13 +3841,19 @@
       </w:tr>
       <w:tr>
         <w:tc>
-          <w:tcPr/>
-          <w:p>
-            <w:pPr>
-              <w:pStyle w:val="Compact"/>
-              <w:jc w:val="left"/>
-            </w:pPr>
-            <w:r>
+          <w:tcPr>
+            <w:noWrap/>
+          </w:tcPr>
+          <w:p>
+            <w:pPr>
+              <w:pStyle w:val="Compact"/>
+              <w:spacing w:before="20" w:after="20"/>
+              <w:jc w:val="left"/>
+            </w:pPr>
+            <w:r>
+              <w:rPr>
+                <w:sz w:val="18"/>
+              </w:rPr>
               <w:t xml:space="preserve">CronJobs</w:t>
             </w:r>
           </w:p>
@@ -2895,9 +3863,13 @@
           <w:p>
             <w:pPr>
               <w:pStyle w:val="Compact"/>
-              <w:jc w:val="left"/>
-            </w:pPr>
-            <w:r>
+              <w:spacing w:before="20" w:after="20"/>
+              <w:jc w:val="left"/>
+            </w:pPr>
+            <w:r>
+              <w:rPr>
+                <w:sz w:val="18"/>
+              </w:rPr>
               <w:t xml:space="preserve">Active</w:t>
             </w:r>
           </w:p>
@@ -2907,16 +3879,21 @@
           <w:p>
             <w:pPr>
               <w:pStyle w:val="Compact"/>
+              <w:spacing w:before="20" w:after="20"/>
               <w:jc w:val="left"/>
             </w:pPr>
             <w:r>
               <w:rPr>
                 <w:bCs/>
                 <w:b/>
+                <w:sz w:val="18"/>
               </w:rPr>
               <w:t xml:space="preserve">Suspended</w:t>
             </w:r>
             <w:r>
+              <w:rPr>
+                <w:sz w:val="18"/>
+              </w:rPr>
               <w:t xml:space="preserve">. Never run two journey schedulers, or customers get duplicate contact</w:t>
             </w:r>
           </w:p>
@@ -2928,9 +3905,13 @@
           <w:p>
             <w:pPr>
               <w:pStyle w:val="Compact"/>
-              <w:jc w:val="left"/>
-            </w:pPr>
-            <w:r>
+              <w:spacing w:before="20" w:after="20"/>
+              <w:jc w:val="left"/>
+            </w:pPr>
+            <w:r>
+              <w:rPr>
+                <w:sz w:val="18"/>
+              </w:rPr>
               <w:t xml:space="preserve">Outbound egress</w:t>
             </w:r>
           </w:p>
@@ -2940,9 +3921,13 @@
           <w:p>
             <w:pPr>
               <w:pStyle w:val="Compact"/>
-              <w:jc w:val="left"/>
-            </w:pPr>
-            <w:r>
+              <w:spacing w:before="20" w:after="20"/>
+              <w:jc w:val="left"/>
+            </w:pPr>
+            <w:r>
+              <w:rPr>
+                <w:sz w:val="18"/>
+              </w:rPr>
               <w:t xml:space="preserve">Allow-listed to VETC, TASCO core, Zalo, SMS, voice</w:t>
             </w:r>
           </w:p>
@@ -2952,9 +3937,13 @@
           <w:p>
             <w:pPr>
               <w:pStyle w:val="Compact"/>
-              <w:jc w:val="left"/>
-            </w:pPr>
-            <w:r>
+              <w:spacing w:before="20" w:after="20"/>
+              <w:jc w:val="left"/>
+            </w:pPr>
+            <w:r>
+              <w:rPr>
+                <w:sz w:val="18"/>
+              </w:rPr>
               <w:t xml:space="preserve">Pre-registered DR egress IPs with every partner (part of the IIAs)</w:t>
             </w:r>
           </w:p>
@@ -2962,13 +3951,19 @@
       </w:tr>
       <w:tr>
         <w:tc>
-          <w:tcPr/>
-          <w:p>
-            <w:pPr>
-              <w:pStyle w:val="Compact"/>
-              <w:jc w:val="left"/>
-            </w:pPr>
-            <w:r>
+          <w:tcPr>
+            <w:noWrap/>
+          </w:tcPr>
+          <w:p>
+            <w:pPr>
+              <w:pStyle w:val="Compact"/>
+              <w:spacing w:before="20" w:after="20"/>
+              <w:jc w:val="left"/>
+            </w:pPr>
+            <w:r>
+              <w:rPr>
+                <w:sz w:val="18"/>
+              </w:rPr>
               <w:t xml:space="preserve">DNS</w:t>
             </w:r>
           </w:p>
@@ -2978,9 +3973,13 @@
           <w:p>
             <w:pPr>
               <w:pStyle w:val="Compact"/>
-              <w:jc w:val="left"/>
-            </w:pPr>
-            <w:r>
+              <w:spacing w:before="20" w:after="20"/>
+              <w:jc w:val="left"/>
+            </w:pPr>
+            <w:r>
+              <w:rPr>
+                <w:sz w:val="18"/>
+              </w:rPr>
               <w:t xml:space="preserve">Public hostnames (console, app API, partner API, verify)</w:t>
             </w:r>
           </w:p>
@@ -2990,9 +3989,13 @@
           <w:p>
             <w:pPr>
               <w:pStyle w:val="Compact"/>
-              <w:jc w:val="left"/>
-            </w:pPr>
-            <w:r>
+              <w:spacing w:before="20" w:after="20"/>
+              <w:jc w:val="left"/>
+            </w:pPr>
+            <w:r>
+              <w:rPr>
+                <w:sz w:val="18"/>
+              </w:rPr>
               <w:t xml:space="preserve">GSLB failover record, TTL 60 s</w:t>
             </w:r>
           </w:p>
@@ -3150,12 +4153,14 @@
           <w:p>
             <w:pPr>
               <w:pStyle w:val="Compact"/>
+              <w:spacing w:before="20" w:after="20"/>
               <w:jc w:val="left"/>
             </w:pPr>
             <w:r>
               <w:rPr>
                 <w:b/>
                 <w:color w:val="FFFFFF"/>
+                <w:sz w:val="18"/>
               </w:rPr>
               <w:t xml:space="preserve">Step</w:t>
             </w:r>
@@ -3168,12 +4173,14 @@
           <w:p>
             <w:pPr>
               <w:pStyle w:val="Compact"/>
+              <w:spacing w:before="20" w:after="20"/>
               <w:jc w:val="left"/>
             </w:pPr>
             <w:r>
               <w:rPr>
                 <w:b/>
                 <w:color w:val="FFFFFF"/>
+                <w:sz w:val="18"/>
               </w:rPr>
               <w:t xml:space="preserve">T+</w:t>
             </w:r>
@@ -3186,12 +4193,14 @@
           <w:p>
             <w:pPr>
               <w:pStyle w:val="Compact"/>
+              <w:spacing w:before="20" w:after="20"/>
               <w:jc w:val="left"/>
             </w:pPr>
             <w:r>
               <w:rPr>
                 <w:b/>
                 <w:color w:val="FFFFFF"/>
+                <w:sz w:val="18"/>
               </w:rPr>
               <w:t xml:space="preserve">Action</w:t>
             </w:r>
@@ -3204,12 +4213,14 @@
           <w:p>
             <w:pPr>
               <w:pStyle w:val="Compact"/>
+              <w:spacing w:before="20" w:after="20"/>
               <w:jc w:val="left"/>
             </w:pPr>
             <w:r>
               <w:rPr>
                 <w:b/>
                 <w:color w:val="FFFFFF"/>
+                <w:sz w:val="18"/>
               </w:rPr>
               <w:t xml:space="preserve">Owner</w:t>
             </w:r>
@@ -3218,25 +4229,37 @@
       </w:tr>
       <w:tr>
         <w:tc>
-          <w:tcPr/>
-          <w:p>
-            <w:pPr>
-              <w:pStyle w:val="Compact"/>
-              <w:jc w:val="left"/>
-            </w:pPr>
-            <w:r>
+          <w:tcPr>
+            <w:noWrap/>
+          </w:tcPr>
+          <w:p>
+            <w:pPr>
+              <w:pStyle w:val="Compact"/>
+              <w:spacing w:before="20" w:after="20"/>
+              <w:jc w:val="left"/>
+            </w:pPr>
+            <w:r>
+              <w:rPr>
+                <w:sz w:val="18"/>
+              </w:rPr>
               <w:t xml:space="preserve">1</w:t>
             </w:r>
           </w:p>
         </w:tc>
         <w:tc>
-          <w:tcPr/>
-          <w:p>
-            <w:pPr>
-              <w:pStyle w:val="Compact"/>
-              <w:jc w:val="left"/>
-            </w:pPr>
-            <w:r>
+          <w:tcPr>
+            <w:noWrap/>
+          </w:tcPr>
+          <w:p>
+            <w:pPr>
+              <w:pStyle w:val="Compact"/>
+              <w:spacing w:before="20" w:after="20"/>
+              <w:jc w:val="left"/>
+            </w:pPr>
+            <w:r>
+              <w:rPr>
+                <w:sz w:val="18"/>
+              </w:rPr>
               <w:t xml:space="preserve">0</w:t>
             </w:r>
           </w:p>
@@ -3246,9 +4269,13 @@
           <w:p>
             <w:pPr>
               <w:pStyle w:val="Compact"/>
-              <w:jc w:val="left"/>
-            </w:pPr>
-            <w:r>
+              <w:spacing w:before="20" w:after="20"/>
+              <w:jc w:val="left"/>
+            </w:pPr>
+            <w:r>
+              <w:rPr>
+                <w:sz w:val="18"/>
+              </w:rPr>
               <w:t xml:space="preserve">Incident Commander declares DR after confirming the primary region is unrecoverable within RTO (provider status, ≥ 30 min outage, or data-centre loss). Decision by the TASCO IT Head (or delegate)</w:t>
             </w:r>
           </w:p>
@@ -3258,9 +4285,13 @@
           <w:p>
             <w:pPr>
               <w:pStyle w:val="Compact"/>
-              <w:jc w:val="left"/>
-            </w:pPr>
-            <w:r>
+              <w:spacing w:before="20" w:after="20"/>
+              <w:jc w:val="left"/>
+            </w:pPr>
+            <w:r>
+              <w:rPr>
+                <w:sz w:val="18"/>
+              </w:rPr>
               <w:t xml:space="preserve">IC</w:t>
             </w:r>
           </w:p>
@@ -3268,13 +4299,19 @@
       </w:tr>
       <w:tr>
         <w:tc>
-          <w:tcPr/>
-          <w:p>
-            <w:pPr>
-              <w:pStyle w:val="Compact"/>
-              <w:jc w:val="left"/>
-            </w:pPr>
-            <w:r>
+          <w:tcPr>
+            <w:noWrap/>
+          </w:tcPr>
+          <w:p>
+            <w:pPr>
+              <w:pStyle w:val="Compact"/>
+              <w:spacing w:before="20" w:after="20"/>
+              <w:jc w:val="left"/>
+            </w:pPr>
+            <w:r>
+              <w:rPr>
+                <w:sz w:val="18"/>
+              </w:rPr>
               <w:t xml:space="preserve">2</w:t>
             </w:r>
           </w:p>
@@ -3284,9 +4321,13 @@
           <w:p>
             <w:pPr>
               <w:pStyle w:val="Compact"/>
-              <w:jc w:val="left"/>
-            </w:pPr>
-            <w:r>
+              <w:spacing w:before="20" w:after="20"/>
+              <w:jc w:val="left"/>
+            </w:pPr>
+            <w:r>
+              <w:rPr>
+                <w:sz w:val="18"/>
+              </w:rPr>
               <w:t xml:space="preserve">0:05</w:t>
             </w:r>
           </w:p>
@@ -3296,9 +4337,13 @@
           <w:p>
             <w:pPr>
               <w:pStyle w:val="Compact"/>
-              <w:jc w:val="left"/>
-            </w:pPr>
-            <w:r>
+              <w:spacing w:before="20" w:after="20"/>
+              <w:jc w:val="left"/>
+            </w:pPr>
+            <w:r>
+              <w:rPr>
+                <w:sz w:val="18"/>
+              </w:rPr>
               <w:t xml:space="preserve">Communications: war room, TASCO/VETC leadership, VETC CS; customer banner (§9)</w:t>
             </w:r>
           </w:p>
@@ -3308,9 +4353,13 @@
           <w:p>
             <w:pPr>
               <w:pStyle w:val="Compact"/>
-              <w:jc w:val="left"/>
-            </w:pPr>
-            <w:r>
+              <w:spacing w:before="20" w:after="20"/>
+              <w:jc w:val="left"/>
+            </w:pPr>
+            <w:r>
+              <w:rPr>
+                <w:sz w:val="18"/>
+              </w:rPr>
               <w:t xml:space="preserve">Comms</w:t>
             </w:r>
           </w:p>
@@ -3318,13 +4367,19 @@
       </w:tr>
       <w:tr>
         <w:tc>
-          <w:tcPr/>
-          <w:p>
-            <w:pPr>
-              <w:pStyle w:val="Compact"/>
-              <w:jc w:val="left"/>
-            </w:pPr>
-            <w:r>
+          <w:tcPr>
+            <w:noWrap/>
+          </w:tcPr>
+          <w:p>
+            <w:pPr>
+              <w:pStyle w:val="Compact"/>
+              <w:spacing w:before="20" w:after="20"/>
+              <w:jc w:val="left"/>
+            </w:pPr>
+            <w:r>
+              <w:rPr>
+                <w:sz w:val="18"/>
+              </w:rPr>
               <w:t xml:space="preserve">3</w:t>
             </w:r>
           </w:p>
@@ -3334,9 +4389,13 @@
           <w:p>
             <w:pPr>
               <w:pStyle w:val="Compact"/>
-              <w:jc w:val="left"/>
-            </w:pPr>
-            <w:r>
+              <w:spacing w:before="20" w:after="20"/>
+              <w:jc w:val="left"/>
+            </w:pPr>
+            <w:r>
+              <w:rPr>
+                <w:sz w:val="18"/>
+              </w:rPr>
               <w:t xml:space="preserve">0:10</w:t>
             </w:r>
           </w:p>
@@ -3346,31 +4405,45 @@
           <w:p>
             <w:pPr>
               <w:pStyle w:val="Compact"/>
+              <w:spacing w:before="20" w:after="20"/>
               <w:jc w:val="left"/>
             </w:pPr>
             <w:r>
               <w:rPr>
                 <w:bCs/>
                 <w:b/>
+                <w:sz w:val="18"/>
               </w:rPr>
               <w:t xml:space="preserve">Freeze writes at the primary</w:t>
             </w:r>
             <w:r>
-              <w:t xml:space="preserve"> </w:t>
-            </w:r>
-            <w:r>
+              <w:rPr>
+                <w:sz w:val="18"/>
+              </w:rPr>
+              <w:t xml:space="preserve"> </w:t>
+            </w:r>
+            <w:r>
+              <w:rPr>
+                <w:sz w:val="18"/>
+              </w:rPr>
               <w:t xml:space="preserve">if it is partially alive: scale the primary Deployment to 0, suspend its CronJobs (split-brain prevention)</w:t>
             </w:r>
           </w:p>
         </w:tc>
         <w:tc>
-          <w:tcPr/>
-          <w:p>
-            <w:pPr>
-              <w:pStyle w:val="Compact"/>
-              <w:jc w:val="left"/>
-            </w:pPr>
-            <w:r>
+          <w:tcPr>
+            <w:noWrap/>
+          </w:tcPr>
+          <w:p>
+            <w:pPr>
+              <w:pStyle w:val="Compact"/>
+              <w:spacing w:before="20" w:after="20"/>
+              <w:jc w:val="left"/>
+            </w:pPr>
+            <w:r>
+              <w:rPr>
+                <w:sz w:val="18"/>
+              </w:rPr>
               <w:t xml:space="preserve">L2</w:t>
             </w:r>
           </w:p>
@@ -3378,13 +4451,19 @@
       </w:tr>
       <w:tr>
         <w:tc>
-          <w:tcPr/>
-          <w:p>
-            <w:pPr>
-              <w:pStyle w:val="Compact"/>
-              <w:jc w:val="left"/>
-            </w:pPr>
-            <w:r>
+          <w:tcPr>
+            <w:noWrap/>
+          </w:tcPr>
+          <w:p>
+            <w:pPr>
+              <w:pStyle w:val="Compact"/>
+              <w:spacing w:before="20" w:after="20"/>
+              <w:jc w:val="left"/>
+            </w:pPr>
+            <w:r>
+              <w:rPr>
+                <w:sz w:val="18"/>
+              </w:rPr>
               <w:t xml:space="preserve">4</w:t>
             </w:r>
           </w:p>
@@ -3394,9 +4473,13 @@
           <w:p>
             <w:pPr>
               <w:pStyle w:val="Compact"/>
-              <w:jc w:val="left"/>
-            </w:pPr>
-            <w:r>
+              <w:spacing w:before="20" w:after="20"/>
+              <w:jc w:val="left"/>
+            </w:pPr>
+            <w:r>
+              <w:rPr>
+                <w:sz w:val="18"/>
+              </w:rPr>
               <w:t xml:space="preserve">0:15</w:t>
             </w:r>
           </w:p>
@@ -3406,28 +4489,40 @@
           <w:p>
             <w:pPr>
               <w:pStyle w:val="Compact"/>
+              <w:spacing w:before="20" w:after="20"/>
               <w:jc w:val="left"/>
             </w:pPr>
             <w:r>
               <w:rPr>
                 <w:bCs/>
                 <w:b/>
+                <w:sz w:val="18"/>
               </w:rPr>
               <w:t xml:space="preserve">Promote the DR replica</w:t>
             </w:r>
             <w:r>
-              <w:t xml:space="preserve"> </w:t>
-            </w:r>
-            <w:r>
+              <w:rPr>
+                <w:sz w:val="18"/>
+              </w:rPr>
+              <w:t xml:space="preserve"> </w:t>
+            </w:r>
+            <w:r>
+              <w:rPr>
+                <w:sz w:val="18"/>
+              </w:rPr>
               <w:t xml:space="preserve">(provider "promote"). Record the last applied LSN/timestamp: this is the</w:t>
             </w:r>
             <w:r>
+              <w:rPr>
+                <w:sz w:val="18"/>
+              </w:rPr>
               <w:t xml:space="preserve"> </w:t>
             </w:r>
             <w:r>
               <w:rPr>
                 <w:bCs/>
                 <w:b/>
+                <w:sz w:val="18"/>
               </w:rPr>
               <w:t xml:space="preserve">actual RPO</w:t>
             </w:r>
@@ -3438,9 +4533,13 @@
           <w:p>
             <w:pPr>
               <w:pStyle w:val="Compact"/>
-              <w:jc w:val="left"/>
-            </w:pPr>
-            <w:r>
+              <w:spacing w:before="20" w:after="20"/>
+              <w:jc w:val="left"/>
+            </w:pPr>
+            <w:r>
+              <w:rPr>
+                <w:sz w:val="18"/>
+              </w:rPr>
               <w:t xml:space="preserve">DBA</w:t>
             </w:r>
           </w:p>
@@ -3448,13 +4547,19 @@
       </w:tr>
       <w:tr>
         <w:tc>
-          <w:tcPr/>
-          <w:p>
-            <w:pPr>
-              <w:pStyle w:val="Compact"/>
-              <w:jc w:val="left"/>
-            </w:pPr>
-            <w:r>
+          <w:tcPr>
+            <w:noWrap/>
+          </w:tcPr>
+          <w:p>
+            <w:pPr>
+              <w:pStyle w:val="Compact"/>
+              <w:spacing w:before="20" w:after="20"/>
+              <w:jc w:val="left"/>
+            </w:pPr>
+            <w:r>
+              <w:rPr>
+                <w:sz w:val="18"/>
+              </w:rPr>
               <w:t xml:space="preserve">5</w:t>
             </w:r>
           </w:p>
@@ -3464,9 +4569,13 @@
           <w:p>
             <w:pPr>
               <w:pStyle w:val="Compact"/>
-              <w:jc w:val="left"/>
-            </w:pPr>
-            <w:r>
+              <w:spacing w:before="20" w:after="20"/>
+              <w:jc w:val="left"/>
+            </w:pPr>
+            <w:r>
+              <w:rPr>
+                <w:sz w:val="18"/>
+              </w:rPr>
               <w:t xml:space="preserve">0:30</w:t>
             </w:r>
           </w:p>
@@ -3476,66 +4585,107 @@
           <w:p>
             <w:pPr>
               <w:pStyle w:val="Compact"/>
-              <w:jc w:val="left"/>
-            </w:pPr>
-            <w:r>
+              <w:spacing w:before="20" w:after="20"/>
+              <w:jc w:val="left"/>
+            </w:pPr>
+            <w:r>
+              <w:rPr>
+                <w:sz w:val="18"/>
+              </w:rPr>
               <w:t xml:space="preserve">Confirm the DR KMS has every</w:t>
             </w:r>
             <w:r>
+              <w:rPr>
+                <w:sz w:val="18"/>
+              </w:rPr>
               <w:t xml:space="preserve"> </w:t>
             </w:r>
             <w:r>
               <w:rPr>
                 <w:rStyle w:val="VerbatimChar"/>
+                <w:sz w:val="18"/>
               </w:rPr>
               <w:t xml:space="preserve">DATA_KEYS</w:t>
             </w:r>
             <w:r>
-              <w:t xml:space="preserve"> </w:t>
-            </w:r>
-            <w:r>
+              <w:rPr>
+                <w:sz w:val="18"/>
+              </w:rPr>
+              <w:t xml:space="preserve"> </w:t>
+            </w:r>
+            <w:r>
+              <w:rPr>
+                <w:sz w:val="18"/>
+              </w:rPr>
               <w:t xml:space="preserve">key ID,</w:t>
             </w:r>
             <w:r>
+              <w:rPr>
+                <w:sz w:val="18"/>
+              </w:rPr>
               <w:t xml:space="preserve"> </w:t>
             </w:r>
             <w:r>
               <w:rPr>
                 <w:rStyle w:val="VerbatimChar"/>
+                <w:sz w:val="18"/>
               </w:rPr>
               <w:t xml:space="preserve">BLIND_INDEX_KEY</w:t>
             </w:r>
             <w:r>
-              <w:t xml:space="preserve"> </w:t>
-            </w:r>
-            <w:r>
+              <w:rPr>
+                <w:sz w:val="18"/>
+              </w:rPr>
+              <w:t xml:space="preserve"> </w:t>
+            </w:r>
+            <w:r>
+              <w:rPr>
+                <w:sz w:val="18"/>
+              </w:rPr>
               <w:t xml:space="preserve">and the</w:t>
             </w:r>
             <w:r>
+              <w:rPr>
+                <w:sz w:val="18"/>
+              </w:rPr>
               <w:t xml:space="preserve"> </w:t>
             </w:r>
             <w:r>
               <w:rPr>
                 <w:rStyle w:val="VerbatimChar"/>
+                <w:sz w:val="18"/>
               </w:rPr>
               <w:t xml:space="preserve">JWT_SECRET</w:t>
             </w:r>
             <w:r>
+              <w:rPr>
+                <w:sz w:val="18"/>
+              </w:rPr>
               <w:t xml:space="preserve">, and update the DR secrets:</w:t>
             </w:r>
             <w:r>
+              <w:rPr>
+                <w:sz w:val="18"/>
+              </w:rPr>
               <w:t xml:space="preserve"> </w:t>
             </w:r>
             <w:r>
               <w:rPr>
                 <w:rStyle w:val="VerbatimChar"/>
+                <w:sz w:val="18"/>
               </w:rPr>
               <w:t xml:space="preserve">DATABASE_URL</w:t>
             </w:r>
             <w:r>
-              <w:t xml:space="preserve"> </w:t>
-            </w:r>
-            <w:r>
+              <w:rPr>
+                <w:sz w:val="18"/>
+              </w:rPr>
+              <w:t xml:space="preserve"> </w:t>
+            </w:r>
+            <w:r>
+              <w:rPr>
+                <w:sz w:val="18"/>
+              </w:rPr>
               <w:t xml:space="preserve">→ promoted instance</w:t>
             </w:r>
           </w:p>
@@ -3545,9 +4695,13 @@
           <w:p>
             <w:pPr>
               <w:pStyle w:val="Compact"/>
-              <w:jc w:val="left"/>
-            </w:pPr>
-            <w:r>
+              <w:spacing w:before="20" w:after="20"/>
+              <w:jc w:val="left"/>
+            </w:pPr>
+            <w:r>
+              <w:rPr>
+                <w:sz w:val="18"/>
+              </w:rPr>
               <w:t xml:space="preserve">SRE</w:t>
             </w:r>
           </w:p>
@@ -3555,13 +4709,19 @@
       </w:tr>
       <w:tr>
         <w:tc>
-          <w:tcPr/>
-          <w:p>
-            <w:pPr>
-              <w:pStyle w:val="Compact"/>
-              <w:jc w:val="left"/>
-            </w:pPr>
-            <w:r>
+          <w:tcPr>
+            <w:noWrap/>
+          </w:tcPr>
+          <w:p>
+            <w:pPr>
+              <w:pStyle w:val="Compact"/>
+              <w:spacing w:before="20" w:after="20"/>
+              <w:jc w:val="left"/>
+            </w:pPr>
+            <w:r>
+              <w:rPr>
+                <w:sz w:val="18"/>
+              </w:rPr>
               <w:t xml:space="preserve">6</w:t>
             </w:r>
           </w:p>
@@ -3571,9 +4731,13 @@
           <w:p>
             <w:pPr>
               <w:pStyle w:val="Compact"/>
-              <w:jc w:val="left"/>
-            </w:pPr>
-            <w:r>
+              <w:spacing w:before="20" w:after="20"/>
+              <w:jc w:val="left"/>
+            </w:pPr>
+            <w:r>
+              <w:rPr>
+                <w:sz w:val="18"/>
+              </w:rPr>
               <w:t xml:space="preserve">0:45</w:t>
             </w:r>
           </w:p>
@@ -3583,24 +4747,38 @@
           <w:p>
             <w:pPr>
               <w:pStyle w:val="Compact"/>
-              <w:jc w:val="left"/>
-            </w:pPr>
-            <w:r>
+              <w:spacing w:before="20" w:after="20"/>
+              <w:jc w:val="left"/>
+            </w:pPr>
+            <w:r>
+              <w:rPr>
+                <w:sz w:val="18"/>
+              </w:rPr>
               <w:t xml:space="preserve">Scale the DR Deployment to the production replica count; set</w:t>
             </w:r>
             <w:r>
+              <w:rPr>
+                <w:sz w:val="18"/>
+              </w:rPr>
               <w:t xml:space="preserve"> </w:t>
             </w:r>
             <w:r>
               <w:rPr>
                 <w:rStyle w:val="VerbatimChar"/>
+                <w:sz w:val="18"/>
               </w:rPr>
               <w:t xml:space="preserve">MIGRATE_ON_START=false</w:t>
             </w:r>
             <w:r>
-              <w:t xml:space="preserve"> </w:t>
-            </w:r>
-            <w:r>
+              <w:rPr>
+                <w:sz w:val="18"/>
+              </w:rPr>
+              <w:t xml:space="preserve"> </w:t>
+            </w:r>
+            <w:r>
+              <w:rPr>
+                <w:sz w:val="18"/>
+              </w:rPr>
               <w:t xml:space="preserve">(the schema is already current)</w:t>
             </w:r>
           </w:p>
@@ -3610,9 +4788,13 @@
           <w:p>
             <w:pPr>
               <w:pStyle w:val="Compact"/>
-              <w:jc w:val="left"/>
-            </w:pPr>
-            <w:r>
+              <w:spacing w:before="20" w:after="20"/>
+              <w:jc w:val="left"/>
+            </w:pPr>
+            <w:r>
+              <w:rPr>
+                <w:sz w:val="18"/>
+              </w:rPr>
               <w:t xml:space="preserve">SRE</w:t>
             </w:r>
           </w:p>
@@ -3620,13 +4802,19 @@
       </w:tr>
       <w:tr>
         <w:tc>
-          <w:tcPr/>
-          <w:p>
-            <w:pPr>
-              <w:pStyle w:val="Compact"/>
-              <w:jc w:val="left"/>
-            </w:pPr>
-            <w:r>
+          <w:tcPr>
+            <w:noWrap/>
+          </w:tcPr>
+          <w:p>
+            <w:pPr>
+              <w:pStyle w:val="Compact"/>
+              <w:spacing w:before="20" w:after="20"/>
+              <w:jc w:val="left"/>
+            </w:pPr>
+            <w:r>
+              <w:rPr>
+                <w:sz w:val="18"/>
+              </w:rPr>
               <w:t xml:space="preserve">7</w:t>
             </w:r>
           </w:p>
@@ -3636,9 +4824,13 @@
           <w:p>
             <w:pPr>
               <w:pStyle w:val="Compact"/>
-              <w:jc w:val="left"/>
-            </w:pPr>
-            <w:r>
+              <w:spacing w:before="20" w:after="20"/>
+              <w:jc w:val="left"/>
+            </w:pPr>
+            <w:r>
+              <w:rPr>
+                <w:sz w:val="18"/>
+              </w:rPr>
               <w:t xml:space="preserve">1:00</w:t>
             </w:r>
           </w:p>
@@ -3648,75 +4840,120 @@
           <w:p>
             <w:pPr>
               <w:pStyle w:val="Compact"/>
-              <w:jc w:val="left"/>
-            </w:pPr>
-            <w:r>
+              <w:spacing w:before="20" w:after="20"/>
+              <w:jc w:val="left"/>
+            </w:pPr>
+            <w:r>
+              <w:rPr>
+                <w:sz w:val="18"/>
+              </w:rPr>
               <w:t xml:space="preserve">Smoke tests:</w:t>
             </w:r>
             <w:r>
+              <w:rPr>
+                <w:sz w:val="18"/>
+              </w:rPr>
               <w:t xml:space="preserve"> </w:t>
             </w:r>
             <w:r>
               <w:rPr>
                 <w:rStyle w:val="VerbatimChar"/>
+                <w:sz w:val="18"/>
               </w:rPr>
               <w:t xml:space="preserve">/health/ready</w:t>
             </w:r>
             <w:r>
-              <w:t xml:space="preserve"> </w:t>
-            </w:r>
-            <w:r>
+              <w:rPr>
+                <w:sz w:val="18"/>
+              </w:rPr>
+              <w:t xml:space="preserve"> </w:t>
+            </w:r>
+            <w:r>
+              <w:rPr>
+                <w:sz w:val="18"/>
+              </w:rPr>
               <w:t xml:space="preserve">(</w:t>
             </w:r>
             <w:r>
               <w:rPr>
                 <w:rStyle w:val="VerbatimChar"/>
+                <w:sz w:val="18"/>
               </w:rPr>
               <w:t xml:space="preserve">store:"postgres"</w:t>
             </w:r>
             <w:r>
+              <w:rPr>
+                <w:sz w:val="18"/>
+              </w:rPr>
               <w:t xml:space="preserve">,</w:t>
             </w:r>
             <w:r>
+              <w:rPr>
+                <w:sz w:val="18"/>
+              </w:rPr>
               <w:t xml:space="preserve"> </w:t>
             </w:r>
             <w:r>
               <w:rPr>
                 <w:rStyle w:val="VerbatimChar"/>
+                <w:sz w:val="18"/>
               </w:rPr>
               <w:t xml:space="preserve">db:true</w:t>
             </w:r>
             <w:r>
+              <w:rPr>
+                <w:sz w:val="18"/>
+              </w:rPr>
               <w:t xml:space="preserve">),</w:t>
             </w:r>
             <w:r>
+              <w:rPr>
+                <w:sz w:val="18"/>
+              </w:rPr>
               <w:t xml:space="preserve"> </w:t>
             </w:r>
             <w:r>
               <w:rPr>
                 <w:rStyle w:val="VerbatimChar"/>
+                <w:sz w:val="18"/>
               </w:rPr>
               <w:t xml:space="preserve">GET /api/audit/verify</w:t>
             </w:r>
             <w:r>
-              <w:t xml:space="preserve"> </w:t>
-            </w:r>
-            <w:r>
+              <w:rPr>
+                <w:sz w:val="18"/>
+              </w:rPr>
+              <w:t xml:space="preserve"> </w:t>
+            </w:r>
+            <w:r>
+              <w:rPr>
+                <w:sz w:val="18"/>
+              </w:rPr>
               <w:t xml:space="preserve">ok, staff login + MFA, customer session → home → quote, certificate verify,</w:t>
             </w:r>
             <w:r>
+              <w:rPr>
+                <w:sz w:val="18"/>
+              </w:rPr>
               <w:t xml:space="preserve"> </w:t>
             </w:r>
             <w:r>
               <w:rPr>
                 <w:rStyle w:val="VerbatimChar"/>
+                <w:sz w:val="18"/>
               </w:rPr>
               <w:t xml:space="preserve">GET /api/ops/status</w:t>
             </w:r>
             <w:r>
-              <w:t xml:space="preserve"> </w:t>
-            </w:r>
-            <w:r>
+              <w:rPr>
+                <w:sz w:val="18"/>
+              </w:rPr>
+              <w:t xml:space="preserve"> </w:t>
+            </w:r>
+            <w:r>
+              <w:rPr>
+                <w:sz w:val="18"/>
+              </w:rPr>
               <w:t xml:space="preserve">(breakers closed: partner allow-lists working)</w:t>
             </w:r>
           </w:p>
@@ -3726,9 +4963,13 @@
           <w:p>
             <w:pPr>
               <w:pStyle w:val="Compact"/>
-              <w:jc w:val="left"/>
-            </w:pPr>
-            <w:r>
+              <w:spacing w:before="20" w:after="20"/>
+              <w:jc w:val="left"/>
+            </w:pPr>
+            <w:r>
+              <w:rPr>
+                <w:sz w:val="18"/>
+              </w:rPr>
               <w:t xml:space="preserve">L2 + QA</w:t>
             </w:r>
           </w:p>
@@ -3736,13 +4977,19 @@
       </w:tr>
       <w:tr>
         <w:tc>
-          <w:tcPr/>
-          <w:p>
-            <w:pPr>
-              <w:pStyle w:val="Compact"/>
-              <w:jc w:val="left"/>
-            </w:pPr>
-            <w:r>
+          <w:tcPr>
+            <w:noWrap/>
+          </w:tcPr>
+          <w:p>
+            <w:pPr>
+              <w:pStyle w:val="Compact"/>
+              <w:spacing w:before="20" w:after="20"/>
+              <w:jc w:val="left"/>
+            </w:pPr>
+            <w:r>
+              <w:rPr>
+                <w:sz w:val="18"/>
+              </w:rPr>
               <w:t xml:space="preserve">8</w:t>
             </w:r>
           </w:p>
@@ -3752,9 +4999,13 @@
           <w:p>
             <w:pPr>
               <w:pStyle w:val="Compact"/>
-              <w:jc w:val="left"/>
-            </w:pPr>
-            <w:r>
+              <w:spacing w:before="20" w:after="20"/>
+              <w:jc w:val="left"/>
+            </w:pPr>
+            <w:r>
+              <w:rPr>
+                <w:sz w:val="18"/>
+              </w:rPr>
               <w:t xml:space="preserve">1:15</w:t>
             </w:r>
           </w:p>
@@ -3764,19 +5015,27 @@
           <w:p>
             <w:pPr>
               <w:pStyle w:val="Compact"/>
+              <w:spacing w:before="20" w:after="20"/>
               <w:jc w:val="left"/>
             </w:pPr>
             <w:r>
               <w:rPr>
                 <w:bCs/>
                 <w:b/>
+                <w:sz w:val="18"/>
               </w:rPr>
               <w:t xml:space="preserve">Switch DNS/GSLB</w:t>
             </w:r>
             <w:r>
-              <w:t xml:space="preserve"> </w:t>
-            </w:r>
-            <w:r>
+              <w:rPr>
+                <w:sz w:val="18"/>
+              </w:rPr>
+              <w:t xml:space="preserve"> </w:t>
+            </w:r>
+            <w:r>
+              <w:rPr>
+                <w:sz w:val="18"/>
+              </w:rPr>
               <w:t xml:space="preserve">to DR (TTL 60 s)</w:t>
             </w:r>
           </w:p>
@@ -3786,9 +5045,13 @@
           <w:p>
             <w:pPr>
               <w:pStyle w:val="Compact"/>
-              <w:jc w:val="left"/>
-            </w:pPr>
-            <w:r>
+              <w:spacing w:before="20" w:after="20"/>
+              <w:jc w:val="left"/>
+            </w:pPr>
+            <w:r>
+              <w:rPr>
+                <w:sz w:val="18"/>
+              </w:rPr>
               <w:t xml:space="preserve">SRE</w:t>
             </w:r>
           </w:p>
@@ -3796,13 +5059,19 @@
       </w:tr>
       <w:tr>
         <w:tc>
-          <w:tcPr/>
-          <w:p>
-            <w:pPr>
-              <w:pStyle w:val="Compact"/>
-              <w:jc w:val="left"/>
-            </w:pPr>
-            <w:r>
+          <w:tcPr>
+            <w:noWrap/>
+          </w:tcPr>
+          <w:p>
+            <w:pPr>
+              <w:pStyle w:val="Compact"/>
+              <w:spacing w:before="20" w:after="20"/>
+              <w:jc w:val="left"/>
+            </w:pPr>
+            <w:r>
+              <w:rPr>
+                <w:sz w:val="18"/>
+              </w:rPr>
               <w:t xml:space="preserve">9</w:t>
             </w:r>
           </w:p>
@@ -3812,9 +5081,13 @@
           <w:p>
             <w:pPr>
               <w:pStyle w:val="Compact"/>
-              <w:jc w:val="left"/>
-            </w:pPr>
-            <w:r>
+              <w:spacing w:before="20" w:after="20"/>
+              <w:jc w:val="left"/>
+            </w:pPr>
+            <w:r>
+              <w:rPr>
+                <w:sz w:val="18"/>
+              </w:rPr>
               <w:t xml:space="preserve">1:30</w:t>
             </w:r>
           </w:p>
@@ -3824,63 +5097,100 @@
           <w:p>
             <w:pPr>
               <w:pStyle w:val="Compact"/>
-              <w:jc w:val="left"/>
-            </w:pPr>
-            <w:r>
+              <w:spacing w:before="20" w:after="20"/>
+              <w:jc w:val="left"/>
+            </w:pPr>
+            <w:r>
+              <w:rPr>
+                <w:sz w:val="18"/>
+              </w:rPr>
               <w:t xml:space="preserve">Run</w:t>
             </w:r>
             <w:r>
+              <w:rPr>
+                <w:sz w:val="18"/>
+              </w:rPr>
               <w:t xml:space="preserve"> </w:t>
             </w:r>
             <w:r>
               <w:rPr>
                 <w:rStyle w:val="VerbatimChar"/>
+                <w:sz w:val="18"/>
               </w:rPr>
               <w:t xml:space="preserve">POST /api/ops/jobs/relay</w:t>
             </w:r>
             <w:r>
-              <w:t xml:space="preserve"> </w:t>
-            </w:r>
-            <w:r>
+              <w:rPr>
+                <w:sz w:val="18"/>
+              </w:rPr>
+              <w:t xml:space="preserve"> </w:t>
+            </w:r>
+            <w:r>
+              <w:rPr>
+                <w:sz w:val="18"/>
+              </w:rPr>
               <w:t xml:space="preserve">(drain</w:t>
             </w:r>
             <w:r>
+              <w:rPr>
+                <w:sz w:val="18"/>
+              </w:rPr>
               <w:t xml:space="preserve"> </w:t>
             </w:r>
             <w:r>
               <w:rPr>
                 <w:rStyle w:val="VerbatimChar"/>
+                <w:sz w:val="18"/>
               </w:rPr>
               <w:t xml:space="preserve">pending</w:t>
             </w:r>
             <w:r>
-              <w:t xml:space="preserve">); requeue</w:t>
-            </w:r>
-            <w:r>
+              <w:rPr>
+                <w:sz w:val="18"/>
+              </w:rPr>
+              <w:t xml:space="preserve">); events left in</w:t>
+            </w:r>
+            <w:r>
+              <w:rPr>
+                <w:sz w:val="18"/>
+              </w:rPr>
               <w:t xml:space="preserve"> </w:t>
             </w:r>
             <w:r>
               <w:rPr>
                 <w:rStyle w:val="VerbatimChar"/>
+                <w:sz w:val="18"/>
               </w:rPr>
               <w:t xml:space="preserve">processing</w:t>
             </w:r>
             <w:r>
-              <w:t xml:space="preserve"> </w:t>
-            </w:r>
-            <w:r>
-              <w:t xml:space="preserve">events stuck by the crash (RB-06)</w:t>
-            </w:r>
-          </w:p>
-        </w:tc>
-        <w:tc>
-          <w:tcPr/>
-          <w:p>
-            <w:pPr>
-              <w:pStyle w:val="Compact"/>
-              <w:jc w:val="left"/>
-            </w:pPr>
-            <w:r>
+              <w:rPr>
+                <w:sz w:val="18"/>
+              </w:rPr>
+              <w:t xml:space="preserve"> </w:t>
+            </w:r>
+            <w:r>
+              <w:rPr>
+                <w:sz w:val="18"/>
+              </w:rPr>
+              <w:t xml:space="preserve">by the crash are re-claimed after 5 min, otherwise follow RB-06</w:t>
+            </w:r>
+          </w:p>
+        </w:tc>
+        <w:tc>
+          <w:tcPr>
+            <w:noWrap/>
+          </w:tcPr>
+          <w:p>
+            <w:pPr>
+              <w:pStyle w:val="Compact"/>
+              <w:spacing w:before="20" w:after="20"/>
+              <w:jc w:val="left"/>
+            </w:pPr>
+            <w:r>
+              <w:rPr>
+                <w:sz w:val="18"/>
+              </w:rPr>
               <w:t xml:space="preserve">L2</w:t>
             </w:r>
           </w:p>
@@ -3888,13 +5198,19 @@
       </w:tr>
       <w:tr>
         <w:tc>
-          <w:tcPr/>
-          <w:p>
-            <w:pPr>
-              <w:pStyle w:val="Compact"/>
-              <w:jc w:val="left"/>
-            </w:pPr>
-            <w:r>
+          <w:tcPr>
+            <w:noWrap/>
+          </w:tcPr>
+          <w:p>
+            <w:pPr>
+              <w:pStyle w:val="Compact"/>
+              <w:spacing w:before="20" w:after="20"/>
+              <w:jc w:val="left"/>
+            </w:pPr>
+            <w:r>
+              <w:rPr>
+                <w:sz w:val="18"/>
+              </w:rPr>
               <w:t xml:space="preserve">10</w:t>
             </w:r>
           </w:p>
@@ -3904,9 +5220,13 @@
           <w:p>
             <w:pPr>
               <w:pStyle w:val="Compact"/>
-              <w:jc w:val="left"/>
-            </w:pPr>
-            <w:r>
+              <w:spacing w:before="20" w:after="20"/>
+              <w:jc w:val="left"/>
+            </w:pPr>
+            <w:r>
+              <w:rPr>
+                <w:sz w:val="18"/>
+              </w:rPr>
               <w:t xml:space="preserve">1:45</w:t>
             </w:r>
           </w:p>
@@ -3916,21 +5236,79 @@
           <w:p>
             <w:pPr>
               <w:pStyle w:val="Compact"/>
-              <w:jc w:val="left"/>
-            </w:pPr>
-            <w:r>
-              <w:t xml:space="preserve">Resume CronJobs in DR (journeys only inside 08:00–20:00 ICT); reconciliation for the loss window: orders between the last replicated LSN and the disaster may have been paid in VETC without a record here. Reconcile with the VETC settlement file (RB-11)</w:t>
-            </w:r>
-          </w:p>
-        </w:tc>
-        <w:tc>
-          <w:tcPr/>
-          <w:p>
-            <w:pPr>
-              <w:pStyle w:val="Compact"/>
-              <w:jc w:val="left"/>
-            </w:pPr>
-            <w:r>
+              <w:spacing w:before="20" w:after="20"/>
+              <w:jc w:val="left"/>
+            </w:pPr>
+            <w:r>
+              <w:rPr>
+                <w:sz w:val="18"/>
+              </w:rPr>
+              <w:t xml:space="preserve">Resume CronJobs in DR (marketing touchpoints outside 08:00–20:00 ICT are deferred automatically); reconciliation for the loss window: orders between the last replicated LSN and the disaster may have been paid in VETC without a record here. Reconcile with the VETC settlement file and work any</w:t>
+            </w:r>
+            <w:r>
+              <w:rPr>
+                <w:sz w:val="18"/>
+              </w:rPr>
+              <w:t xml:space="preserve"> </w:t>
+            </w:r>
+            <w:r>
+              <w:rPr>
+                <w:rStyle w:val="VerbatimChar"/>
+                <w:sz w:val="18"/>
+              </w:rPr>
+              <w:t xml:space="preserve">compensation_failed</w:t>
+            </w:r>
+            <w:r>
+              <w:rPr>
+                <w:sz w:val="18"/>
+              </w:rPr>
+              <w:t xml:space="preserve"> </w:t>
+            </w:r>
+            <w:r>
+              <w:rPr>
+                <w:sz w:val="18"/>
+              </w:rPr>
+              <w:t xml:space="preserve">or</w:t>
+            </w:r>
+            <w:r>
+              <w:rPr>
+                <w:sz w:val="18"/>
+              </w:rPr>
+              <w:t xml:space="preserve"> </w:t>
+            </w:r>
+            <w:r>
+              <w:rPr>
+                <w:rStyle w:val="VerbatimChar"/>
+                <w:sz w:val="18"/>
+              </w:rPr>
+              <w:t xml:space="preserve">payment_failed</w:t>
+            </w:r>
+            <w:r>
+              <w:rPr>
+                <w:sz w:val="18"/>
+              </w:rPr>
+              <w:t xml:space="preserve"> </w:t>
+            </w:r>
+            <w:r>
+              <w:rPr>
+                <w:sz w:val="18"/>
+              </w:rPr>
+              <w:t xml:space="preserve">order (RB-11)</w:t>
+            </w:r>
+          </w:p>
+        </w:tc>
+        <w:tc>
+          <w:tcPr/>
+          <w:p>
+            <w:pPr>
+              <w:pStyle w:val="Compact"/>
+              <w:spacing w:before="20" w:after="20"/>
+              <w:jc w:val="left"/>
+            </w:pPr>
+            <w:r>
+              <w:rPr>
+                <w:sz w:val="18"/>
+              </w:rPr>
               <w:t xml:space="preserve">L2 + Finance</w:t>
             </w:r>
           </w:p>
@@ -3938,13 +5316,19 @@
       </w:tr>
       <w:tr>
         <w:tc>
-          <w:tcPr/>
-          <w:p>
-            <w:pPr>
-              <w:pStyle w:val="Compact"/>
-              <w:jc w:val="left"/>
-            </w:pPr>
-            <w:r>
+          <w:tcPr>
+            <w:noWrap/>
+          </w:tcPr>
+          <w:p>
+            <w:pPr>
+              <w:pStyle w:val="Compact"/>
+              <w:spacing w:before="20" w:after="20"/>
+              <w:jc w:val="left"/>
+            </w:pPr>
+            <w:r>
+              <w:rPr>
+                <w:sz w:val="18"/>
+              </w:rPr>
               <w:t xml:space="preserve">11</w:t>
             </w:r>
           </w:p>
@@ -3954,9 +5338,13 @@
           <w:p>
             <w:pPr>
               <w:pStyle w:val="Compact"/>
-              <w:jc w:val="left"/>
-            </w:pPr>
-            <w:r>
+              <w:spacing w:before="20" w:after="20"/>
+              <w:jc w:val="left"/>
+            </w:pPr>
+            <w:r>
+              <w:rPr>
+                <w:sz w:val="18"/>
+              </w:rPr>
               <w:t xml:space="preserve">2:00 → 4:00</w:t>
             </w:r>
           </w:p>
@@ -3966,9 +5354,13 @@
           <w:p>
             <w:pPr>
               <w:pStyle w:val="Compact"/>
-              <w:jc w:val="left"/>
-            </w:pPr>
-            <w:r>
+              <w:spacing w:before="20" w:after="20"/>
+              <w:jc w:val="left"/>
+            </w:pPr>
+            <w:r>
+              <w:rPr>
+                <w:sz w:val="18"/>
+              </w:rPr>
               <w:t xml:space="preserve">Monitor SLOs; partner notifications; formal DR status report</w:t>
             </w:r>
           </w:p>
@@ -3978,9 +5370,13 @@
           <w:p>
             <w:pPr>
               <w:pStyle w:val="Compact"/>
-              <w:jc w:val="left"/>
-            </w:pPr>
-            <w:r>
+              <w:spacing w:before="20" w:after="20"/>
+              <w:jc w:val="left"/>
+            </w:pPr>
+            <w:r>
+              <w:rPr>
+                <w:sz w:val="18"/>
+              </w:rPr>
               <w:t xml:space="preserve">IC</w:t>
             </w:r>
           </w:p>
@@ -4212,12 +5608,14 @@
           <w:p>
             <w:pPr>
               <w:pStyle w:val="Compact"/>
+              <w:spacing w:before="20" w:after="20"/>
               <w:jc w:val="left"/>
             </w:pPr>
             <w:r>
               <w:rPr>
                 <w:b/>
                 <w:color w:val="FFFFFF"/>
+                <w:sz w:val="17"/>
               </w:rPr>
               <w:t xml:space="preserve">ID</w:t>
             </w:r>
@@ -4230,12 +5628,14 @@
           <w:p>
             <w:pPr>
               <w:pStyle w:val="Compact"/>
+              <w:spacing w:before="20" w:after="20"/>
               <w:jc w:val="left"/>
             </w:pPr>
             <w:r>
               <w:rPr>
                 <w:b/>
                 <w:color w:val="FFFFFF"/>
+                <w:sz w:val="17"/>
               </w:rPr>
               <w:t xml:space="preserve">Test</w:t>
             </w:r>
@@ -4248,12 +5648,14 @@
           <w:p>
             <w:pPr>
               <w:pStyle w:val="Compact"/>
+              <w:spacing w:before="20" w:after="20"/>
               <w:jc w:val="left"/>
             </w:pPr>
             <w:r>
               <w:rPr>
                 <w:b/>
                 <w:color w:val="FFFFFF"/>
+                <w:sz w:val="17"/>
               </w:rPr>
               <w:t xml:space="preserve">Scope</w:t>
             </w:r>
@@ -4266,12 +5668,14 @@
           <w:p>
             <w:pPr>
               <w:pStyle w:val="Compact"/>
+              <w:spacing w:before="20" w:after="20"/>
               <w:jc w:val="left"/>
             </w:pPr>
             <w:r>
               <w:rPr>
                 <w:b/>
                 <w:color w:val="FFFFFF"/>
+                <w:sz w:val="17"/>
               </w:rPr>
               <w:t xml:space="preserve">Frequency</w:t>
             </w:r>
@@ -4284,12 +5688,14 @@
           <w:p>
             <w:pPr>
               <w:pStyle w:val="Compact"/>
+              <w:spacing w:before="20" w:after="20"/>
               <w:jc w:val="left"/>
             </w:pPr>
             <w:r>
               <w:rPr>
                 <w:b/>
                 <w:color w:val="FFFFFF"/>
+                <w:sz w:val="17"/>
               </w:rPr>
               <w:t xml:space="preserve">Success criteria</w:t>
             </w:r>
@@ -4298,13 +5704,19 @@
       </w:tr>
       <w:tr>
         <w:tc>
-          <w:tcPr/>
-          <w:p>
-            <w:pPr>
-              <w:pStyle w:val="Compact"/>
-              <w:jc w:val="left"/>
-            </w:pPr>
-            <w:r>
+          <w:tcPr>
+            <w:noWrap/>
+          </w:tcPr>
+          <w:p>
+            <w:pPr>
+              <w:pStyle w:val="Compact"/>
+              <w:spacing w:before="20" w:after="20"/>
+              <w:jc w:val="left"/>
+            </w:pPr>
+            <w:r>
+              <w:rPr>
+                <w:sz w:val="17"/>
+              </w:rPr>
               <w:t xml:space="preserve">DR-T1</w:t>
             </w:r>
           </w:p>
@@ -4314,12 +5726,14 @@
           <w:p>
             <w:pPr>
               <w:pStyle w:val="Compact"/>
+              <w:spacing w:before="20" w:after="20"/>
               <w:jc w:val="left"/>
             </w:pPr>
             <w:r>
               <w:rPr>
                 <w:bCs/>
                 <w:b/>
+                <w:sz w:val="17"/>
               </w:rPr>
               <w:t xml:space="preserve">Backup restore</w:t>
             </w:r>
@@ -4330,24 +5744,38 @@
           <w:p>
             <w:pPr>
               <w:pStyle w:val="Compact"/>
-              <w:jc w:val="left"/>
-            </w:pPr>
-            <w:r>
+              <w:spacing w:before="20" w:after="20"/>
+              <w:jc w:val="left"/>
+            </w:pPr>
+            <w:r>
+              <w:rPr>
+                <w:sz w:val="17"/>
+              </w:rPr>
               <w:t xml:space="preserve">PITR restore to a new instance in PREPROD at a random point in the last 7 days; app connects;</w:t>
             </w:r>
             <w:r>
+              <w:rPr>
+                <w:sz w:val="17"/>
+              </w:rPr>
               <w:t xml:space="preserve"> </w:t>
             </w:r>
             <w:r>
               <w:rPr>
                 <w:rStyle w:val="VerbatimChar"/>
+                <w:sz w:val="17"/>
               </w:rPr>
               <w:t xml:space="preserve">GET /api/audit/verify</w:t>
             </w:r>
             <w:r>
-              <w:t xml:space="preserve"> </w:t>
-            </w:r>
-            <w:r>
+              <w:rPr>
+                <w:sz w:val="17"/>
+              </w:rPr>
+              <w:t xml:space="preserve"> </w:t>
+            </w:r>
+            <w:r>
+              <w:rPr>
+                <w:sz w:val="17"/>
+              </w:rPr>
               <w:t xml:space="preserve">ok; row counts vs source</w:t>
             </w:r>
           </w:p>
@@ -4357,9 +5785,13 @@
           <w:p>
             <w:pPr>
               <w:pStyle w:val="Compact"/>
-              <w:jc w:val="left"/>
-            </w:pPr>
-            <w:r>
+              <w:spacing w:before="20" w:after="20"/>
+              <w:jc w:val="left"/>
+            </w:pPr>
+            <w:r>
+              <w:rPr>
+                <w:sz w:val="17"/>
+              </w:rPr>
               <w:t xml:space="preserve">Weekly automated (light), quarterly full</w:t>
             </w:r>
           </w:p>
@@ -4369,9 +5801,13 @@
           <w:p>
             <w:pPr>
               <w:pStyle w:val="Compact"/>
-              <w:jc w:val="left"/>
-            </w:pPr>
-            <w:r>
+              <w:spacing w:before="20" w:after="20"/>
+              <w:jc w:val="left"/>
+            </w:pPr>
+            <w:r>
+              <w:rPr>
+                <w:sz w:val="17"/>
+              </w:rPr>
               <w:t xml:space="preserve">Restore ≤ 60 min (Tier 1 budget); data consistent to the target time (RPO ≤ 5 min)</w:t>
             </w:r>
           </w:p>
@@ -4379,13 +5815,19 @@
       </w:tr>
       <w:tr>
         <w:tc>
-          <w:tcPr/>
-          <w:p>
-            <w:pPr>
-              <w:pStyle w:val="Compact"/>
-              <w:jc w:val="left"/>
-            </w:pPr>
-            <w:r>
+          <w:tcPr>
+            <w:noWrap/>
+          </w:tcPr>
+          <w:p>
+            <w:pPr>
+              <w:pStyle w:val="Compact"/>
+              <w:spacing w:before="20" w:after="20"/>
+              <w:jc w:val="left"/>
+            </w:pPr>
+            <w:r>
+              <w:rPr>
+                <w:sz w:val="17"/>
+              </w:rPr>
               <w:t xml:space="preserve">DR-T2</w:t>
             </w:r>
           </w:p>
@@ -4395,12 +5837,14 @@
           <w:p>
             <w:pPr>
               <w:pStyle w:val="Compact"/>
+              <w:spacing w:before="20" w:after="20"/>
               <w:jc w:val="left"/>
             </w:pPr>
             <w:r>
               <w:rPr>
                 <w:bCs/>
                 <w:b/>
+                <w:sz w:val="17"/>
               </w:rPr>
               <w:t xml:space="preserve">AZ failover</w:t>
             </w:r>
@@ -4411,9 +5855,13 @@
           <w:p>
             <w:pPr>
               <w:pStyle w:val="Compact"/>
-              <w:jc w:val="left"/>
-            </w:pPr>
-            <w:r>
+              <w:spacing w:before="20" w:after="20"/>
+              <w:jc w:val="left"/>
+            </w:pPr>
+            <w:r>
+              <w:rPr>
+                <w:sz w:val="17"/>
+              </w:rPr>
               <w:t xml:space="preserve">Force a Postgres failover + drain one AZ's nodes under PERF-S1 load (TC-141, TC-142)</w:t>
             </w:r>
           </w:p>
@@ -4423,9 +5871,13 @@
           <w:p>
             <w:pPr>
               <w:pStyle w:val="Compact"/>
-              <w:jc w:val="left"/>
-            </w:pPr>
-            <w:r>
+              <w:spacing w:before="20" w:after="20"/>
+              <w:jc w:val="left"/>
+            </w:pPr>
+            <w:r>
+              <w:rPr>
+                <w:sz w:val="17"/>
+              </w:rPr>
               <w:t xml:space="preserve">Before G3, then semi-annually</w:t>
             </w:r>
           </w:p>
@@ -4435,9 +5887,13 @@
           <w:p>
             <w:pPr>
               <w:pStyle w:val="Compact"/>
-              <w:jc w:val="left"/>
-            </w:pPr>
-            <w:r>
+              <w:spacing w:before="20" w:after="20"/>
+              <w:jc w:val="left"/>
+            </w:pPr>
+            <w:r>
+              <w:rPr>
+                <w:sz w:val="17"/>
+              </w:rPr>
               <w:t xml:space="preserve">Readiness recovers ≤ 2 min; no lost committed orders; 5xx limited to the switch window</w:t>
             </w:r>
           </w:p>
@@ -4445,13 +5901,19 @@
       </w:tr>
       <w:tr>
         <w:tc>
-          <w:tcPr/>
-          <w:p>
-            <w:pPr>
-              <w:pStyle w:val="Compact"/>
-              <w:jc w:val="left"/>
-            </w:pPr>
-            <w:r>
+          <w:tcPr>
+            <w:noWrap/>
+          </w:tcPr>
+          <w:p>
+            <w:pPr>
+              <w:pStyle w:val="Compact"/>
+              <w:spacing w:before="20" w:after="20"/>
+              <w:jc w:val="left"/>
+            </w:pPr>
+            <w:r>
+              <w:rPr>
+                <w:sz w:val="17"/>
+              </w:rPr>
               <w:t xml:space="preserve">DR-T3</w:t>
             </w:r>
           </w:p>
@@ -4461,12 +5923,14 @@
           <w:p>
             <w:pPr>
               <w:pStyle w:val="Compact"/>
+              <w:spacing w:before="20" w:after="20"/>
               <w:jc w:val="left"/>
             </w:pPr>
             <w:r>
               <w:rPr>
                 <w:bCs/>
                 <w:b/>
+                <w:sz w:val="17"/>
               </w:rPr>
               <w:t xml:space="preserve">Region failover drill</w:t>
             </w:r>
@@ -4477,9 +5941,13 @@
           <w:p>
             <w:pPr>
               <w:pStyle w:val="Compact"/>
-              <w:jc w:val="left"/>
-            </w:pPr>
-            <w:r>
+              <w:spacing w:before="20" w:after="20"/>
+              <w:jc w:val="left"/>
+            </w:pPr>
+            <w:r>
+              <w:rPr>
+                <w:sz w:val="17"/>
+              </w:rPr>
               <w:t xml:space="preserve">Full FO-1 in PREPROD/DR (or PROD with a planned window after W1)</w:t>
             </w:r>
           </w:p>
@@ -4489,21 +5957,29 @@
           <w:p>
             <w:pPr>
               <w:pStyle w:val="Compact"/>
-              <w:jc w:val="left"/>
-            </w:pPr>
-            <w:r>
-              <w:t xml:space="preserve">Before W1 (Mar 2027), then annually</w:t>
-            </w:r>
-          </w:p>
-        </w:tc>
-        <w:tc>
-          <w:tcPr/>
-          <w:p>
-            <w:pPr>
-              <w:pStyle w:val="Compact"/>
-              <w:jc w:val="left"/>
-            </w:pPr>
-            <w:r>
+              <w:spacing w:before="20" w:after="20"/>
+              <w:jc w:val="left"/>
+            </w:pPr>
+            <w:r>
+              <w:rPr>
+                <w:sz w:val="17"/>
+              </w:rPr>
+              <w:t xml:space="preserve">Before W1 (March 2027), then annually</w:t>
+            </w:r>
+          </w:p>
+        </w:tc>
+        <w:tc>
+          <w:tcPr/>
+          <w:p>
+            <w:pPr>
+              <w:pStyle w:val="Compact"/>
+              <w:spacing w:before="20" w:after="20"/>
+              <w:jc w:val="left"/>
+            </w:pPr>
+            <w:r>
+              <w:rPr>
+                <w:sz w:val="17"/>
+              </w:rPr>
               <w:t xml:space="preserve">RTO ≤ 4 h, RPO ≤ 5 min demonstrated; partner calls succeed from DR egress IPs</w:t>
             </w:r>
           </w:p>
@@ -4511,13 +5987,19 @@
       </w:tr>
       <w:tr>
         <w:tc>
-          <w:tcPr/>
-          <w:p>
-            <w:pPr>
-              <w:pStyle w:val="Compact"/>
-              <w:jc w:val="left"/>
-            </w:pPr>
-            <w:r>
+          <w:tcPr>
+            <w:noWrap/>
+          </w:tcPr>
+          <w:p>
+            <w:pPr>
+              <w:pStyle w:val="Compact"/>
+              <w:spacing w:before="20" w:after="20"/>
+              <w:jc w:val="left"/>
+            </w:pPr>
+            <w:r>
+              <w:rPr>
+                <w:sz w:val="17"/>
+              </w:rPr>
               <w:t xml:space="preserve">DR-T4</w:t>
             </w:r>
           </w:p>
@@ -4527,12 +6009,14 @@
           <w:p>
             <w:pPr>
               <w:pStyle w:val="Compact"/>
+              <w:spacing w:before="20" w:after="20"/>
               <w:jc w:val="left"/>
             </w:pPr>
             <w:r>
               <w:rPr>
                 <w:bCs/>
                 <w:b/>
+                <w:sz w:val="17"/>
               </w:rPr>
               <w:t xml:space="preserve">Rebuild from code</w:t>
             </w:r>
@@ -4543,9 +6027,13 @@
           <w:p>
             <w:pPr>
               <w:pStyle w:val="Compact"/>
-              <w:jc w:val="left"/>
-            </w:pPr>
-            <w:r>
+              <w:spacing w:before="20" w:after="20"/>
+              <w:jc w:val="left"/>
+            </w:pPr>
+            <w:r>
+              <w:rPr>
+                <w:sz w:val="17"/>
+              </w:rPr>
               <w:t xml:space="preserve">New cluster from IaC + image registry + secrets escrow</w:t>
             </w:r>
           </w:p>
@@ -4555,9 +6043,13 @@
           <w:p>
             <w:pPr>
               <w:pStyle w:val="Compact"/>
-              <w:jc w:val="left"/>
-            </w:pPr>
-            <w:r>
+              <w:spacing w:before="20" w:after="20"/>
+              <w:jc w:val="left"/>
+            </w:pPr>
+            <w:r>
+              <w:rPr>
+                <w:sz w:val="17"/>
+              </w:rPr>
               <w:t xml:space="preserve">Annually</w:t>
             </w:r>
           </w:p>
@@ -4567,9 +6059,13 @@
           <w:p>
             <w:pPr>
               <w:pStyle w:val="Compact"/>
-              <w:jc w:val="left"/>
-            </w:pPr>
-            <w:r>
+              <w:spacing w:before="20" w:after="20"/>
+              <w:jc w:val="left"/>
+            </w:pPr>
+            <w:r>
+              <w:rPr>
+                <w:sz w:val="17"/>
+              </w:rPr>
               <w:t xml:space="preserve">Platform up from scratch ≤ 8 h</w:t>
             </w:r>
           </w:p>
@@ -4577,13 +6073,19 @@
       </w:tr>
       <w:tr>
         <w:tc>
-          <w:tcPr/>
-          <w:p>
-            <w:pPr>
-              <w:pStyle w:val="Compact"/>
-              <w:jc w:val="left"/>
-            </w:pPr>
-            <w:r>
+          <w:tcPr>
+            <w:noWrap/>
+          </w:tcPr>
+          <w:p>
+            <w:pPr>
+              <w:pStyle w:val="Compact"/>
+              <w:spacing w:before="20" w:after="20"/>
+              <w:jc w:val="left"/>
+            </w:pPr>
+            <w:r>
+              <w:rPr>
+                <w:sz w:val="17"/>
+              </w:rPr>
               <w:t xml:space="preserve">DR-T5</w:t>
             </w:r>
           </w:p>
@@ -4593,12 +6095,14 @@
           <w:p>
             <w:pPr>
               <w:pStyle w:val="Compact"/>
+              <w:spacing w:before="20" w:after="20"/>
               <w:jc w:val="left"/>
             </w:pPr>
             <w:r>
               <w:rPr>
                 <w:bCs/>
                 <w:b/>
+                <w:sz w:val="17"/>
               </w:rPr>
               <w:t xml:space="preserve">Key recovery</w:t>
             </w:r>
@@ -4609,39 +6113,63 @@
           <w:p>
             <w:pPr>
               <w:pStyle w:val="Compact"/>
-              <w:jc w:val="left"/>
-            </w:pPr>
-            <w:r>
+              <w:spacing w:before="20" w:after="20"/>
+              <w:jc w:val="left"/>
+            </w:pPr>
+            <w:r>
+              <w:rPr>
+                <w:sz w:val="17"/>
+              </w:rPr>
               <w:t xml:space="preserve">Recover</w:t>
             </w:r>
             <w:r>
+              <w:rPr>
+                <w:sz w:val="17"/>
+              </w:rPr>
               <w:t xml:space="preserve"> </w:t>
             </w:r>
             <w:r>
               <w:rPr>
                 <w:rStyle w:val="VerbatimChar"/>
+                <w:sz w:val="17"/>
               </w:rPr>
               <w:t xml:space="preserve">DATA_KEYS</w:t>
             </w:r>
             <w:r>
-              <w:t xml:space="preserve"> </w:t>
-            </w:r>
-            <w:r>
+              <w:rPr>
+                <w:sz w:val="17"/>
+              </w:rPr>
+              <w:t xml:space="preserve"> </w:t>
+            </w:r>
+            <w:r>
+              <w:rPr>
+                <w:sz w:val="17"/>
+              </w:rPr>
               <w:t xml:space="preserve">(all IDs) and</w:t>
             </w:r>
             <w:r>
+              <w:rPr>
+                <w:sz w:val="17"/>
+              </w:rPr>
               <w:t xml:space="preserve"> </w:t>
             </w:r>
             <w:r>
               <w:rPr>
                 <w:rStyle w:val="VerbatimChar"/>
+                <w:sz w:val="17"/>
               </w:rPr>
               <w:t xml:space="preserve">BLIND_INDEX_KEY</w:t>
             </w:r>
             <w:r>
-              <w:t xml:space="preserve"> </w:t>
-            </w:r>
-            <w:r>
+              <w:rPr>
+                <w:sz w:val="17"/>
+              </w:rPr>
+              <w:t xml:space="preserve"> </w:t>
+            </w:r>
+            <w:r>
+              <w:rPr>
+                <w:sz w:val="17"/>
+              </w:rPr>
               <w:t xml:space="preserve">from escrow; decrypt a sample in an isolated environment</w:t>
             </w:r>
           </w:p>
@@ -4651,9 +6179,13 @@
           <w:p>
             <w:pPr>
               <w:pStyle w:val="Compact"/>
-              <w:jc w:val="left"/>
-            </w:pPr>
-            <w:r>
+              <w:spacing w:before="20" w:after="20"/>
+              <w:jc w:val="left"/>
+            </w:pPr>
+            <w:r>
+              <w:rPr>
+                <w:sz w:val="17"/>
+              </w:rPr>
               <w:t xml:space="preserve">Semi-annually</w:t>
             </w:r>
           </w:p>
@@ -4663,9 +6195,13 @@
           <w:p>
             <w:pPr>
               <w:pStyle w:val="Compact"/>
-              <w:jc w:val="left"/>
-            </w:pPr>
-            <w:r>
+              <w:spacing w:before="20" w:after="20"/>
+              <w:jc w:val="left"/>
+            </w:pPr>
+            <w:r>
+              <w:rPr>
+                <w:sz w:val="17"/>
+              </w:rPr>
               <w:t xml:space="preserve">Two-person procedure completes ≤ 1 h</w:t>
             </w:r>
           </w:p>
@@ -4673,13 +6209,19 @@
       </w:tr>
       <w:tr>
         <w:tc>
-          <w:tcPr/>
-          <w:p>
-            <w:pPr>
-              <w:pStyle w:val="Compact"/>
-              <w:jc w:val="left"/>
-            </w:pPr>
-            <w:r>
+          <w:tcPr>
+            <w:noWrap/>
+          </w:tcPr>
+          <w:p>
+            <w:pPr>
+              <w:pStyle w:val="Compact"/>
+              <w:spacing w:before="20" w:after="20"/>
+              <w:jc w:val="left"/>
+            </w:pPr>
+            <w:r>
+              <w:rPr>
+                <w:sz w:val="17"/>
+              </w:rPr>
               <w:t xml:space="preserve">DR-T6</w:t>
             </w:r>
           </w:p>
@@ -4689,12 +6231,14 @@
           <w:p>
             <w:pPr>
               <w:pStyle w:val="Compact"/>
+              <w:spacing w:before="20" w:after="20"/>
               <w:jc w:val="left"/>
             </w:pPr>
             <w:r>
               <w:rPr>
                 <w:bCs/>
                 <w:b/>
+                <w:sz w:val="17"/>
               </w:rPr>
               <w:t xml:space="preserve">Vendor outage tabletop</w:t>
             </w:r>
@@ -4705,9 +6249,13 @@
           <w:p>
             <w:pPr>
               <w:pStyle w:val="Compact"/>
-              <w:jc w:val="left"/>
-            </w:pPr>
-            <w:r>
+              <w:spacing w:before="20" w:after="20"/>
+              <w:jc w:val="left"/>
+            </w:pPr>
+            <w:r>
+              <w:rPr>
+                <w:sz w:val="17"/>
+              </w:rPr>
               <w:t xml:space="preserve">Walk through §8 scenarios with VETC CS, the telesales supervisor and the voice vendor</w:t>
             </w:r>
           </w:p>
@@ -4717,9 +6265,13 @@
           <w:p>
             <w:pPr>
               <w:pStyle w:val="Compact"/>
-              <w:jc w:val="left"/>
-            </w:pPr>
-            <w:r>
+              <w:spacing w:before="20" w:after="20"/>
+              <w:jc w:val="left"/>
+            </w:pPr>
+            <w:r>
+              <w:rPr>
+                <w:sz w:val="17"/>
+              </w:rPr>
               <w:t xml:space="preserve">Before pilot, then semi-annually</w:t>
             </w:r>
           </w:p>
@@ -4729,9 +6281,13 @@
           <w:p>
             <w:pPr>
               <w:pStyle w:val="Compact"/>
-              <w:jc w:val="left"/>
-            </w:pPr>
-            <w:r>
+              <w:spacing w:before="20" w:after="20"/>
+              <w:jc w:val="left"/>
+            </w:pPr>
+            <w:r>
+              <w:rPr>
+                <w:sz w:val="17"/>
+              </w:rPr>
               <w:t xml:space="preserve">Roles clear; templates approved; contact lists valid</w:t>
             </w:r>
           </w:p>
@@ -4739,13 +6295,19 @@
       </w:tr>
       <w:tr>
         <w:tc>
-          <w:tcPr/>
-          <w:p>
-            <w:pPr>
-              <w:pStyle w:val="Compact"/>
-              <w:jc w:val="left"/>
-            </w:pPr>
-            <w:r>
+          <w:tcPr>
+            <w:noWrap/>
+          </w:tcPr>
+          <w:p>
+            <w:pPr>
+              <w:pStyle w:val="Compact"/>
+              <w:spacing w:before="20" w:after="20"/>
+              <w:jc w:val="left"/>
+            </w:pPr>
+            <w:r>
+              <w:rPr>
+                <w:sz w:val="17"/>
+              </w:rPr>
               <w:t xml:space="preserve">DR-T7</w:t>
             </w:r>
           </w:p>
@@ -4755,12 +6317,14 @@
           <w:p>
             <w:pPr>
               <w:pStyle w:val="Compact"/>
+              <w:spacing w:before="20" w:after="20"/>
               <w:jc w:val="left"/>
             </w:pPr>
             <w:r>
               <w:rPr>
                 <w:bCs/>
                 <w:b/>
+                <w:sz w:val="17"/>
               </w:rPr>
               <w:t xml:space="preserve">Outbox recovery</w:t>
             </w:r>
@@ -4771,24 +6335,38 @@
           <w:p>
             <w:pPr>
               <w:pStyle w:val="Compact"/>
-              <w:jc w:val="left"/>
-            </w:pPr>
-            <w:r>
+              <w:spacing w:before="20" w:after="20"/>
+              <w:jc w:val="left"/>
+            </w:pPr>
+            <w:r>
+              <w:rPr>
+                <w:sz w:val="17"/>
+              </w:rPr>
               <w:t xml:space="preserve">Kill pods mid-relay; recover stuck</w:t>
             </w:r>
             <w:r>
+              <w:rPr>
+                <w:sz w:val="17"/>
+              </w:rPr>
               <w:t xml:space="preserve"> </w:t>
             </w:r>
             <w:r>
               <w:rPr>
                 <w:rStyle w:val="VerbatimChar"/>
+                <w:sz w:val="17"/>
               </w:rPr>
               <w:t xml:space="preserve">processing</w:t>
             </w:r>
             <w:r>
-              <w:t xml:space="preserve"> </w:t>
-            </w:r>
-            <w:r>
+              <w:rPr>
+                <w:sz w:val="17"/>
+              </w:rPr>
+              <w:t xml:space="preserve"> </w:t>
+            </w:r>
+            <w:r>
+              <w:rPr>
+                <w:sz w:val="17"/>
+              </w:rPr>
               <w:t xml:space="preserve">and dead letters per RB-06</w:t>
             </w:r>
           </w:p>
@@ -4798,9 +6376,13 @@
           <w:p>
             <w:pPr>
               <w:pStyle w:val="Compact"/>
-              <w:jc w:val="left"/>
-            </w:pPr>
-            <w:r>
+              <w:spacing w:before="20" w:after="20"/>
+              <w:jc w:val="left"/>
+            </w:pPr>
+            <w:r>
+              <w:rPr>
+                <w:sz w:val="17"/>
+              </w:rPr>
               <w:t xml:space="preserve">Before G3</w:t>
             </w:r>
           </w:p>
@@ -4810,9 +6392,13 @@
           <w:p>
             <w:pPr>
               <w:pStyle w:val="Compact"/>
-              <w:jc w:val="left"/>
-            </w:pPr>
-            <w:r>
+              <w:spacing w:before="20" w:after="20"/>
+              <w:jc w:val="left"/>
+            </w:pPr>
+            <w:r>
+              <w:rPr>
+                <w:sz w:val="17"/>
+              </w:rPr>
               <w:t xml:space="preserve">No lost or duplicated customer messages beyond the documented caveats</w:t>
             </w:r>
           </w:p>
@@ -4843,12 +6429,14 @@
           <w:p>
             <w:pPr>
               <w:pStyle w:val="Compact"/>
+              <w:spacing w:before="20" w:after="20"/>
               <w:jc w:val="left"/>
             </w:pPr>
             <w:r>
               <w:rPr>
                 <w:b/>
                 <w:color w:val="FFFFFF"/>
+                <w:sz w:val="18"/>
               </w:rPr>
               <w:t xml:space="preserve">Window</w:t>
             </w:r>
@@ -4861,12 +6449,14 @@
           <w:p>
             <w:pPr>
               <w:pStyle w:val="Compact"/>
+              <w:spacing w:before="20" w:after="20"/>
               <w:jc w:val="left"/>
             </w:pPr>
             <w:r>
               <w:rPr>
                 <w:b/>
                 <w:color w:val="FFFFFF"/>
+                <w:sz w:val="18"/>
               </w:rPr>
               <w:t xml:space="preserve">Tests</w:t>
             </w:r>
@@ -4879,21 +6469,29 @@
           <w:p>
             <w:pPr>
               <w:pStyle w:val="Compact"/>
-              <w:jc w:val="left"/>
-            </w:pPr>
-            <w:r>
-              <w:t xml:space="preserve">Jan 2027 (UAT week T3)</w:t>
-            </w:r>
-          </w:p>
-        </w:tc>
-        <w:tc>
-          <w:tcPr/>
-          <w:p>
-            <w:pPr>
-              <w:pStyle w:val="Compact"/>
-              <w:jc w:val="left"/>
-            </w:pPr>
-            <w:r>
+              <w:spacing w:before="20" w:after="20"/>
+              <w:jc w:val="left"/>
+            </w:pPr>
+            <w:r>
+              <w:rPr>
+                <w:sz w:val="18"/>
+              </w:rPr>
+              <w:t xml:space="preserve">January 2027 (UAT week T3)</w:t>
+            </w:r>
+          </w:p>
+        </w:tc>
+        <w:tc>
+          <w:tcPr/>
+          <w:p>
+            <w:pPr>
+              <w:pStyle w:val="Compact"/>
+              <w:spacing w:before="20" w:after="20"/>
+              <w:jc w:val="left"/>
+            </w:pPr>
+            <w:r>
+              <w:rPr>
+                <w:sz w:val="18"/>
+              </w:rPr>
               <w:t xml:space="preserve">DR-T1, DR-T2, DR-T5, DR-T6, DR-T7 (gate G3 evidence)</w:t>
             </w:r>
           </w:p>
@@ -4905,21 +6503,29 @@
           <w:p>
             <w:pPr>
               <w:pStyle w:val="Compact"/>
-              <w:jc w:val="left"/>
-            </w:pPr>
-            <w:r>
-              <w:t xml:space="preserve">Mar 2027 (before W1)</w:t>
-            </w:r>
-          </w:p>
-        </w:tc>
-        <w:tc>
-          <w:tcPr/>
-          <w:p>
-            <w:pPr>
-              <w:pStyle w:val="Compact"/>
-              <w:jc w:val="left"/>
-            </w:pPr>
-            <w:r>
+              <w:spacing w:before="20" w:after="20"/>
+              <w:jc w:val="left"/>
+            </w:pPr>
+            <w:r>
+              <w:rPr>
+                <w:sz w:val="18"/>
+              </w:rPr>
+              <w:t xml:space="preserve">March 2027 (before W1)</w:t>
+            </w:r>
+          </w:p>
+        </w:tc>
+        <w:tc>
+          <w:tcPr/>
+          <w:p>
+            <w:pPr>
+              <w:pStyle w:val="Compact"/>
+              <w:spacing w:before="20" w:after="20"/>
+              <w:jc w:val="left"/>
+            </w:pPr>
+            <w:r>
+              <w:rPr>
+                <w:sz w:val="18"/>
+              </w:rPr>
               <w:t xml:space="preserve">DR-T3 full region failover</w:t>
             </w:r>
           </w:p>
@@ -4931,9 +6537,13 @@
           <w:p>
             <w:pPr>
               <w:pStyle w:val="Compact"/>
-              <w:jc w:val="left"/>
-            </w:pPr>
-            <w:r>
+              <w:spacing w:before="20" w:after="20"/>
+              <w:jc w:val="left"/>
+            </w:pPr>
+            <w:r>
+              <w:rPr>
+                <w:sz w:val="18"/>
+              </w:rPr>
               <w:t xml:space="preserve">Every quarter</w:t>
             </w:r>
           </w:p>
@@ -4943,9 +6553,13 @@
           <w:p>
             <w:pPr>
               <w:pStyle w:val="Compact"/>
-              <w:jc w:val="left"/>
-            </w:pPr>
-            <w:r>
+              <w:spacing w:before="20" w:after="20"/>
+              <w:jc w:val="left"/>
+            </w:pPr>
+            <w:r>
+              <w:rPr>
+                <w:sz w:val="18"/>
+              </w:rPr>
               <w:t xml:space="preserve">DR-T1 full</w:t>
             </w:r>
           </w:p>
@@ -4953,13 +6567,19 @@
       </w:tr>
       <w:tr>
         <w:tc>
-          <w:tcPr/>
-          <w:p>
-            <w:pPr>
-              <w:pStyle w:val="Compact"/>
-              <w:jc w:val="left"/>
-            </w:pPr>
-            <w:r>
+          <w:tcPr>
+            <w:noWrap/>
+          </w:tcPr>
+          <w:p>
+            <w:pPr>
+              <w:pStyle w:val="Compact"/>
+              <w:spacing w:before="20" w:after="20"/>
+              <w:jc w:val="left"/>
+            </w:pPr>
+            <w:r>
+              <w:rPr>
+                <w:sz w:val="18"/>
+              </w:rPr>
               <w:t xml:space="preserve">Semi-annual</w:t>
             </w:r>
           </w:p>
@@ -4969,9 +6589,13 @@
           <w:p>
             <w:pPr>
               <w:pStyle w:val="Compact"/>
-              <w:jc w:val="left"/>
-            </w:pPr>
-            <w:r>
+              <w:spacing w:before="20" w:after="20"/>
+              <w:jc w:val="left"/>
+            </w:pPr>
+            <w:r>
+              <w:rPr>
+                <w:sz w:val="18"/>
+              </w:rPr>
               <w:t xml:space="preserve">DR-T2, DR-T5, DR-T6</w:t>
             </w:r>
           </w:p>
@@ -4979,13 +6603,19 @@
       </w:tr>
       <w:tr>
         <w:tc>
-          <w:tcPr/>
-          <w:p>
-            <w:pPr>
-              <w:pStyle w:val="Compact"/>
-              <w:jc w:val="left"/>
-            </w:pPr>
-            <w:r>
+          <w:tcPr>
+            <w:noWrap/>
+          </w:tcPr>
+          <w:p>
+            <w:pPr>
+              <w:pStyle w:val="Compact"/>
+              <w:spacing w:before="20" w:after="20"/>
+              <w:jc w:val="left"/>
+            </w:pPr>
+            <w:r>
+              <w:rPr>
+                <w:sz w:val="18"/>
+              </w:rPr>
               <w:t xml:space="preserve">Annual</w:t>
             </w:r>
           </w:p>
@@ -4995,9 +6625,13 @@
           <w:p>
             <w:pPr>
               <w:pStyle w:val="Compact"/>
-              <w:jc w:val="left"/>
-            </w:pPr>
-            <w:r>
+              <w:spacing w:before="20" w:after="20"/>
+              <w:jc w:val="left"/>
+            </w:pPr>
+            <w:r>
+              <w:rPr>
+                <w:sz w:val="18"/>
+              </w:rPr>
               <w:t xml:space="preserve">DR-T3, DR-T4</w:t>
             </w:r>
           </w:p>
@@ -5047,12 +6681,14 @@
           <w:p>
             <w:pPr>
               <w:pStyle w:val="Compact"/>
+              <w:spacing w:before="20" w:after="20"/>
               <w:jc w:val="left"/>
             </w:pPr>
             <w:r>
               <w:rPr>
                 <w:b/>
                 <w:color w:val="FFFFFF"/>
+                <w:sz w:val="18"/>
               </w:rPr>
               <w:t xml:space="preserve">Scenario</w:t>
             </w:r>
@@ -5065,12 +6701,14 @@
           <w:p>
             <w:pPr>
               <w:pStyle w:val="Compact"/>
+              <w:spacing w:before="20" w:after="20"/>
               <w:jc w:val="left"/>
             </w:pPr>
             <w:r>
               <w:rPr>
                 <w:b/>
                 <w:color w:val="FFFFFF"/>
+                <w:sz w:val="18"/>
               </w:rPr>
               <w:t xml:space="preserve">Detection</w:t>
             </w:r>
@@ -5083,12 +6721,14 @@
           <w:p>
             <w:pPr>
               <w:pStyle w:val="Compact"/>
+              <w:spacing w:before="20" w:after="20"/>
               <w:jc w:val="left"/>
             </w:pPr>
             <w:r>
               <w:rPr>
                 <w:b/>
                 <w:color w:val="FFFFFF"/>
+                <w:sz w:val="18"/>
               </w:rPr>
               <w:t xml:space="preserve">Continuity actions</w:t>
             </w:r>
@@ -5101,12 +6741,14 @@
           <w:p>
             <w:pPr>
               <w:pStyle w:val="Compact"/>
+              <w:spacing w:before="20" w:after="20"/>
               <w:jc w:val="left"/>
             </w:pPr>
             <w:r>
               <w:rPr>
                 <w:b/>
                 <w:color w:val="FFFFFF"/>
+                <w:sz w:val="18"/>
               </w:rPr>
               <w:t xml:space="preserve">Customer impact</w:t>
             </w:r>
@@ -5119,31 +6761,46 @@
           <w:p>
             <w:pPr>
               <w:pStyle w:val="Compact"/>
+              <w:spacing w:before="20" w:after="20"/>
               <w:jc w:val="left"/>
             </w:pPr>
             <w:r>
               <w:rPr>
                 <w:bCs/>
                 <w:b/>
+                <w:sz w:val="18"/>
               </w:rPr>
               <w:t xml:space="preserve">Voice-AI vendor outage</w:t>
             </w:r>
             <w:r>
-              <w:t xml:space="preserve"> </w:t>
-            </w:r>
-            <w:r>
+              <w:rPr>
+                <w:sz w:val="18"/>
+              </w:rPr>
+              <w:t xml:space="preserve"> </w:t>
+            </w:r>
+            <w:r>
+              <w:rPr>
+                <w:sz w:val="18"/>
+              </w:rPr>
               <w:t xml:space="preserve">(circuit</w:t>
             </w:r>
             <w:r>
+              <w:rPr>
+                <w:sz w:val="18"/>
+              </w:rPr>
               <w:t xml:space="preserve"> </w:t>
             </w:r>
             <w:r>
               <w:rPr>
                 <w:rStyle w:val="VerbatimChar"/>
+                <w:sz w:val="18"/>
               </w:rPr>
               <w:t xml:space="preserve">voice-ai</w:t>
             </w:r>
             <w:r>
+              <w:rPr>
+                <w:sz w:val="18"/>
+              </w:rPr>
               <w:t xml:space="preserve">, RB-05)</w:t>
             </w:r>
           </w:p>
@@ -5153,24 +6810,38 @@
           <w:p>
             <w:pPr>
               <w:pStyle w:val="Compact"/>
-              <w:jc w:val="left"/>
-            </w:pPr>
-            <w:r>
+              <w:spacing w:before="20" w:after="20"/>
+              <w:jc w:val="left"/>
+            </w:pPr>
+            <w:r>
+              <w:rPr>
+                <w:sz w:val="18"/>
+              </w:rPr>
               <w:t xml:space="preserve">ALR-10,</w:t>
             </w:r>
             <w:r>
+              <w:rPr>
+                <w:sz w:val="18"/>
+              </w:rPr>
               <w:t xml:space="preserve"> </w:t>
             </w:r>
             <w:r>
               <w:rPr>
                 <w:rStyle w:val="VerbatimChar"/>
+                <w:sz w:val="18"/>
               </w:rPr>
               <w:t xml:space="preserve">voice_calls_total</w:t>
             </w:r>
             <w:r>
-              <w:t xml:space="preserve"> </w:t>
-            </w:r>
-            <w:r>
+              <w:rPr>
+                <w:sz w:val="18"/>
+              </w:rPr>
+              <w:t xml:space="preserve"> </w:t>
+            </w:r>
+            <w:r>
+              <w:rPr>
+                <w:sz w:val="18"/>
+              </w:rPr>
               <w:t xml:space="preserve">flat</w:t>
             </w:r>
           </w:p>
@@ -5180,88 +6851,140 @@
           <w:p>
             <w:pPr>
               <w:pStyle w:val="Compact"/>
-              <w:jc w:val="left"/>
-            </w:pPr>
-            <w:r>
+              <w:spacing w:before="20" w:after="20"/>
+              <w:jc w:val="left"/>
+            </w:pPr>
+            <w:r>
+              <w:rPr>
+                <w:sz w:val="18"/>
+              </w:rPr>
               <w:t xml:space="preserve">1. Stop launching</w:t>
             </w:r>
             <w:r>
+              <w:rPr>
+                <w:sz w:val="18"/>
+              </w:rPr>
               <w:t xml:space="preserve"> </w:t>
             </w:r>
             <w:r>
               <w:rPr>
                 <w:rStyle w:val="VerbatimChar"/>
+                <w:sz w:val="18"/>
               </w:rPr>
               <w:t xml:space="preserve">/api/voice/campaign</w:t>
             </w:r>
             <w:r>
+              <w:rPr>
+                <w:sz w:val="18"/>
+              </w:rPr>
               <w:t xml:space="preserve">. 2. Journeys:</w:t>
             </w:r>
             <w:r>
+              <w:rPr>
+                <w:sz w:val="18"/>
+              </w:rPr>
               <w:t xml:space="preserve"> </w:t>
             </w:r>
             <w:r>
               <w:rPr>
                 <w:rStyle w:val="VerbatimChar"/>
+                <w:sz w:val="18"/>
               </w:rPr>
               <w:t xml:space="preserve">voice_bot</w:t>
             </w:r>
             <w:r>
-              <w:t xml:space="preserve"> </w:t>
-            </w:r>
-            <w:r>
+              <w:rPr>
+                <w:sz w:val="18"/>
+              </w:rPr>
+              <w:t xml:space="preserve"> </w:t>
+            </w:r>
+            <w:r>
+              <w:rPr>
+                <w:sz w:val="18"/>
+              </w:rPr>
               <w:t xml:space="preserve">steps fail. The fallback is a</w:t>
             </w:r>
             <w:r>
+              <w:rPr>
+                <w:sz w:val="18"/>
+              </w:rPr>
               <w:t xml:space="preserve"> </w:t>
             </w:r>
             <w:r>
               <w:rPr>
                 <w:bCs/>
                 <w:b/>
+                <w:sz w:val="18"/>
               </w:rPr>
               <w:t xml:space="preserve">rule change</w:t>
             </w:r>
             <w:r>
-              <w:t xml:space="preserve"> </w:t>
-            </w:r>
-            <w:r>
+              <w:rPr>
+                <w:sz w:val="18"/>
+              </w:rPr>
+              <w:t xml:space="preserve"> </w:t>
+            </w:r>
+            <w:r>
+              <w:rPr>
+                <w:sz w:val="18"/>
+              </w:rPr>
               <w:t xml:space="preserve">(maker-checker) adding</w:t>
             </w:r>
             <w:r>
+              <w:rPr>
+                <w:sz w:val="18"/>
+              </w:rPr>
               <w:t xml:space="preserve"> </w:t>
             </w:r>
             <w:r>
               <w:rPr>
                 <w:rStyle w:val="VerbatimChar"/>
+                <w:sz w:val="18"/>
               </w:rPr>
               <w:t xml:space="preserve">telesales</w:t>
             </w:r>
             <w:r>
-              <w:t xml:space="preserve"> </w:t>
-            </w:r>
-            <w:r>
+              <w:rPr>
+                <w:sz w:val="18"/>
+              </w:rPr>
+              <w:t xml:space="preserve"> </w:t>
+            </w:r>
+            <w:r>
+              <w:rPr>
+                <w:sz w:val="18"/>
+              </w:rPr>
               <w:t xml:space="preserve">to the voice step's</w:t>
             </w:r>
             <w:r>
+              <w:rPr>
+                <w:sz w:val="18"/>
+              </w:rPr>
               <w:t xml:space="preserve"> </w:t>
             </w:r>
             <w:r>
               <w:rPr>
                 <w:rStyle w:val="VerbatimChar"/>
+                <w:sz w:val="18"/>
               </w:rPr>
               <w:t xml:space="preserve">channels</w:t>
             </w:r>
             <w:r>
+              <w:rPr>
+                <w:sz w:val="18"/>
+              </w:rPr>
               <w:t xml:space="preserve">, or raising hot-lead prioritisation for agents (</w:t>
             </w:r>
             <w:r>
               <w:rPr>
                 <w:rStyle w:val="VerbatimChar"/>
+                <w:sz w:val="18"/>
               </w:rPr>
               <w:t xml:space="preserve">GET /api/leads?tier=hot</w:t>
             </w:r>
             <w:r>
+              <w:rPr>
+                <w:sz w:val="18"/>
+              </w:rPr>
               <w:t xml:space="preserve">). 3. Supervisors add agent shifts. 4. Digital steps (push/ZNS/SMS) continue</w:t>
             </w:r>
           </w:p>
@@ -5271,9 +6994,13 @@
           <w:p>
             <w:pPr>
               <w:pStyle w:val="Compact"/>
-              <w:jc w:val="left"/>
-            </w:pPr>
-            <w:r>
+              <w:spacing w:before="20" w:after="20"/>
+              <w:jc w:val="left"/>
+            </w:pPr>
+            <w:r>
+              <w:rPr>
+                <w:sz w:val="18"/>
+              </w:rPr>
               <w:t xml:space="preserve">Fewer proactive calls; digital reminders continue</w:t>
             </w:r>
           </w:p>
@@ -5285,19 +7012,27 @@
           <w:p>
             <w:pPr>
               <w:pStyle w:val="Compact"/>
+              <w:spacing w:before="20" w:after="20"/>
               <w:jc w:val="left"/>
             </w:pPr>
             <w:r>
               <w:rPr>
                 <w:bCs/>
                 <w:b/>
+                <w:sz w:val="18"/>
               </w:rPr>
               <w:t xml:space="preserve">Telesales unavailable</w:t>
             </w:r>
             <w:r>
-              <w:t xml:space="preserve"> </w:t>
-            </w:r>
-            <w:r>
+              <w:rPr>
+                <w:sz w:val="18"/>
+              </w:rPr>
+              <w:t xml:space="preserve"> </w:t>
+            </w:r>
+            <w:r>
+              <w:rPr>
+                <w:sz w:val="18"/>
+              </w:rPr>
               <w:t xml:space="preserve">(call centre outage, strike, telephony down)</w:t>
             </w:r>
           </w:p>
@@ -5307,9 +7042,13 @@
           <w:p>
             <w:pPr>
               <w:pStyle w:val="Compact"/>
-              <w:jc w:val="left"/>
-            </w:pPr>
-            <w:r>
+              <w:spacing w:before="20" w:after="20"/>
+              <w:jc w:val="left"/>
+            </w:pPr>
+            <w:r>
+              <w:rPr>
+                <w:sz w:val="18"/>
+              </w:rPr>
               <w:t xml:space="preserve">Supervisor report; ALR-83 unworked handoffs</w:t>
             </w:r>
           </w:p>
@@ -5319,66 +7058,107 @@
           <w:p>
             <w:pPr>
               <w:pStyle w:val="Compact"/>
-              <w:jc w:val="left"/>
-            </w:pPr>
-            <w:r>
+              <w:spacing w:before="20" w:after="20"/>
+              <w:jc w:val="left"/>
+            </w:pPr>
+            <w:r>
+              <w:rPr>
+                <w:sz w:val="18"/>
+              </w:rPr>
               <w:t xml:space="preserve">1. Pause escalation to telesales: rule change removing</w:t>
             </w:r>
             <w:r>
+              <w:rPr>
+                <w:sz w:val="18"/>
+              </w:rPr>
               <w:t xml:space="preserve"> </w:t>
             </w:r>
             <w:r>
               <w:rPr>
                 <w:rStyle w:val="VerbatimChar"/>
+                <w:sz w:val="18"/>
               </w:rPr>
               <w:t xml:space="preserve">telesales</w:t>
             </w:r>
             <w:r>
-              <w:t xml:space="preserve"> </w:t>
-            </w:r>
-            <w:r>
+              <w:rPr>
+                <w:sz w:val="18"/>
+              </w:rPr>
+              <w:t xml:space="preserve"> </w:t>
+            </w:r>
+            <w:r>
+              <w:rPr>
+                <w:sz w:val="18"/>
+              </w:rPr>
               <w:t xml:space="preserve">from journey steps, or temporarily suspend journeys (SOP-07) if there is no other channel. 2. The voice bot outcome</w:t>
             </w:r>
             <w:r>
+              <w:rPr>
+                <w:sz w:val="18"/>
+              </w:rPr>
               <w:t xml:space="preserve"> </w:t>
             </w:r>
             <w:r>
               <w:rPr>
                 <w:rStyle w:val="VerbatimChar"/>
+                <w:sz w:val="18"/>
               </w:rPr>
               <w:t xml:space="preserve">hot_handoff</w:t>
             </w:r>
             <w:r>
-              <w:t xml:space="preserve"> </w:t>
-            </w:r>
-            <w:r>
+              <w:rPr>
+                <w:sz w:val="18"/>
+              </w:rPr>
+              <w:t xml:space="preserve"> </w:t>
+            </w:r>
+            <w:r>
+              <w:rPr>
+                <w:sz w:val="18"/>
+              </w:rPr>
               <w:t xml:space="preserve">still creates handoffs; switch the bot outcome guidance to</w:t>
             </w:r>
             <w:r>
+              <w:rPr>
+                <w:sz w:val="18"/>
+              </w:rPr>
               <w:t xml:space="preserve"> </w:t>
             </w:r>
             <w:r>
               <w:rPr>
                 <w:rStyle w:val="VerbatimChar"/>
+                <w:sz w:val="18"/>
               </w:rPr>
               <w:t xml:space="preserve">link_sent</w:t>
             </w:r>
             <w:r>
-              <w:t xml:space="preserve"> </w:t>
-            </w:r>
-            <w:r>
+              <w:rPr>
+                <w:sz w:val="18"/>
+              </w:rPr>
+              <w:t xml:space="preserve"> </w:t>
+            </w:r>
+            <w:r>
+              <w:rPr>
+                <w:sz w:val="18"/>
+              </w:rPr>
               <w:t xml:space="preserve">(rule change in</w:t>
             </w:r>
             <w:r>
+              <w:rPr>
+                <w:sz w:val="18"/>
+              </w:rPr>
               <w:t xml:space="preserve"> </w:t>
             </w:r>
             <w:r>
               <w:rPr>
                 <w:rStyle w:val="VerbatimChar"/>
+                <w:sz w:val="18"/>
               </w:rPr>
               <w:t xml:space="preserve">content.voicebot</w:t>
             </w:r>
             <w:r>
+              <w:rPr>
+                <w:sz w:val="18"/>
+              </w:rPr>
               <w:t xml:space="preserve">; customers receive the in-app link). 3. Partner channel unaffected</w:t>
             </w:r>
           </w:p>
@@ -5388,9 +7168,13 @@
           <w:p>
             <w:pPr>
               <w:pStyle w:val="Compact"/>
-              <w:jc w:val="left"/>
-            </w:pPr>
-            <w:r>
+              <w:spacing w:before="20" w:after="20"/>
+              <w:jc w:val="left"/>
+            </w:pPr>
+            <w:r>
+              <w:rPr>
+                <w:sz w:val="18"/>
+              </w:rPr>
               <w:t xml:space="preserve">Hot leads served by self-service link</w:t>
             </w:r>
           </w:p>
@@ -5402,12 +7186,14 @@
           <w:p>
             <w:pPr>
               <w:pStyle w:val="Compact"/>
+              <w:spacing w:before="20" w:after="20"/>
               <w:jc w:val="left"/>
             </w:pPr>
             <w:r>
               <w:rPr>
                 <w:bCs/>
                 <w:b/>
+                <w:sz w:val="18"/>
               </w:rPr>
               <w:t xml:space="preserve">Zalo ZNS or SMS provider outage</w:t>
             </w:r>
@@ -5418,9 +7204,13 @@
           <w:p>
             <w:pPr>
               <w:pStyle w:val="Compact"/>
-              <w:jc w:val="left"/>
-            </w:pPr>
-            <w:r>
+              <w:spacing w:before="20" w:after="20"/>
+              <w:jc w:val="left"/>
+            </w:pPr>
+            <w:r>
+              <w:rPr>
+                <w:sz w:val="18"/>
+              </w:rPr>
               <w:t xml:space="preserve">ALR-31, RB-04</w:t>
             </w:r>
           </w:p>
@@ -5430,9 +7220,13 @@
           <w:p>
             <w:pPr>
               <w:pStyle w:val="Compact"/>
-              <w:jc w:val="left"/>
-            </w:pPr>
-            <w:r>
+              <w:spacing w:before="20" w:after="20"/>
+              <w:jc w:val="left"/>
+            </w:pPr>
+            <w:r>
+              <w:rPr>
+                <w:sz w:val="18"/>
+              </w:rPr>
               <w:t xml:space="preserve">Channel fallback is built in (app push → ZNS → SMS order per step). For a prolonged outage, a rule change reorders channels. Customers with no app and no other channel wait for recovery</w:t>
             </w:r>
           </w:p>
@@ -5442,9 +7236,13 @@
           <w:p>
             <w:pPr>
               <w:pStyle w:val="Compact"/>
-              <w:jc w:val="left"/>
-            </w:pPr>
-            <w:r>
+              <w:spacing w:before="20" w:after="20"/>
+              <w:jc w:val="left"/>
+            </w:pPr>
+            <w:r>
+              <w:rPr>
+                <w:sz w:val="18"/>
+              </w:rPr>
               <w:t xml:space="preserve">Some reminders delayed</w:t>
             </w:r>
           </w:p>
@@ -5456,25 +7254,33 @@
           <w:p>
             <w:pPr>
               <w:pStyle w:val="Compact"/>
+              <w:spacing w:before="20" w:after="20"/>
               <w:jc w:val="left"/>
             </w:pPr>
             <w:r>
               <w:rPr>
                 <w:bCs/>
                 <w:b/>
+                <w:sz w:val="18"/>
               </w:rPr>
               <w:t xml:space="preserve">VETC wallet outage</w:t>
             </w:r>
           </w:p>
         </w:tc>
         <w:tc>
-          <w:tcPr/>
-          <w:p>
-            <w:pPr>
-              <w:pStyle w:val="Compact"/>
-              <w:jc w:val="left"/>
-            </w:pPr>
-            <w:r>
+          <w:tcPr>
+            <w:noWrap/>
+          </w:tcPr>
+          <w:p>
+            <w:pPr>
+              <w:pStyle w:val="Compact"/>
+              <w:spacing w:before="20" w:after="20"/>
+              <w:jc w:val="left"/>
+            </w:pPr>
+            <w:r>
+              <w:rPr>
+                <w:sz w:val="18"/>
+              </w:rPr>
               <w:t xml:space="preserve">RB-02</w:t>
             </w:r>
           </w:p>
@@ -5484,21 +7290,29 @@
           <w:p>
             <w:pPr>
               <w:pStyle w:val="Compact"/>
-              <w:jc w:val="left"/>
-            </w:pPr>
-            <w:r>
-              <w:t xml:space="preserve">No alternative payment method in scope (by design: pay only in the official app). Banner in the app; telesales collect intent and call back; journeys paused (SOP-07) so reminders do not drive customers into failures</w:t>
-            </w:r>
-          </w:p>
-        </w:tc>
-        <w:tc>
-          <w:tcPr/>
-          <w:p>
-            <w:pPr>
-              <w:pStyle w:val="Compact"/>
-              <w:jc w:val="left"/>
-            </w:pPr>
-            <w:r>
+              <w:spacing w:before="20" w:after="20"/>
+              <w:jc w:val="left"/>
+            </w:pPr>
+            <w:r>
+              <w:rPr>
+                <w:sz w:val="18"/>
+              </w:rPr>
+              <w:t xml:space="preserve">No alternative payment method in scope (by design: customers pay only in the official app, staff never take payment). Banner in the app; telesales collect intent, send quotes and call back; journeys paused (SOP-07) so reminders do not drive customers into failures</w:t>
+            </w:r>
+          </w:p>
+        </w:tc>
+        <w:tc>
+          <w:tcPr/>
+          <w:p>
+            <w:pPr>
+              <w:pStyle w:val="Compact"/>
+              <w:spacing w:before="20" w:after="20"/>
+              <w:jc w:val="left"/>
+            </w:pPr>
+            <w:r>
+              <w:rPr>
+                <w:sz w:val="18"/>
+              </w:rPr>
               <w:t xml:space="preserve">Purchases delayed</w:t>
             </w:r>
           </w:p>
@@ -5510,25 +7324,33 @@
           <w:p>
             <w:pPr>
               <w:pStyle w:val="Compact"/>
+              <w:spacing w:before="20" w:after="20"/>
               <w:jc w:val="left"/>
             </w:pPr>
             <w:r>
               <w:rPr>
                 <w:bCs/>
                 <w:b/>
+                <w:sz w:val="18"/>
               </w:rPr>
               <w:t xml:space="preserve">TASCO core outage</w:t>
             </w:r>
           </w:p>
         </w:tc>
         <w:tc>
-          <w:tcPr/>
-          <w:p>
-            <w:pPr>
-              <w:pStyle w:val="Compact"/>
-              <w:jc w:val="left"/>
-            </w:pPr>
-            <w:r>
+          <w:tcPr>
+            <w:noWrap/>
+          </w:tcPr>
+          <w:p>
+            <w:pPr>
+              <w:pStyle w:val="Compact"/>
+              <w:spacing w:before="20" w:after="20"/>
+              <w:jc w:val="left"/>
+            </w:pPr>
+            <w:r>
+              <w:rPr>
+                <w:sz w:val="18"/>
+              </w:rPr>
               <w:t xml:space="preserve">RB-03</w:t>
             </w:r>
           </w:p>
@@ -5538,38 +7360,123 @@
           <w:p>
             <w:pPr>
               <w:pStyle w:val="Compact"/>
-              <w:jc w:val="left"/>
-            </w:pPr>
-            <w:r>
-              <w:t xml:space="preserve">Stop sales (pause journeys, hide the renew banner); queue handoffs for callback;</w:t>
-            </w:r>
-            <w:r>
-              <w:t xml:space="preserve"> </w:t>
-            </w:r>
+              <w:spacing w:before="20" w:after="20"/>
+              <w:jc w:val="left"/>
+            </w:pPr>
+            <w:r>
+              <w:rPr>
+                <w:sz w:val="18"/>
+              </w:rPr>
+              <w:t xml:space="preserve">Stop sales (pause journeys, hide the renew banner); queue handoffs for callback; orders that fail at issuance are compensated automatically (lines cancelled, full refund); any</w:t>
+            </w:r>
+            <w:r>
+              <w:rPr>
+                <w:sz w:val="18"/>
+              </w:rPr>
+              <w:t xml:space="preserve"> </w:t>
+            </w:r>
+            <w:r>
+              <w:rPr>
+                <w:rStyle w:val="VerbatimChar"/>
+                <w:sz w:val="18"/>
+              </w:rPr>
+              <w:t xml:space="preserve">compensation_failed</w:t>
+            </w:r>
+            <w:r>
+              <w:rPr>
+                <w:sz w:val="18"/>
+              </w:rPr>
+              <w:t xml:space="preserve"> </w:t>
+            </w:r>
+            <w:r>
+              <w:rPr>
+                <w:sz w:val="18"/>
+              </w:rPr>
+              <w:t xml:space="preserve">order is worked manually (RB-11)</w:t>
+            </w:r>
+          </w:p>
+        </w:tc>
+        <w:tc>
+          <w:tcPr/>
+          <w:p>
+            <w:pPr>
+              <w:pStyle w:val="Compact"/>
+              <w:spacing w:before="20" w:after="20"/>
+              <w:jc w:val="left"/>
+            </w:pPr>
+            <w:r>
+              <w:rPr>
+                <w:sz w:val="18"/>
+              </w:rPr>
+              <w:t xml:space="preserve">Purchases delayed</w:t>
+            </w:r>
+          </w:p>
+        </w:tc>
+      </w:tr>
+      <w:tr>
+        <w:tc>
+          <w:tcPr/>
+          <w:p>
+            <w:pPr>
+              <w:pStyle w:val="Compact"/>
+              <w:spacing w:before="20" w:after="20"/>
+              <w:jc w:val="left"/>
+            </w:pPr>
             <w:r>
               <w:rPr>
                 <w:bCs/>
                 <w:b/>
-              </w:rPr>
-              <w:t xml:space="preserve">do not take payments</w:t>
-            </w:r>
-            <w:r>
-              <w:t xml:space="preserve"> </w:t>
-            </w:r>
-            <w:r>
-              <w:t xml:space="preserve">without issuance</w:t>
-            </w:r>
-          </w:p>
-        </w:tc>
-        <w:tc>
-          <w:tcPr/>
-          <w:p>
-            <w:pPr>
-              <w:pStyle w:val="Compact"/>
-              <w:jc w:val="left"/>
-            </w:pPr>
-            <w:r>
-              <w:t xml:space="preserve">Purchases delayed</w:t>
+                <w:sz w:val="18"/>
+              </w:rPr>
+              <w:t xml:space="preserve">VETC SSO / app outage</w:t>
+            </w:r>
+          </w:p>
+        </w:tc>
+        <w:tc>
+          <w:tcPr/>
+          <w:p>
+            <w:pPr>
+              <w:pStyle w:val="Compact"/>
+              <w:spacing w:before="20" w:after="20"/>
+              <w:jc w:val="left"/>
+            </w:pPr>
+            <w:r>
+              <w:rPr>
+                <w:sz w:val="18"/>
+              </w:rPr>
+              <w:t xml:space="preserve">VETC notification</w:t>
+            </w:r>
+          </w:p>
+        </w:tc>
+        <w:tc>
+          <w:tcPr/>
+          <w:p>
+            <w:pPr>
+              <w:pStyle w:val="Compact"/>
+              <w:spacing w:before="20" w:after="20"/>
+              <w:jc w:val="left"/>
+            </w:pPr>
+            <w:r>
+              <w:rPr>
+                <w:sz w:val="18"/>
+              </w:rPr>
+              <w:t xml:space="preserve">Zalo mini-app path (signed links) continues if Zalo is up; telesales assist</w:t>
+            </w:r>
+          </w:p>
+        </w:tc>
+        <w:tc>
+          <w:tcPr/>
+          <w:p>
+            <w:pPr>
+              <w:pStyle w:val="Compact"/>
+              <w:spacing w:before="20" w:after="20"/>
+              <w:jc w:val="left"/>
+            </w:pPr>
+            <w:r>
+              <w:rPr>
+                <w:sz w:val="18"/>
+              </w:rPr>
+              <w:t xml:space="preserve">Partial</w:t>
             </w:r>
           </w:p>
         </w:tc>
@@ -5580,73 +7487,27 @@
           <w:p>
             <w:pPr>
               <w:pStyle w:val="Compact"/>
+              <w:spacing w:before="20" w:after="20"/>
               <w:jc w:val="left"/>
             </w:pPr>
             <w:r>
               <w:rPr>
                 <w:bCs/>
                 <w:b/>
-              </w:rPr>
-              <w:t xml:space="preserve">VETC SSO / app outage</w:t>
-            </w:r>
-          </w:p>
-        </w:tc>
-        <w:tc>
-          <w:tcPr/>
-          <w:p>
-            <w:pPr>
-              <w:pStyle w:val="Compact"/>
-              <w:jc w:val="left"/>
-            </w:pPr>
-            <w:r>
-              <w:t xml:space="preserve">VETC notification</w:t>
-            </w:r>
-          </w:p>
-        </w:tc>
-        <w:tc>
-          <w:tcPr/>
-          <w:p>
-            <w:pPr>
-              <w:pStyle w:val="Compact"/>
-              <w:jc w:val="left"/>
-            </w:pPr>
-            <w:r>
-              <w:t xml:space="preserve">Zalo mini-app path (signed links) continues if Zalo is up; telesales assist</w:t>
-            </w:r>
-          </w:p>
-        </w:tc>
-        <w:tc>
-          <w:tcPr/>
-          <w:p>
-            <w:pPr>
-              <w:pStyle w:val="Compact"/>
-              <w:jc w:val="left"/>
-            </w:pPr>
-            <w:r>
-              <w:t xml:space="preserve">Partial</w:t>
-            </w:r>
-          </w:p>
-        </w:tc>
-      </w:tr>
-      <w:tr>
-        <w:tc>
-          <w:tcPr/>
-          <w:p>
-            <w:pPr>
-              <w:pStyle w:val="Compact"/>
-              <w:jc w:val="left"/>
-            </w:pPr>
-            <w:r>
-              <w:rPr>
-                <w:bCs/>
-                <w:b/>
+                <w:sz w:val="18"/>
               </w:rPr>
               <w:t xml:space="preserve">Platform total outage</w:t>
             </w:r>
             <w:r>
-              <w:t xml:space="preserve"> </w:t>
-            </w:r>
-            <w:r>
+              <w:rPr>
+                <w:sz w:val="18"/>
+              </w:rPr>
+              <w:t xml:space="preserve"> </w:t>
+            </w:r>
+            <w:r>
+              <w:rPr>
+                <w:sz w:val="18"/>
+              </w:rPr>
               <w:t xml:space="preserve">(DR invoked)</w:t>
             </w:r>
           </w:p>
@@ -5656,9 +7517,13 @@
           <w:p>
             <w:pPr>
               <w:pStyle w:val="Compact"/>
-              <w:jc w:val="left"/>
-            </w:pPr>
-            <w:r>
+              <w:spacing w:before="20" w:after="20"/>
+              <w:jc w:val="left"/>
+            </w:pPr>
+            <w:r>
+              <w:rPr>
+                <w:sz w:val="18"/>
+              </w:rPr>
               <w:t xml:space="preserve">§6</w:t>
             </w:r>
           </w:p>
@@ -5668,9 +7533,13 @@
           <w:p>
             <w:pPr>
               <w:pStyle w:val="Compact"/>
-              <w:jc w:val="left"/>
-            </w:pPr>
-            <w:r>
+              <w:spacing w:before="20" w:after="20"/>
+              <w:jc w:val="left"/>
+            </w:pPr>
+            <w:r>
+              <w:rPr>
+                <w:sz w:val="18"/>
+              </w:rPr>
               <w:t xml:space="preserve">VETC CS scripts; TASCO hotline for claims FNOL; partners informed</w:t>
             </w:r>
           </w:p>
@@ -5680,9 +7549,13 @@
           <w:p>
             <w:pPr>
               <w:pStyle w:val="Compact"/>
-              <w:jc w:val="left"/>
-            </w:pPr>
-            <w:r>
+              <w:spacing w:before="20" w:after="20"/>
+              <w:jc w:val="left"/>
+            </w:pPr>
+            <w:r>
+              <w:rPr>
+                <w:sz w:val="18"/>
+              </w:rPr>
               <w:t xml:space="preserve">Per RTO</w:t>
             </w:r>
           </w:p>
@@ -5779,12 +7652,14 @@
           <w:p>
             <w:pPr>
               <w:pStyle w:val="Compact"/>
+              <w:spacing w:before="20" w:after="20"/>
               <w:jc w:val="left"/>
             </w:pPr>
             <w:r>
               <w:rPr>
                 <w:b/>
                 <w:color w:val="FFFFFF"/>
+                <w:sz w:val="18"/>
               </w:rPr>
               <w:t xml:space="preserve">Audience</w:t>
             </w:r>
@@ -5797,12 +7672,14 @@
           <w:p>
             <w:pPr>
               <w:pStyle w:val="Compact"/>
+              <w:spacing w:before="20" w:after="20"/>
               <w:jc w:val="left"/>
             </w:pPr>
             <w:r>
               <w:rPr>
                 <w:b/>
                 <w:color w:val="FFFFFF"/>
+                <w:sz w:val="18"/>
               </w:rPr>
               <w:t xml:space="preserve">Message owner</w:t>
             </w:r>
@@ -5815,12 +7692,14 @@
           <w:p>
             <w:pPr>
               <w:pStyle w:val="Compact"/>
+              <w:spacing w:before="20" w:after="20"/>
               <w:jc w:val="left"/>
             </w:pPr>
             <w:r>
               <w:rPr>
                 <w:b/>
                 <w:color w:val="FFFFFF"/>
+                <w:sz w:val="18"/>
               </w:rPr>
               <w:t xml:space="preserve">Channel</w:t>
             </w:r>
@@ -5833,12 +7712,14 @@
           <w:p>
             <w:pPr>
               <w:pStyle w:val="Compact"/>
+              <w:spacing w:before="20" w:after="20"/>
               <w:jc w:val="left"/>
             </w:pPr>
             <w:r>
               <w:rPr>
                 <w:b/>
                 <w:color w:val="FFFFFF"/>
+                <w:sz w:val="18"/>
               </w:rPr>
               <w:t xml:space="preserve">Timing</w:t>
             </w:r>
@@ -5851,9 +7732,13 @@
           <w:p>
             <w:pPr>
               <w:pStyle w:val="Compact"/>
-              <w:jc w:val="left"/>
-            </w:pPr>
-            <w:r>
+              <w:spacing w:before="20" w:after="20"/>
+              <w:jc w:val="left"/>
+            </w:pPr>
+            <w:r>
+              <w:rPr>
+                <w:sz w:val="18"/>
+              </w:rPr>
               <w:t xml:space="preserve">Executive (TASCO IT Head, Business Owner, VETC IT Lead)</w:t>
             </w:r>
           </w:p>
@@ -5863,9 +7748,13 @@
           <w:p>
             <w:pPr>
               <w:pStyle w:val="Compact"/>
-              <w:jc w:val="left"/>
-            </w:pPr>
-            <w:r>
+              <w:spacing w:before="20" w:after="20"/>
+              <w:jc w:val="left"/>
+            </w:pPr>
+            <w:r>
+              <w:rPr>
+                <w:sz w:val="18"/>
+              </w:rPr>
               <w:t xml:space="preserve">Incident Commander</w:t>
             </w:r>
           </w:p>
@@ -5875,9 +7764,13 @@
           <w:p>
             <w:pPr>
               <w:pStyle w:val="Compact"/>
-              <w:jc w:val="left"/>
-            </w:pPr>
-            <w:r>
+              <w:spacing w:before="20" w:after="20"/>
+              <w:jc w:val="left"/>
+            </w:pPr>
+            <w:r>
+              <w:rPr>
+                <w:sz w:val="18"/>
+              </w:rPr>
               <w:t xml:space="preserve">Phone + email</w:t>
             </w:r>
           </w:p>
@@ -5887,9 +7780,13 @@
           <w:p>
             <w:pPr>
               <w:pStyle w:val="Compact"/>
-              <w:jc w:val="left"/>
-            </w:pPr>
-            <w:r>
+              <w:spacing w:before="20" w:after="20"/>
+              <w:jc w:val="left"/>
+            </w:pPr>
+            <w:r>
+              <w:rPr>
+                <w:sz w:val="18"/>
+              </w:rPr>
               <w:t xml:space="preserve">Within 30 min of declaring Sev 1 / DR; then hourly</w:t>
             </w:r>
           </w:p>
@@ -5901,9 +7798,13 @@
           <w:p>
             <w:pPr>
               <w:pStyle w:val="Compact"/>
-              <w:jc w:val="left"/>
-            </w:pPr>
-            <w:r>
+              <w:spacing w:before="20" w:after="20"/>
+              <w:jc w:val="left"/>
+            </w:pPr>
+            <w:r>
+              <w:rPr>
+                <w:sz w:val="18"/>
+              </w:rPr>
               <w:t xml:space="preserve">Staff users (telesales, campaign, claims)</w:t>
             </w:r>
           </w:p>
@@ -5913,9 +7814,13 @@
           <w:p>
             <w:pPr>
               <w:pStyle w:val="Compact"/>
-              <w:jc w:val="left"/>
-            </w:pPr>
-            <w:r>
+              <w:spacing w:before="20" w:after="20"/>
+              <w:jc w:val="left"/>
+            </w:pPr>
+            <w:r>
+              <w:rPr>
+                <w:sz w:val="18"/>
+              </w:rPr>
               <w:t xml:space="preserve">Service desk</w:t>
             </w:r>
           </w:p>
@@ -5925,9 +7830,13 @@
           <w:p>
             <w:pPr>
               <w:pStyle w:val="Compact"/>
-              <w:jc w:val="left"/>
-            </w:pPr>
-            <w:r>
+              <w:spacing w:before="20" w:after="20"/>
+              <w:jc w:val="left"/>
+            </w:pPr>
+            <w:r>
+              <w:rPr>
+                <w:sz w:val="18"/>
+              </w:rPr>
               <w:t xml:space="preserve">Teams/Zalo broadcast</w:t>
             </w:r>
           </w:p>
@@ -5937,9 +7846,13 @@
           <w:p>
             <w:pPr>
               <w:pStyle w:val="Compact"/>
-              <w:jc w:val="left"/>
-            </w:pPr>
-            <w:r>
+              <w:spacing w:before="20" w:after="20"/>
+              <w:jc w:val="left"/>
+            </w:pPr>
+            <w:r>
+              <w:rPr>
+                <w:sz w:val="18"/>
+              </w:rPr>
               <w:t xml:space="preserve">Within 30 min</w:t>
             </w:r>
           </w:p>
@@ -5947,13 +7860,19 @@
       </w:tr>
       <w:tr>
         <w:tc>
-          <w:tcPr/>
-          <w:p>
-            <w:pPr>
-              <w:pStyle w:val="Compact"/>
-              <w:jc w:val="left"/>
-            </w:pPr>
-            <w:r>
+          <w:tcPr>
+            <w:noWrap/>
+          </w:tcPr>
+          <w:p>
+            <w:pPr>
+              <w:pStyle w:val="Compact"/>
+              <w:spacing w:before="20" w:after="20"/>
+              <w:jc w:val="left"/>
+            </w:pPr>
+            <w:r>
+              <w:rPr>
+                <w:sz w:val="18"/>
+              </w:rPr>
               <w:t xml:space="preserve">Customers</w:t>
             </w:r>
           </w:p>
@@ -5963,9 +7882,13 @@
           <w:p>
             <w:pPr>
               <w:pStyle w:val="Compact"/>
-              <w:jc w:val="left"/>
-            </w:pPr>
-            <w:r>
+              <w:spacing w:before="20" w:after="20"/>
+              <w:jc w:val="left"/>
+            </w:pPr>
+            <w:r>
+              <w:rPr>
+                <w:sz w:val="18"/>
+              </w:rPr>
               <w:t xml:space="preserve">VETC CS + TASCO Marketing (Compliance-approved templates)</w:t>
             </w:r>
           </w:p>
@@ -5975,9 +7898,13 @@
           <w:p>
             <w:pPr>
               <w:pStyle w:val="Compact"/>
-              <w:jc w:val="left"/>
-            </w:pPr>
-            <w:r>
+              <w:spacing w:before="20" w:after="20"/>
+              <w:jc w:val="left"/>
+            </w:pPr>
+            <w:r>
+              <w:rPr>
+                <w:sz w:val="18"/>
+              </w:rPr>
               <w:t xml:space="preserve">In-app banner, ZNS service message, hotline IVR</w:t>
             </w:r>
           </w:p>
@@ -5987,9 +7914,13 @@
           <w:p>
             <w:pPr>
               <w:pStyle w:val="Compact"/>
-              <w:jc w:val="left"/>
-            </w:pPr>
-            <w:r>
+              <w:spacing w:before="20" w:after="20"/>
+              <w:jc w:val="left"/>
+            </w:pPr>
+            <w:r>
+              <w:rPr>
+                <w:sz w:val="18"/>
+              </w:rPr>
               <w:t xml:space="preserve">When the purchase path is down &gt; 30 min</w:t>
             </w:r>
           </w:p>
@@ -5997,13 +7928,19 @@
       </w:tr>
       <w:tr>
         <w:tc>
-          <w:tcPr/>
-          <w:p>
-            <w:pPr>
-              <w:pStyle w:val="Compact"/>
-              <w:jc w:val="left"/>
-            </w:pPr>
-            <w:r>
+          <w:tcPr>
+            <w:noWrap/>
+          </w:tcPr>
+          <w:p>
+            <w:pPr>
+              <w:pStyle w:val="Compact"/>
+              <w:spacing w:before="20" w:after="20"/>
+              <w:jc w:val="left"/>
+            </w:pPr>
+            <w:r>
+              <w:rPr>
+                <w:sz w:val="18"/>
+              </w:rPr>
               <w:t xml:space="preserve">Partners</w:t>
             </w:r>
           </w:p>
@@ -6013,9 +7950,13 @@
           <w:p>
             <w:pPr>
               <w:pStyle w:val="Compact"/>
-              <w:jc w:val="left"/>
-            </w:pPr>
-            <w:r>
+              <w:spacing w:before="20" w:after="20"/>
+              <w:jc w:val="left"/>
+            </w:pPr>
+            <w:r>
+              <w:rPr>
+                <w:sz w:val="18"/>
+              </w:rPr>
               <w:t xml:space="preserve">Partner Manager</w:t>
             </w:r>
           </w:p>
@@ -6025,9 +7966,13 @@
           <w:p>
             <w:pPr>
               <w:pStyle w:val="Compact"/>
-              <w:jc w:val="left"/>
-            </w:pPr>
-            <w:r>
+              <w:spacing w:before="20" w:after="20"/>
+              <w:jc w:val="left"/>
+            </w:pPr>
+            <w:r>
+              <w:rPr>
+                <w:sz w:val="18"/>
+              </w:rPr>
               <w:t xml:space="preserve">Partner status email / portal</w:t>
             </w:r>
           </w:p>
@@ -6037,9 +7982,13 @@
           <w:p>
             <w:pPr>
               <w:pStyle w:val="Compact"/>
-              <w:jc w:val="left"/>
-            </w:pPr>
-            <w:r>
+              <w:spacing w:before="20" w:after="20"/>
+              <w:jc w:val="left"/>
+            </w:pPr>
+            <w:r>
+              <w:rPr>
+                <w:sz w:val="18"/>
+              </w:rPr>
               <w:t xml:space="preserve">Within 30 min of partner API impact</w:t>
             </w:r>
           </w:p>
@@ -6051,9 +8000,13 @@
           <w:p>
             <w:pPr>
               <w:pStyle w:val="Compact"/>
-              <w:jc w:val="left"/>
-            </w:pPr>
-            <w:r>
+              <w:spacing w:before="20" w:after="20"/>
+              <w:jc w:val="left"/>
+            </w:pPr>
+            <w:r>
+              <w:rPr>
+                <w:sz w:val="18"/>
+              </w:rPr>
               <w:t xml:space="preserve">Regulators / data subjects (personal data breach)</w:t>
             </w:r>
           </w:p>
@@ -6063,9 +8016,13 @@
           <w:p>
             <w:pPr>
               <w:pStyle w:val="Compact"/>
-              <w:jc w:val="left"/>
-            </w:pPr>
-            <w:r>
+              <w:spacing w:before="20" w:after="20"/>
+              <w:jc w:val="left"/>
+            </w:pPr>
+            <w:r>
+              <w:rPr>
+                <w:sz w:val="18"/>
+              </w:rPr>
               <w:t xml:space="preserve">DPO with Legal</w:t>
             </w:r>
           </w:p>
@@ -6075,9 +8032,13 @@
           <w:p>
             <w:pPr>
               <w:pStyle w:val="Compact"/>
-              <w:jc w:val="left"/>
-            </w:pPr>
-            <w:r>
+              <w:spacing w:before="20" w:after="20"/>
+              <w:jc w:val="left"/>
+            </w:pPr>
+            <w:r>
+              <w:rPr>
+                <w:sz w:val="18"/>
+              </w:rPr>
               <w:t xml:space="preserve">Per statutory process</w:t>
             </w:r>
           </w:p>
@@ -6087,9 +8048,13 @@
           <w:p>
             <w:pPr>
               <w:pStyle w:val="Compact"/>
-              <w:jc w:val="left"/>
-            </w:pPr>
-            <w:r>
+              <w:spacing w:before="20" w:after="20"/>
+              <w:jc w:val="left"/>
+            </w:pPr>
+            <w:r>
+              <w:rPr>
+                <w:sz w:val="18"/>
+              </w:rPr>
               <w:t xml:space="preserve">Per legal deadlines</w:t>
             </w:r>
           </w:p>
@@ -6166,7 +8131,7 @@
     </w:pPr>
     <w:r>
       <w:rPr>
-        <w:rFonts w:ascii="Arial" w:hAnsi="Arial"/>
+        <w:rFonts w:ascii="Calibri" w:hAnsi="Calibri"/>
         <w:sz w:val="16"/>
       </w:rPr>
       <w:t xml:space="preserve">Prepared by iorta TechNXT · Confidential · Page </w:t>
@@ -6211,7 +8176,7 @@
     </w:pPr>
     <w:r>
       <w:rPr>
-        <w:rFonts w:ascii="Arial" w:hAnsi="Arial"/>
+        <w:rFonts w:ascii="Calibri" w:hAnsi="Calibri"/>
         <w:color w:val="213368"/>
         <w:sz w:val="16"/>
       </w:rPr>
@@ -6584,9 +8549,9 @@
     <w:name w:val="Normal"/>
     <w:qFormat/>
     <w:rPr>
-      <w:rFonts w:ascii="Arial" w:cs="Arial" w:eastAsia="Arial" w:hAnsi="Arial"/>
+      <w:rFonts w:ascii="Calibri" w:cs="Calibri" w:eastAsia="Calibri" w:hAnsi="Calibri"/>
       <w:color w:val="121A33"/>
-      <w:sz w:val="21"/>
+      <w:sz w:val="22"/>
     </w:rPr>
   </w:style>
   <w:style w:styleId="BodyText" w:type="paragraph">
@@ -6598,9 +8563,9 @@
     </w:pPr>
     <w:qFormat/>
     <w:rPr>
-      <w:rFonts w:ascii="Arial" w:cs="Arial" w:eastAsia="Arial" w:hAnsi="Arial"/>
+      <w:rFonts w:ascii="Calibri" w:cs="Calibri" w:eastAsia="Calibri" w:hAnsi="Calibri"/>
       <w:color w:val="121A33"/>
-      <w:sz w:val="21"/>
+      <w:sz w:val="22"/>
     </w:rPr>
   </w:style>
   <w:style w:customStyle="1" w:styleId="FirstParagraph" w:type="paragraph">
@@ -6609,9 +8574,9 @@
     <w:next w:val="BodyText"/>
     <w:qFormat/>
     <w:rPr>
-      <w:rFonts w:ascii="Arial" w:cs="Arial" w:eastAsia="Arial" w:hAnsi="Arial"/>
+      <w:rFonts w:ascii="Calibri" w:cs="Calibri" w:eastAsia="Calibri" w:hAnsi="Calibri"/>
       <w:color w:val="121A33"/>
-      <w:sz w:val="21"/>
+      <w:sz w:val="22"/>
     </w:rPr>
   </w:style>
   <w:style w:customStyle="1" w:styleId="Compact" w:type="paragraph">
@@ -6622,9 +8587,9 @@
       <w:spacing w:after="36" w:before="36"/>
     </w:pPr>
     <w:rPr>
-      <w:rFonts w:ascii="Arial" w:cs="Arial" w:eastAsia="Arial" w:hAnsi="Arial"/>
+      <w:rFonts w:ascii="Calibri" w:cs="Calibri" w:eastAsia="Calibri" w:hAnsi="Calibri"/>
       <w:color w:val="121A33"/>
-      <w:sz w:val="21"/>
+      <w:sz w:val="22"/>
     </w:rPr>
   </w:style>
   <w:style w:styleId="Title" w:type="paragraph">
@@ -6639,11 +8604,11 @@
       <w:jc w:val="center"/>
     </w:pPr>
     <w:rPr>
-      <w:rFonts w:ascii="Arial" w:asciiTheme="majorHAnsi" w:cs="Arial" w:cstheme="majorBidi" w:eastAsia="Arial" w:eastAsiaTheme="majorEastAsia" w:hAnsi="Arial" w:hAnsiTheme="majorHAnsi"/>
+      <w:rFonts w:ascii="Calibri" w:asciiTheme="majorHAnsi" w:cs="Calibri" w:cstheme="majorBidi" w:eastAsia="Calibri" w:eastAsiaTheme="majorEastAsia" w:hAnsi="Calibri" w:hAnsiTheme="majorHAnsi"/>
       <w:b/>
       <w:bCs/>
       <w:color w:val="213368"/>
-      <w:sz w:val="48"/>
+      <w:sz w:val="52"/>
       <w:szCs w:val="36"/>
     </w:rPr>
   </w:style>
@@ -6659,7 +8624,7 @@
       <w:jc w:val="center"/>
     </w:pPr>
     <w:rPr>
-      <w:rFonts w:ascii="Arial" w:cs="Arial" w:eastAsia="Arial" w:hAnsi="Arial"/>
+      <w:rFonts w:ascii="Calibri" w:cs="Calibri" w:eastAsia="Calibri" w:hAnsi="Calibri"/>
       <w:b w:val="0"/>
       <w:color w:val="0B6B66"/>
       <w:sz w:val="26"/>
@@ -6928,9 +8893,9 @@
       <w:ind w:firstLine="0" w:left="480" w:right="480"/>
     </w:pPr>
     <w:rPr>
-      <w:rFonts w:ascii="Arial" w:cs="Arial" w:eastAsia="Arial" w:hAnsi="Arial"/>
+      <w:rFonts w:ascii="Calibri" w:cs="Calibri" w:eastAsia="Calibri" w:hAnsi="Calibri"/>
       <w:color w:val="121A33"/>
-      <w:sz w:val="21"/>
+      <w:sz w:val="22"/>
     </w:rPr>
   </w:style>
   <w:style w:styleId="FootnoteText" w:type="paragraph">
@@ -6953,7 +8918,7 @@
     <w:unhideWhenUsed/>
     <w:qFormat/>
     <w:rPr>
-      <w:rFonts w:ascii="Arial" w:cs="Arial" w:eastAsia="Arial" w:hAnsi="Arial"/>
+      <w:rFonts w:ascii="Calibri" w:cs="Calibri" w:eastAsia="Calibri" w:hAnsi="Calibri"/>
       <w:sz w:val="18"/>
     </w:rPr>
     <w:tblPr>
@@ -7049,7 +9014,8 @@
     <w:basedOn w:val="BodyTextChar"/>
     <w:rPr>
       <w:rFonts w:ascii="Consolas" w:cs="Consolas" w:eastAsia="Consolas" w:hAnsi="Consolas"/>
-      <w:sz w:val="17"/>
+      <w:color w:val="2A3A6E"/>
+      <w:sz w:val="18"/>
     </w:rPr>
   </w:style>
   <w:style w:customStyle="1" w:styleId="SectionNumber" w:type="character">
